--- a/downloads/teacher/ai-2-week-34.docx
+++ b/downloads/teacher/ai-2-week-34.docx
@@ -2849,6 +2849,396 @@
         <w:t>Build a recommender evaluation matrix with routine, boundary, missing, invalid and tie cases, then add separately planned user-condition coverage.</w:t>
       </w:r>
     </w:p>
+    <w:p>
+      <w:pPr>
+        <w:pStyle w:val="Heading1"/>
+      </w:pPr>
+      <w:r>
+        <w:t>07. Prepare, teach and assess</w:t>
+      </w:r>
+    </w:p>
+    <w:p>
+      <w:r>
+        <w:t>Teaching target: Evaluate across varied cases</w:t>
+      </w:r>
+    </w:p>
+    <w:p>
+      <w:r>
+        <w:t>Prepare the labelled worked-case picture, the matching workbook, fictional input cards and a place for individual responses. No paid AI account is required for the paper reasoning activities.</w:t>
+      </w:r>
+    </w:p>
+    <w:tbl>
+      <w:tblPr>
+        <w:tblStyle w:val="LightShading-Accent1"/>
+        <w:tblW w:type="auto" w:w="0"/>
+        <w:tblLook w:firstColumn="1" w:firstRow="1" w:lastColumn="0" w:lastRow="0" w:noHBand="0" w:noVBand="1" w:val="04A0"/>
+      </w:tblPr>
+      <w:tblGrid>
+        <w:gridCol w:w="3408"/>
+        <w:gridCol w:w="3408"/>
+        <w:gridCol w:w="3408"/>
+      </w:tblGrid>
+      <w:tr>
+        <w:trPr>
+          <w:tblHeader/>
+        </w:trPr>
+        <w:tc>
+          <w:tcPr>
+            <w:tcW w:type="dxa" w:w="3408"/>
+          </w:tcPr>
+          <w:p>
+            <w:r>
+              <w:t>Session</w:t>
+            </w:r>
+          </w:p>
+        </w:tc>
+        <w:tc>
+          <w:tcPr>
+            <w:tcW w:type="dxa" w:w="3408"/>
+          </w:tcPr>
+          <w:p>
+            <w:r>
+              <w:t>Plan</w:t>
+            </w:r>
+          </w:p>
+        </w:tc>
+        <w:tc>
+          <w:tcPr>
+            <w:tcW w:type="dxa" w:w="3408"/>
+          </w:tcPr>
+          <w:p>
+            <w:r>
+              <w:t>Resources</w:t>
+            </w:r>
+          </w:p>
+        </w:tc>
+      </w:tr>
+      <w:tr>
+        <w:tc>
+          <w:tcPr>
+            <w:tcW w:type="dxa" w:w="3408"/>
+          </w:tcPr>
+          <w:p>
+            <w:r>
+              <w:t>Session 1 · Understand · 45 min</w:t>
+            </w:r>
+          </w:p>
+        </w:tc>
+        <w:tc>
+          <w:tcPr>
+            <w:tcW w:type="dxa" w:w="3408"/>
+          </w:tcPr>
+          <w:p>
+            <w:r>
+              <w:t>0–7: recall and prerequisite; 7–15: inspect the concrete case and predict; 15–30: teacher models the worked trace; 30–40: learners explain a step using the text and visual; 40–45: check the core idea.</w:t>
+            </w:r>
+          </w:p>
+        </w:tc>
+        <w:tc>
+          <w:tcPr>
+            <w:tcW w:type="dxa" w:w="3408"/>
+          </w:tcPr>
+          <w:p>
+            <w:r>
+              <w:t>Sections 1–6; record the brief recall in the workbook.</w:t>
+            </w:r>
+          </w:p>
+        </w:tc>
+      </w:tr>
+      <w:tr>
+        <w:tc>
+          <w:tcPr>
+            <w:tcW w:type="dxa" w:w="3408"/>
+          </w:tcPr>
+          <w:p>
+            <w:r>
+              <w:t>Session 2 · Practise · 45 min</w:t>
+            </w:r>
+          </w:p>
+        </w:tc>
+        <w:tc>
+          <w:tcPr>
+            <w:tcW w:type="dxa" w:w="3408"/>
+          </w:tcPr>
+          <w:p>
+            <w:r>
+              <w:t>0–5: retrieve the procedure; 5–15: W2 completion practice; 15–23: explain and check with a partner; 23–30: each learner answers the misconception check; 30–40: targeted reteaching or a harder variation; 40–45: prepare the investigation.</w:t>
+            </w:r>
+          </w:p>
+        </w:tc>
+        <w:tc>
+          <w:tcPr>
+            <w:tcW w:type="dxa" w:w="3408"/>
+          </w:tcPr>
+          <w:p>
+            <w:r>
+              <w:t>Sections 7–10; use the matching workbook W2 and misconception check.</w:t>
+            </w:r>
+          </w:p>
+        </w:tc>
+      </w:tr>
+      <w:tr>
+        <w:tc>
+          <w:tcPr>
+            <w:tcW w:type="dxa" w:w="3408"/>
+          </w:tcPr>
+          <w:p>
+            <w:r>
+              <w:t>Session 3 · Investigate and transfer · 45 min</w:t>
+            </w:r>
+          </w:p>
+        </w:tc>
+        <w:tc>
+          <w:tcPr>
+            <w:tcW w:type="dxa" w:w="3408"/>
+          </w:tcPr>
+          <w:p>
+            <w:r>
+              <w:t>0–5: retrieve the decision rule; 5–20: investigate or trace; 20–30: start the independent case; 30–38: connect the project; 38–43: act on feedback; 43–45: plan the return check.</w:t>
+            </w:r>
+          </w:p>
+        </w:tc>
+        <w:tc>
+          <w:tcPr>
+            <w:tcW w:type="dxa" w:w="3408"/>
+          </w:tcPr>
+          <w:p>
+            <w:r>
+              <w:t>Sections 9 and 11–14. Give extra time to finish the full task set; use Section 15 when the week includes a coding lab.</w:t>
+            </w:r>
+          </w:p>
+        </w:tc>
+      </w:tr>
+    </w:tbl>
+    <w:p>
+      <w:r>
+        <w:t>Before class, solve the supported practice: Name five distinct categories for the chooser evaluation.</w:t>
+      </w:r>
+    </w:p>
+    <w:p>
+      <w:r>
+        <w:t>Reasoned practice answer: Ordinary selection, duration boundaries, invalid records, empty/no-match input and ties/order reversal.</w:t>
+      </w:r>
+    </w:p>
+    <w:p>
+      <w:r>
+        <w:t>Check every learner before discussion: Use the worked case for Evaluating varied cases. Proposed explanation: “A successful run proves the conclusion”. Decide whether this explanation is supported. Point to the step or supplied fact that decides; explain your repair if needed.</w:t>
+      </w:r>
+    </w:p>
+    <w:p>
+      <w:r>
+        <w:t>Misconception repair: For a rule-based chooser, evaluate conformance to its policy separately from whether users find suggestions useful. Neither a pass fraction nor an invented satisfaction score proves educational benefit.</w:t>
+      </w:r>
+    </w:p>
+    <w:p>
+      <w:r>
+        <w:t>Support: read the exact case aloud, enlarge the labelled picture, supply input cards and model only the first deciding step. Accept a spoken explanation or drawing; retain the reasoning goal.</w:t>
+      </w:r>
+    </w:p>
+    <w:p>
+      <w:r>
+        <w:t>Extension: Someone reports only the ordinary slice. Require a prediction and a reason before comparing. Expected result: The claim becomes 4/4 on ordinary cases, not 100% across all tests. Reason: Eight nonordinary cases and their failures have been omitted.</w:t>
+      </w:r>
+    </w:p>
+    <w:p>
+      <w:r>
+        <w:t>Independent assessment: withhold the reserved answer until the learner has attempted the new case. Record support separately from correctness.</w:t>
+      </w:r>
+    </w:p>
+    <w:tbl>
+      <w:tblPr>
+        <w:tblStyle w:val="LightShading-Accent1"/>
+        <w:tblW w:type="auto" w:w="0"/>
+        <w:tblLook w:firstColumn="1" w:firstRow="1" w:lastColumn="0" w:lastRow="0" w:noHBand="0" w:noVBand="1" w:val="04A0"/>
+      </w:tblPr>
+      <w:tblGrid>
+        <w:gridCol w:w="2556"/>
+        <w:gridCol w:w="2556"/>
+        <w:gridCol w:w="2556"/>
+        <w:gridCol w:w="2556"/>
+      </w:tblGrid>
+      <w:tr>
+        <w:trPr>
+          <w:tblHeader/>
+        </w:trPr>
+        <w:tc>
+          <w:tcPr>
+            <w:tcW w:type="dxa" w:w="2556"/>
+          </w:tcPr>
+          <w:p>
+            <w:r>
+              <w:t>Criterion</w:t>
+            </w:r>
+          </w:p>
+        </w:tc>
+        <w:tc>
+          <w:tcPr>
+            <w:tcW w:type="dxa" w:w="2556"/>
+          </w:tcPr>
+          <w:p>
+            <w:r>
+              <w:t>Not yet</w:t>
+            </w:r>
+          </w:p>
+        </w:tc>
+        <w:tc>
+          <w:tcPr>
+            <w:tcW w:type="dxa" w:w="2556"/>
+          </w:tcPr>
+          <w:p>
+            <w:r>
+              <w:t>With support</w:t>
+            </w:r>
+          </w:p>
+        </w:tc>
+        <w:tc>
+          <w:tcPr>
+            <w:tcW w:type="dxa" w:w="2556"/>
+          </w:tcPr>
+          <w:p>
+            <w:r>
+              <w:t>Independent</w:t>
+            </w:r>
+          </w:p>
+        </w:tc>
+      </w:tr>
+      <w:tr>
+        <w:tc>
+          <w:tcPr>
+            <w:tcW w:type="dxa" w:w="2556"/>
+          </w:tcPr>
+          <w:p>
+            <w:r>
+              <w:t>Explanation</w:t>
+            </w:r>
+          </w:p>
+        </w:tc>
+        <w:tc>
+          <w:tcPr>
+            <w:tcW w:type="dxa" w:w="2556"/>
+          </w:tcPr>
+          <w:p>
+            <w:r>
+              <w:t>Names an answer without a deciding fact</w:t>
+            </w:r>
+          </w:p>
+        </w:tc>
+        <w:tc>
+          <w:tcPr>
+            <w:tcW w:type="dxa" w:w="2556"/>
+          </w:tcPr>
+          <w:p>
+            <w:r>
+              <w:t>Uses a hint to link fact and decision</w:t>
+            </w:r>
+          </w:p>
+        </w:tc>
+        <w:tc>
+          <w:tcPr>
+            <w:tcW w:type="dxa" w:w="2556"/>
+          </w:tcPr>
+          <w:p>
+            <w:r>
+              <w:t>Explains the deciding fact in own words</w:t>
+            </w:r>
+          </w:p>
+        </w:tc>
+      </w:tr>
+      <w:tr>
+        <w:tc>
+          <w:tcPr>
+            <w:tcW w:type="dxa" w:w="2556"/>
+          </w:tcPr>
+          <w:p>
+            <w:r>
+              <w:t>Trace or test</w:t>
+            </w:r>
+          </w:p>
+        </w:tc>
+        <w:tc>
+          <w:tcPr>
+            <w:tcW w:type="dxa" w:w="2556"/>
+          </w:tcPr>
+          <w:p>
+            <w:r>
+              <w:t>Cannot connect input and result</w:t>
+            </w:r>
+          </w:p>
+        </w:tc>
+        <w:tc>
+          <w:tcPr>
+            <w:tcW w:type="dxa" w:w="2556"/>
+          </w:tcPr>
+          <w:p>
+            <w:r>
+              <w:t>Completes steps with prompts</w:t>
+            </w:r>
+          </w:p>
+        </w:tc>
+        <w:tc>
+          <w:tcPr>
+            <w:tcW w:type="dxa" w:w="2556"/>
+          </w:tcPr>
+          <w:p>
+            <w:r>
+              <w:t>Traces or tests a changed case accurately</w:t>
+            </w:r>
+          </w:p>
+        </w:tc>
+      </w:tr>
+      <w:tr>
+        <w:tc>
+          <w:tcPr>
+            <w:tcW w:type="dxa" w:w="2556"/>
+          </w:tcPr>
+          <w:p>
+            <w:r>
+              <w:t>Limits and revision</w:t>
+            </w:r>
+          </w:p>
+        </w:tc>
+        <w:tc>
+          <w:tcPr>
+            <w:tcW w:type="dxa" w:w="2556"/>
+          </w:tcPr>
+          <w:p>
+            <w:r>
+              <w:t>Claims more than evidence supports</w:t>
+            </w:r>
+          </w:p>
+        </w:tc>
+        <w:tc>
+          <w:tcPr>
+            <w:tcW w:type="dxa" w:w="2556"/>
+          </w:tcPr>
+          <w:p>
+            <w:r>
+              <w:t>Names a limit after a prompt</w:t>
+            </w:r>
+          </w:p>
+        </w:tc>
+        <w:tc>
+          <w:tcPr>
+            <w:tcW w:type="dxa" w:w="2556"/>
+          </w:tcPr>
+          <w:p>
+            <w:r>
+              <w:t>States a defensible limit and useful next test</w:t>
+            </w:r>
+          </w:p>
+        </w:tc>
+      </w:tr>
+    </w:tbl>
+    <w:p>
+      <w:r>
+        <w:t>Project checkpoint: Present and defend. Demonstrate the system, explain one failure and justify the next improvement with evidence.</w:t>
+      </w:r>
+    </w:p>
+    <w:p>
+      <w:r>
+        <w:t>Use the weekly teacher answer for topic-specific reasoning. A saved progress tick is an activity record; judge mastery from the learner’s explanation and evidence.</w:t>
+      </w:r>
+    </w:p>
     <w:sectPr>
       <w:pgSz w:w="12240" w:h="15840"/>
       <w:pgMar w:top="936" w:right="1008" w:bottom="936" w:left="1008" w:header="720" w:footer="720" w:gutter="0"/>

--- a/downloads/teacher/ai-2-week-34.docx
+++ b/downloads/teacher/ai-2-week-34.docx
@@ -3239,6 +3239,39 @@
         <w:t>Use the weekly teacher answer for topic-specific reasoning. A saved progress tick is an activity record; judge mastery from the learner’s explanation and evidence.</w:t>
       </w:r>
     </w:p>
+    <w:p>
+      <w:pPr>
+        <w:pStyle w:val="Heading1"/>
+      </w:pPr>
+      <w:r>
+        <w:t>08. Use feedback, labs and repair paths</w:t>
+      </w:r>
+    </w:p>
+    <w:p>
+      <w:r>
+        <w:t>Use the two formative questions as supported practice, not as independent mastery scores. Discuss the deciding evidence rather than accepting a guessed selection.</w:t>
+      </w:r>
+    </w:p>
+    <w:p>
+      <w:r>
+        <w:t>The feedback comes from the reviewed public worked case. Do not reveal the separately reserved independent teacher answer until the learner has attempted that case.</w:t>
+      </w:r>
+    </w:p>
+    <w:p>
+      <w:r>
+        <w:t>Ask students to predict before running code. Preserve errors and actual outputs; collect a changed test and an explanation. The branch-boundary and indexing lessons deliberately include failure cases.</w:t>
+      </w:r>
+    </w:p>
+    <w:p>
+      <w:r>
+        <w:t>Use the earlier worked-explanation links to address a specific missing building block, then return to the current question. Adapt this suggestion after observing the learner; it is not an automatic diagnosis.</w:t>
+      </w:r>
+    </w:p>
+    <w:p>
+      <w:r>
+        <w:t>Collect the completed-work portfolio as evidence. Record support separately from correctness, and assess explanation, trace/test and limitations. Progress ticks and quiz selections alone do not establish mastery.</w:t>
+      </w:r>
+    </w:p>
     <w:sectPr>
       <w:pgSz w:w="12240" w:h="15840"/>
       <w:pgMar w:top="936" w:right="1008" w:bottom="936" w:left="1008" w:header="720" w:footer="720" w:gutter="0"/>

--- a/downloads/teacher/ai-2-week-34.docx
+++ b/downloads/teacher/ai-2-week-34.docx
@@ -29,6 +29,11 @@
       </w:r>
     </w:p>
     <w:p>
+      <w:r>
+        <w:t>Prepare Test Diverse Users: check the target, prerequisites, resources and adaptable teaching schedule.</w:t>
+      </w:r>
+    </w:p>
+    <w:p>
       <w:pPr>
         <w:pStyle w:val="Heading3"/>
       </w:pPr>
@@ -37,7 +42,13 @@
       </w:r>
     </w:p>
     <w:p>
-      <w:r>
+      <w:pPr>
+        <w:spacing w:line="336" w:lineRule="auto" w:after="180"/>
+      </w:pPr>
+      <w:r>
+        <w:rPr>
+          <w:b w:val="0"/>
+        </w:rPr>
         <w:t>Primary target: Evaluate across varied cases</w:t>
       </w:r>
     </w:p>
@@ -185,8 +196,37 @@
       </w:tr>
     </w:tbl>
     <w:p>
-      <w:r>
-        <w:t>This is a starting allocation of 135 minutes, not a validated duration. Preserve all named topics. Schedule extra time for connected examples, the full investigation, independent cases and project building. Repeated copies of a case share one recorded attempt; they are not new evidence.</w:t>
+      <w:pPr>
+        <w:spacing w:line="336" w:lineRule="auto" w:after="180"/>
+      </w:pPr>
+      <w:r>
+        <w:rPr>
+          <w:b w:val="0"/>
+        </w:rPr>
+        <w:t>This is a starting allocation of 135 minutes, not a validated duration. Preserve all named topics. Schedule extra time for connected examples, the full investigation, independent cases and project building.</w:t>
+      </w:r>
+    </w:p>
+    <w:p>
+      <w:pPr>
+        <w:spacing w:line="336" w:lineRule="auto" w:after="180"/>
+      </w:pPr>
+      <w:r>
+        <w:rPr>
+          <w:b w:val="0"/>
+        </w:rPr>
+        <w:t xml:space="preserve">Repeated copies of a case share one recorded attempt; they are not new </w:t>
+      </w:r>
+      <w:r>
+        <w:rPr>
+          <w:b/>
+        </w:rPr>
+        <w:t>evidence</w:t>
+      </w:r>
+      <w:r>
+        <w:rPr>
+          <w:b w:val="0"/>
+        </w:rPr>
+        <w:t>.</w:t>
       </w:r>
     </w:p>
     <w:p>
@@ -206,17 +246,35 @@
       </w:r>
     </w:p>
     <w:p>
-      <w:r>
+      <w:pPr>
+        <w:spacing w:line="336" w:lineRule="auto" w:after="180"/>
+      </w:pPr>
+      <w:r>
+        <w:rPr>
+          <w:b w:val="0"/>
+        </w:rPr>
         <w:t>Without opening the old lesson, explain one key idea from Build the Recommender. Give an example and a mistake that the idea helps you avoid.</w:t>
       </w:r>
     </w:p>
     <w:p>
-      <w:r>
+      <w:pPr>
+        <w:spacing w:line="336" w:lineRule="auto" w:after="180"/>
+      </w:pPr>
+      <w:r>
+        <w:rPr>
+          <w:b w:val="0"/>
+        </w:rPr>
         <w:t>Look for: Implement a deterministic recommender</w:t>
       </w:r>
     </w:p>
     <w:p>
-      <w:r>
+      <w:pPr>
+        <w:spacing w:line="336" w:lineRule="auto" w:after="180"/>
+      </w:pPr>
+      <w:r>
+        <w:rPr>
+          <w:b w:val="0"/>
+        </w:rPr>
         <w:t>Reference example, not the only acceptable wording: Both score 8 and qualify; A is alphabetically first under the tie rule.</w:t>
       </w:r>
     </w:p>
@@ -229,18 +287,59 @@
       </w:r>
     </w:p>
     <w:p>
-      <w:r>
+      <w:pPr>
+        <w:spacing w:line="336" w:lineRule="auto" w:after="180"/>
+      </w:pPr>
+      <w:r>
+        <w:rPr>
+          <w:b w:val="0"/>
+        </w:rPr>
         <w:t>Without opening the old lesson, explain one key idea from Permissions and Human Review. Give an example and a mistake that the idea helps you avoid.</w:t>
       </w:r>
     </w:p>
     <w:p>
-      <w:r>
-        <w:t>Look for: Explain the mechanism and terminology of least privilege and tool scopes</w:t>
-      </w:r>
-    </w:p>
-    <w:p>
-      <w:r>
-        <w:t>Reference example, not the only acceptable wording: Teacher explanation: Least privilege grants only capabilities required by the task. Tool access should include resource and operation scope, not merely a broad tool name. A reporting assistant may lookup public rooms but may not write records, send messages or read teacher notes. Check actor, operation and resource before executing a proposed call.</w:t>
+      <w:pPr>
+        <w:spacing w:line="336" w:lineRule="auto" w:after="180"/>
+      </w:pPr>
+      <w:r>
+        <w:rPr>
+          <w:b w:val="0"/>
+        </w:rPr>
+        <w:t xml:space="preserve">Look for: Explain the </w:t>
+      </w:r>
+      <w:r>
+        <w:rPr>
+          <w:b/>
+        </w:rPr>
+        <w:t>mechanism</w:t>
+      </w:r>
+      <w:r>
+        <w:rPr>
+          <w:b w:val="0"/>
+        </w:rPr>
+        <w:t xml:space="preserve"> and terminology of least privilege and tool scopes</w:t>
+      </w:r>
+    </w:p>
+    <w:p>
+      <w:pPr>
+        <w:spacing w:line="336" w:lineRule="auto" w:after="180"/>
+      </w:pPr>
+      <w:r>
+        <w:rPr>
+          <w:b w:val="0"/>
+        </w:rPr>
+        <w:t>Reference example, not the only acceptable wording: Teacher explanation: Least privilege grants only capabilities required by the task. Tool access should include resource and operation scope, not merely a broad tool name.</w:t>
+      </w:r>
+    </w:p>
+    <w:p>
+      <w:pPr>
+        <w:spacing w:line="336" w:lineRule="auto" w:after="180"/>
+      </w:pPr>
+      <w:r>
+        <w:rPr>
+          <w:b w:val="0"/>
+        </w:rPr>
+        <w:t>A reporting assistant may lookup public rooms but may not write records, send messages or read teacher notes. Check actor, operation and resource before executing a proposed call.</w:t>
       </w:r>
     </w:p>
     <w:p>
@@ -252,22 +351,104 @@
       </w:r>
     </w:p>
     <w:p>
-      <w:r>
+      <w:pPr>
+        <w:spacing w:line="336" w:lineRule="auto" w:after="180"/>
+      </w:pPr>
+      <w:r>
+        <w:rPr>
+          <w:b w:val="0"/>
+        </w:rPr>
         <w:t>Without opening the old lesson, explain one key idea from Prompt Experiments. Give an example and a mistake that the idea helps you avoid.</w:t>
       </w:r>
     </w:p>
     <w:p>
-      <w:r>
-        <w:t>Look for: Explain the mechanism and terminology of controlled prompt experiments</w:t>
-      </w:r>
-    </w:p>
-    <w:p>
-      <w:r>
-        <w:t>Reference example, not the only acceptable wording: Teacher explanation: A prompt experiment compares complete specifications using the same task cases. Define success before inspecting outputs; change one intended instruction and preserve other settings. Evaluate both prompts on paired cases with fixed model/version, source records, output contract and scoring rubric. Use development results for selection, then reserve new final cases. Score each case rather than counting attractive sentences.</w:t>
-      </w:r>
-    </w:p>
-    <w:p>
-      <w:r>
+      <w:pPr>
+        <w:spacing w:line="336" w:lineRule="auto" w:after="180"/>
+      </w:pPr>
+      <w:r>
+        <w:rPr>
+          <w:b w:val="0"/>
+        </w:rPr>
+        <w:t xml:space="preserve">Look for: Explain the </w:t>
+      </w:r>
+      <w:r>
+        <w:rPr>
+          <w:b/>
+        </w:rPr>
+        <w:t>mechanism</w:t>
+      </w:r>
+      <w:r>
+        <w:rPr>
+          <w:b w:val="0"/>
+        </w:rPr>
+        <w:t xml:space="preserve"> and terminology of controlled prompt experiments</w:t>
+      </w:r>
+    </w:p>
+    <w:p>
+      <w:pPr>
+        <w:spacing w:line="336" w:lineRule="auto" w:after="180"/>
+      </w:pPr>
+      <w:r>
+        <w:rPr>
+          <w:b w:val="0"/>
+        </w:rPr>
+        <w:t>Reference example, not the only acceptable wording: Teacher explanation: A prompt experiment compares complete specifications using the same task cases.</w:t>
+      </w:r>
+    </w:p>
+    <w:p>
+      <w:pPr>
+        <w:spacing w:line="336" w:lineRule="auto" w:after="180"/>
+      </w:pPr>
+      <w:r>
+        <w:rPr>
+          <w:b w:val="0"/>
+        </w:rPr>
+        <w:t xml:space="preserve">Define success before inspecting </w:t>
+      </w:r>
+      <w:r>
+        <w:rPr>
+          <w:b/>
+        </w:rPr>
+        <w:t>output</w:t>
+      </w:r>
+      <w:r>
+        <w:rPr>
+          <w:b w:val="0"/>
+        </w:rPr>
+        <w:t xml:space="preserve">s; change one intended instruction and preserve other settings. Evaluate both prompts on paired cases with fixed model/version, source records, </w:t>
+      </w:r>
+      <w:r>
+        <w:rPr>
+          <w:b/>
+        </w:rPr>
+        <w:t>output</w:t>
+      </w:r>
+      <w:r>
+        <w:rPr>
+          <w:b w:val="0"/>
+        </w:rPr>
+        <w:t xml:space="preserve"> contract and scoring rubric.</w:t>
+      </w:r>
+    </w:p>
+    <w:p>
+      <w:pPr>
+        <w:spacing w:line="336" w:lineRule="auto" w:after="180"/>
+      </w:pPr>
+      <w:r>
+        <w:rPr>
+          <w:b w:val="0"/>
+        </w:rPr>
+        <w:t>Use development results for selection, then reserve new final cases. Score each case rather than counting attractive sentences.</w:t>
+      </w:r>
+    </w:p>
+    <w:p>
+      <w:pPr>
+        <w:spacing w:line="336" w:lineRule="auto" w:after="180"/>
+      </w:pPr>
+      <w:r>
+        <w:rPr>
+          <w:b w:val="0"/>
+        </w:rPr>
         <w:t>Use the student module and workbook section with this exact week title. The worked case, independent question and answers below form one aligned lesson sequence.</w:t>
       </w:r>
     </w:p>
@@ -280,7 +461,13 @@
       </w:r>
     </w:p>
     <w:p>
-      <w:r>
+      <w:pPr>
+        <w:spacing w:line="336" w:lineRule="auto" w:after="180"/>
+      </w:pPr>
+      <w:r>
+        <w:rPr>
+          <w:b w:val="0"/>
+        </w:rPr>
         <w:t>The recommender succeeds on 9/10 mystery requests and 2/5 poetry requests. Compute total and separate rates. A team reports only 11/15. Explain what that hides.</w:t>
       </w:r>
     </w:p>
@@ -293,8 +480,26 @@
       </w:r>
     </w:p>
     <w:p>
-      <w:r>
-        <w:t>Evaluation must include ordinary, edge, and underserved cases.</w:t>
+      <w:pPr>
+        <w:spacing w:line="336" w:lineRule="auto" w:after="180"/>
+      </w:pPr>
+      <w:r>
+        <w:rPr>
+          <w:b w:val="0"/>
+        </w:rPr>
+        <w:t xml:space="preserve">Evaluation must include ordinary, edge, and </w:t>
+      </w:r>
+      <w:r>
+        <w:rPr>
+          <w:b/>
+        </w:rPr>
+        <w:t>underserved</w:t>
+      </w:r>
+      <w:r>
+        <w:rPr>
+          <w:b w:val="0"/>
+        </w:rPr>
+        <w:t xml:space="preserve"> cases.</w:t>
       </w:r>
     </w:p>
     <w:tbl>
@@ -430,12 +635,38 @@
       </w:r>
     </w:p>
     <w:p>
-      <w:r>
+      <w:pPr>
+        <w:spacing w:line="336" w:lineRule="auto" w:after="180"/>
+      </w:pPr>
+      <w:r>
+        <w:rPr>
+          <w:b w:val="0"/>
+        </w:rPr>
         <w:t>Use the supplied scenario, student illustrations and blank paper. For numeric work, offer counters or a calculator after learners show the setup. Fictional records are supplied; personal data and paid accounts are unnecessary.</w:t>
       </w:r>
     </w:p>
     <w:p>
-      <w:r>
+      <w:pPr>
+        <w:pStyle w:val="Heading3"/>
+      </w:pPr>
+      <w:r>
+        <w:t>Alternative compact allocation</w:t>
+      </w:r>
+    </w:p>
+    <w:p>
+      <w:r>
+        <w:t>This compact option is not the full-week schedule. Use the main teaching cycle and allow extra sessions for the investigation, independent work and project.</w:t>
+      </w:r>
+    </w:p>
+    <w:p>
+      <w:pPr>
+        <w:spacing w:line="336" w:lineRule="auto" w:after="180"/>
+        <w:shd w:fill="F1F6F8"/>
+      </w:pPr>
+      <w:r>
+        <w:rPr>
+          <w:b w:val="0"/>
+        </w:rPr>
         <w:t>Allow 80 minutes: recall 8; explanation 12; worked demonstration 15; guided practice 20; independent assessment 15; project and reflection 10. Extend the lab into a second session when needed.</w:t>
       </w:r>
     </w:p>
@@ -448,8 +679,48 @@
       </w:r>
     </w:p>
     <w:p>
-      <w:r>
-        <w:t>Teach Week 34 as a two-session investigation using fictional data. A fictional chooser passes 5 of 6 development checks but fails its only tie case. An overall pass rate can hide that concentrated weakness. Evaluate ordinary, boundary, invalid, empty and tie cases separately, using requirements rather than duplicated versions of one easy example. Assess the three stated outcomes through the independent task, not by copying the worked result.</w:t>
+      <w:pPr>
+        <w:spacing w:line="336" w:lineRule="auto" w:after="180"/>
+      </w:pPr>
+      <w:r>
+        <w:rPr>
+          <w:b w:val="0"/>
+        </w:rPr>
+        <w:t xml:space="preserve">Teach Week 34 as a two-session investigation using fictional data. A fictional chooser passes 5 of 6 development checks but fails its only tie case. An overall </w:t>
+      </w:r>
+      <w:r>
+        <w:rPr>
+          <w:b/>
+        </w:rPr>
+        <w:t>pass rate</w:t>
+      </w:r>
+      <w:r>
+        <w:rPr>
+          <w:b w:val="0"/>
+        </w:rPr>
+        <w:t xml:space="preserve"> can hide that concentrated weakness.</w:t>
+      </w:r>
+    </w:p>
+    <w:p>
+      <w:pPr>
+        <w:spacing w:line="336" w:lineRule="auto" w:after="180"/>
+      </w:pPr>
+      <w:r>
+        <w:rPr>
+          <w:b w:val="0"/>
+        </w:rPr>
+        <w:t>Evaluate ordinary, boundary, invalid, empty and tie cases separately, using requirements rather than duplicated versions of one easy example.</w:t>
+      </w:r>
+    </w:p>
+    <w:p>
+      <w:pPr>
+        <w:spacing w:line="336" w:lineRule="auto" w:after="180"/>
+      </w:pPr>
+      <w:r>
+        <w:rPr>
+          <w:b w:val="0"/>
+        </w:rPr>
+        <w:t>Assess the three stated outcomes through the independent task, not by copying the worked result.</w:t>
       </w:r>
     </w:p>
     <w:p>
@@ -461,23 +732,71 @@
       </w:r>
     </w:p>
     <w:p>
-      <w:r>
-        <w:t>No; they have become part of development evidence.</w:t>
-      </w:r>
-    </w:p>
-    <w:p>
-      <w:r>
+      <w:pPr>
+        <w:spacing w:line="336" w:lineRule="auto" w:after="180"/>
+      </w:pPr>
+      <w:r>
+        <w:rPr>
+          <w:b w:val="0"/>
+        </w:rPr>
+        <w:t xml:space="preserve">No; they have become part of development </w:t>
+      </w:r>
+      <w:r>
+        <w:rPr>
+          <w:b/>
+        </w:rPr>
+        <w:t>evidence</w:t>
+      </w:r>
+      <w:r>
+        <w:rPr>
+          <w:b w:val="0"/>
+        </w:rPr>
+        <w:t>.</w:t>
+      </w:r>
+    </w:p>
+    <w:p>
+      <w:pPr>
+        <w:spacing w:line="336" w:lineRule="auto" w:after="180"/>
+      </w:pPr>
+      <w:r>
+        <w:rPr>
+          <w:b w:val="0"/>
+        </w:rPr>
         <w:t>Python 3 editor with a fresh local practice file</w:t>
       </w:r>
     </w:p>
     <w:p>
-      <w:r>
+      <w:pPr>
+        <w:spacing w:line="336" w:lineRule="auto" w:after="180"/>
+      </w:pPr>
+      <w:r>
+        <w:rPr>
+          <w:b w:val="0"/>
+        </w:rPr>
         <w:t>Paper trace table and the student workbook</w:t>
       </w:r>
     </w:p>
     <w:p>
-      <w:r>
-        <w:t>Fictional input records from this lesson; no real student identifiers</w:t>
+      <w:pPr>
+        <w:spacing w:line="336" w:lineRule="auto" w:after="180"/>
+      </w:pPr>
+      <w:r>
+        <w:rPr>
+          <w:b w:val="0"/>
+        </w:rPr>
+        <w:t xml:space="preserve">Fictional </w:t>
+      </w:r>
+      <w:r>
+        <w:rPr>
+          <w:b/>
+        </w:rPr>
+        <w:t>input</w:t>
+      </w:r>
+      <w:r>
+        <w:rPr>
+          <w:b w:val="0"/>
+        </w:rPr>
+        <w:t xml:space="preserve"> records from this lesson; no real student identifiers</w:t>
       </w:r>
     </w:p>
     <w:p>
@@ -489,12 +808,24 @@
       </w:r>
     </w:p>
     <w:p>
-      <w:r>
+      <w:pPr>
+        <w:spacing w:line="336" w:lineRule="auto" w:after="180"/>
+      </w:pPr>
+      <w:r>
+        <w:rPr>
+          <w:b w:val="0"/>
+        </w:rPr>
         <w:t>By the end, I can evaluate varied case types and prioritise an important failure slice.</w:t>
       </w:r>
     </w:p>
     <w:p>
-      <w:r>
+      <w:pPr>
+        <w:spacing w:line="336" w:lineRule="auto" w:after="180"/>
+      </w:pPr>
+      <w:r>
+        <w:rPr>
+          <w:b w:val="0"/>
+        </w:rPr>
         <w:t>This added worked case illustrates the week’s main idea. Retain all original and connected topics; schedule its practice within the teaching cycle.</w:t>
       </w:r>
     </w:p>
@@ -507,61 +838,191 @@
       </w:r>
     </w:p>
     <w:p>
+      <w:r>
+        <w:t>Model Test Diverse Users using the supplied case, labelled mechanism and reasoning. Make the scope of each conclusion explicit.</w:t>
+      </w:r>
+    </w:p>
+    <w:p>
+      <w:pPr>
+        <w:spacing w:line="336" w:lineRule="auto" w:after="180"/>
+      </w:pPr>
+      <w:r>
+        <w:rPr>
+          <w:b/>
+        </w:rPr>
+        <w:t>Input</w:t>
+      </w:r>
+      <w:r>
+        <w:rPr>
+          <w:b w:val="0"/>
+        </w:rPr>
+        <w:t xml:space="preserve"> → </w:t>
+      </w:r>
+      <w:r>
+        <w:rPr>
+          <w:b/>
+        </w:rPr>
+        <w:t>Process</w:t>
+      </w:r>
+      <w:r>
+        <w:rPr>
+          <w:b w:val="0"/>
+        </w:rPr>
+        <w:t xml:space="preserve"> → </w:t>
+      </w:r>
+      <w:r>
+        <w:rPr>
+          <w:b/>
+        </w:rPr>
+        <w:t>Output</w:t>
+      </w:r>
+    </w:p>
+    <w:p>
+      <w:pPr>
+        <w:spacing w:line="336" w:lineRule="auto" w:after="180"/>
+      </w:pPr>
+      <w:r>
+        <w:rPr>
+          <w:b w:val="0"/>
+        </w:rPr>
+        <w:t>Trace the information. At each stage, ask what changed and how you could test it.</w:t>
+      </w:r>
+    </w:p>
+    <w:p>
+      <w:pPr>
+        <w:spacing w:line="336" w:lineRule="auto" w:after="180"/>
+      </w:pPr>
+      <w:r>
+        <w:rPr>
+          <w:b w:val="0"/>
+        </w:rPr>
+        <w:t>Which stage could fail even when the other two are correct? Explain:</w:t>
+      </w:r>
+    </w:p>
+    <w:p>
+      <w:pPr>
+        <w:spacing w:line="336" w:lineRule="auto" w:after="180"/>
+      </w:pPr>
+      <w:r>
+        <w:rPr>
+          <w:b w:val="0"/>
+        </w:rPr>
+        <w:t xml:space="preserve">Predict first. Then check each step. A correct answer without visible reasoning is incomplete </w:t>
+      </w:r>
+      <w:r>
+        <w:rPr>
+          <w:b/>
+        </w:rPr>
+        <w:t>evidence</w:t>
+      </w:r>
+      <w:r>
+        <w:rPr>
+          <w:b w:val="0"/>
+        </w:rPr>
+        <w:t>.</w:t>
+      </w:r>
+    </w:p>
+    <w:p>
+      <w:pPr>
+        <w:spacing w:line="336" w:lineRule="auto" w:after="180"/>
+        <w:shd w:fill="F4F9FC"/>
+      </w:pPr>
+      <w:r>
+        <w:rPr>
+          <w:b w:val="0"/>
+        </w:rPr>
+        <w:t>1. Profiles: typical reader; very short-book need; bilingual preference; screen-reader format need.</w:t>
+      </w:r>
+    </w:p>
+    <w:p>
+      <w:pPr>
+        <w:spacing w:line="336" w:lineRule="auto" w:after="180"/>
+        <w:shd w:fill="F4F9FC"/>
+      </w:pPr>
+      <w:r>
+        <w:rPr>
+          <w:b w:val="0"/>
+        </w:rPr>
+        <w:t>2. Run the same frozen recommender for all four.</w:t>
+      </w:r>
+    </w:p>
+    <w:p>
+      <w:pPr>
+        <w:spacing w:line="336" w:lineRule="auto" w:after="180"/>
+        <w:shd w:fill="F4F9FC"/>
+      </w:pPr>
+      <w:r>
+        <w:rPr>
+          <w:b w:val="0"/>
+        </w:rPr>
+        <w:t xml:space="preserve">3. Record expected, actual, score </w:t>
+      </w:r>
+      <w:r>
+        <w:rPr>
+          <w:b/>
+        </w:rPr>
+        <w:t>evidence</w:t>
+      </w:r>
+      <w:r>
+        <w:rPr>
+          <w:b w:val="0"/>
+        </w:rPr>
+        <w:t>, and issue type.</w:t>
+      </w:r>
+    </w:p>
+    <w:p>
+      <w:pPr>
+        <w:spacing w:line="336" w:lineRule="auto" w:after="180"/>
+        <w:shd w:fill="F4F9FC"/>
+      </w:pPr>
+      <w:r>
+        <w:rPr>
+          <w:b w:val="0"/>
+        </w:rPr>
+        <w:t>4. Do not average away one group’s repeated failure.</w:t>
+      </w:r>
+    </w:p>
+    <w:p>
+      <w:pPr>
+        <w:spacing w:line="336" w:lineRule="auto" w:after="180"/>
+      </w:pPr>
+      <w:r>
+        <w:rPr>
+          <w:b w:val="0"/>
+        </w:rPr>
+        <w:t>Recalculate, retrace, or restate the reasoning in your own representation:</w:t>
+      </w:r>
+    </w:p>
+    <w:p>
+      <w:pPr>
+        <w:spacing w:line="336" w:lineRule="auto" w:after="180"/>
+        <w:shd w:fill="F5F1FB"/>
+      </w:pPr>
+      <w:r>
+        <w:rPr>
+          <w:b w:val="0"/>
+        </w:rPr>
+        <w:t xml:space="preserve">CHECK Did the </w:t>
+      </w:r>
+      <w:r>
+        <w:rPr>
+          <w:b/>
+        </w:rPr>
+        <w:t>evidence</w:t>
+      </w:r>
+      <w:r>
+        <w:rPr>
+          <w:b w:val="0"/>
+        </w:rPr>
+        <w:t xml:space="preserve"> answer the exact question? Did the total, path, or source record stay consistent?</w:t>
+      </w:r>
+    </w:p>
+    <w:p>
       <w:pPr>
         <w:pStyle w:val="Heading3"/>
       </w:pPr>
       <w:r>
-        <w:t>Explain the mechanism</w:t>
-      </w:r>
-    </w:p>
-    <w:p>
-      <w:r>
-        <w:t>Input → Process → Output</w:t>
-      </w:r>
-    </w:p>
-    <w:p>
-      <w:r>
-        <w:t>Trace the information. At each stage, ask what changed and how you could test it.</w:t>
-      </w:r>
-    </w:p>
-    <w:p>
-      <w:r>
-        <w:t>Which stage could fail even when the other two are correct? Explain:</w:t>
-      </w:r>
-    </w:p>
-    <w:p>
-      <w:r>
-        <w:t>Predict first. Then check each step. A correct answer without visible reasoning is incomplete evidence.</w:t>
-      </w:r>
-    </w:p>
-    <w:p>
-      <w:r>
-        <w:t>1. Profiles: typical reader; very short-book need; bilingual preference; screen-reader format need.</w:t>
-      </w:r>
-    </w:p>
-    <w:p>
-      <w:r>
-        <w:t>2. Run the same frozen recommender for all four.</w:t>
-      </w:r>
-    </w:p>
-    <w:p>
-      <w:r>
-        <w:t>3. Record expected, actual, score evidence, and issue type.</w:t>
-      </w:r>
-    </w:p>
-    <w:p>
-      <w:r>
-        <w:t>4. Do not average away one group’s repeated failure.</w:t>
-      </w:r>
-    </w:p>
-    <w:p>
-      <w:r>
-        <w:t>Recalculate, retrace, or restate the reasoning in your own representation:</w:t>
-      </w:r>
-    </w:p>
-    <w:p>
-      <w:r>
-        <w:t>CHECK Did the evidence answer the exact question? Did the total, path, or source record stay consistent?</w:t>
+        <w:t>Concrete teaching case</w:t>
       </w:r>
     </w:p>
     <w:p>
@@ -569,16 +1030,38 @@
         <w:pStyle w:val="Heading3"/>
       </w:pPr>
       <w:r>
-        <w:t>Concrete teaching case</w:t>
-      </w:r>
-    </w:p>
-    <w:p>
-      <w:r>
+        <w:t>The teaching case</w:t>
+      </w:r>
+    </w:p>
+    <w:p>
+      <w:pPr>
+        <w:spacing w:line="336" w:lineRule="auto" w:after="180"/>
+        <w:shd w:fill="F1F6FC"/>
+      </w:pPr>
+      <w:r>
+        <w:rPr>
+          <w:b w:val="0"/>
+        </w:rPr>
         <w:t>A recommender satisfies 5/6 adventure requests and 3/6 poetry requests.</w:t>
       </w:r>
     </w:p>
     <w:p>
-      <w:r>
+      <w:pPr>
+        <w:pStyle w:val="Heading3"/>
+      </w:pPr>
+      <w:r>
+        <w:t>The teaching case</w:t>
+      </w:r>
+    </w:p>
+    <w:p>
+      <w:pPr>
+        <w:spacing w:line="336" w:lineRule="auto" w:after="180"/>
+        <w:shd w:fill="F1F6FC"/>
+      </w:pPr>
+      <w:r>
+        <w:rPr>
+          <w:b w:val="0"/>
+        </w:rPr>
         <w:t>Compare and investigate.</w:t>
       </w:r>
     </w:p>
@@ -591,26 +1074,107 @@
       </w:r>
     </w:p>
     <w:p>
-      <w:r>
-        <w:t>Rates are 5/6 and 3/6. Inspect catalogue coverage, labels and scoring; twelve tests do not establish cause.</w:t>
-      </w:r>
-    </w:p>
-    <w:p>
       <w:pPr>
         <w:pStyle w:val="Heading3"/>
       </w:pPr>
       <w:r>
+        <w:t>Why the result follows</w:t>
+      </w:r>
+    </w:p>
+    <w:p>
+      <w:pPr>
+        <w:spacing w:line="336" w:lineRule="auto" w:after="180"/>
+        <w:shd w:fill="F1F6FC"/>
+      </w:pPr>
+      <w:r>
+        <w:rPr>
+          <w:b w:val="0"/>
+        </w:rPr>
+        <w:t xml:space="preserve">Rates are 5/6 and 3/6. Inspect catalogue </w:t>
+      </w:r>
+      <w:r>
+        <w:rPr>
+          <w:b/>
+        </w:rPr>
+        <w:t>coverage</w:t>
+      </w:r>
+      <w:r>
+        <w:rPr>
+          <w:b w:val="0"/>
+        </w:rPr>
+        <w:t>, labels and scoring; twelve tests do not establish cause.</w:t>
+      </w:r>
+    </w:p>
+    <w:p>
+      <w:pPr>
+        <w:pStyle w:val="Heading3"/>
+      </w:pPr>
+      <w:r>
         <w:t>Explain the added worked example</w:t>
       </w:r>
     </w:p>
     <w:p>
-      <w:r>
-        <w:t>A fictional chooser passes 5 of 6 development checks but fails its only tie case. An overall pass rate can hide that concentrated weakness. Evaluate ordinary, boundary, invalid, empty and tie cases separately, using requirements rather than duplicated versions of one easy example.</w:t>
-      </w:r>
-    </w:p>
-    <w:p>
-      <w:r>
-        <w:t>The script reports 5 and 6. About 83.3 percent of these checks pass, but that is not an accuracy estimate for all future use. The cases were deliberately chosen, their frequencies are artificial, and each category has few cases.</w:t>
+      <w:pPr>
+        <w:pStyle w:val="Heading3"/>
+      </w:pPr>
+      <w:r>
+        <w:t>Explain the added worked example · 1</w:t>
+      </w:r>
+    </w:p>
+    <w:p>
+      <w:pPr>
+        <w:spacing w:line="336" w:lineRule="auto" w:after="180"/>
+      </w:pPr>
+      <w:r>
+        <w:rPr>
+          <w:b w:val="0"/>
+        </w:rPr>
+        <w:t xml:space="preserve">A fictional chooser passes 5 of 6 development checks but fails its only tie case. An overall </w:t>
+      </w:r>
+      <w:r>
+        <w:rPr>
+          <w:b/>
+        </w:rPr>
+        <w:t>pass rate</w:t>
+      </w:r>
+      <w:r>
+        <w:rPr>
+          <w:b w:val="0"/>
+        </w:rPr>
+        <w:t xml:space="preserve"> can hide that concentrated weakness.</w:t>
+      </w:r>
+    </w:p>
+    <w:p>
+      <w:pPr>
+        <w:spacing w:line="336" w:lineRule="auto" w:after="180"/>
+      </w:pPr>
+      <w:r>
+        <w:rPr>
+          <w:b w:val="0"/>
+        </w:rPr>
+        <w:t>Evaluate ordinary, boundary, invalid, empty and tie cases separately, using requirements rather than duplicated versions of one easy example.</w:t>
+      </w:r>
+    </w:p>
+    <w:p>
+      <w:pPr>
+        <w:spacing w:line="336" w:lineRule="auto" w:after="180"/>
+      </w:pPr>
+      <w:r>
+        <w:rPr>
+          <w:b w:val="0"/>
+        </w:rPr>
+        <w:t>The script reports 5 and 6. About 83.3 percent of these checks pass, but that is not an accuracy estimate for all future use.</w:t>
+      </w:r>
+    </w:p>
+    <w:p>
+      <w:pPr>
+        <w:spacing w:line="336" w:lineRule="auto" w:after="180"/>
+      </w:pPr>
+      <w:r>
+        <w:rPr>
+          <w:b w:val="0"/>
+        </w:rPr>
+        <w:t>The cases were deliberately chosen, their frequencies are artificial, and each category has few cases.</w:t>
       </w:r>
     </w:p>
     <w:p>
@@ -754,8 +1318,37 @@
       </w:r>
     </w:p>
     <w:p>
-      <w:r>
-        <w:t>Use the complete worked example below before asking learners to complete W2. Reveal a small part, invite a prediction, then explain the deciding step. These teacher notes contain solutions; do not reveal the independent case answer during modelling.</w:t>
+      <w:pPr>
+        <w:spacing w:line="336" w:lineRule="auto" w:after="180"/>
+      </w:pPr>
+      <w:r>
+        <w:rPr>
+          <w:b w:val="0"/>
+        </w:rPr>
+        <w:t xml:space="preserve">Use the complete worked example below before asking learners to complete W2. Reveal a small part, invite a </w:t>
+      </w:r>
+      <w:r>
+        <w:rPr>
+          <w:b/>
+        </w:rPr>
+        <w:t>prediction</w:t>
+      </w:r>
+      <w:r>
+        <w:rPr>
+          <w:b w:val="0"/>
+        </w:rPr>
+        <w:t>, then explain the deciding step.</w:t>
+      </w:r>
+    </w:p>
+    <w:p>
+      <w:pPr>
+        <w:spacing w:line="336" w:lineRule="auto" w:after="180"/>
+      </w:pPr>
+      <w:r>
+        <w:rPr>
+          <w:b w:val="0"/>
+        </w:rPr>
+        <w:t>These teacher notes contain solutions; do not reveal the independent case answer during modelling.</w:t>
       </w:r>
     </w:p>
     <w:p>
@@ -899,7 +1492,13 @@
       </w:tr>
     </w:tbl>
     <w:p>
-      <w:r>
+      <w:pPr>
+        <w:spacing w:line="336" w:lineRule="auto" w:after="180"/>
+      </w:pPr>
+      <w:r>
+        <w:rPr>
+          <w:b w:val="0"/>
+        </w:rPr>
         <w:t>Use the diagram and verbal explanation together. Ask learners to match a sentence to a specific visual step; do not assign learners fixed visual or auditory learning styles.</w:t>
       </w:r>
     </w:p>
@@ -912,8 +1511,26 @@
       </w:r>
     </w:p>
     <w:p>
-      <w:r>
-        <w:t>A fictional recommender is tested on distinct ordinary, equality, invalid-input and tie cases.</w:t>
+      <w:pPr>
+        <w:spacing w:line="336" w:lineRule="auto" w:after="180"/>
+      </w:pPr>
+      <w:r>
+        <w:rPr>
+          <w:b w:val="0"/>
+        </w:rPr>
+        <w:t>A fictional recommender is tested on distinct ordinary, equality, invalid-</w:t>
+      </w:r>
+      <w:r>
+        <w:rPr>
+          <w:b/>
+        </w:rPr>
+        <w:t>input</w:t>
+      </w:r>
+      <w:r>
+        <w:rPr>
+          <w:b w:val="0"/>
+        </w:rPr>
+        <w:t xml:space="preserve"> and tie cases.</w:t>
       </w:r>
     </w:p>
     <w:p>
@@ -925,12 +1542,42 @@
       </w:r>
     </w:p>
     <w:p>
-      <w:r>
+      <w:pPr>
+        <w:pStyle w:val="Heading3"/>
+      </w:pPr>
+      <w:r>
+        <w:t>Supplied facts</w:t>
+      </w:r>
+    </w:p>
+    <w:p>
+      <w:pPr>
+        <w:spacing w:line="336" w:lineRule="auto" w:after="180"/>
+        <w:shd w:fill="F1F6FC"/>
+      </w:pPr>
+      <w:r>
+        <w:rPr>
+          <w:b w:val="0"/>
+        </w:rPr>
         <w:t>Recorded full passes: ordinary 4/4; equality 1/3; invalid 2/3; ties 1/2.</w:t>
       </w:r>
     </w:p>
     <w:p>
-      <w:r>
+      <w:pPr>
+        <w:pStyle w:val="Heading3"/>
+      </w:pPr>
+      <w:r>
+        <w:t>Supplied facts</w:t>
+      </w:r>
+    </w:p>
+    <w:p>
+      <w:pPr>
+        <w:spacing w:line="336" w:lineRule="auto" w:after="180"/>
+        <w:shd w:fill="F1F6FC"/>
+      </w:pPr>
+      <w:r>
+        <w:rPr>
+          <w:b w:val="0"/>
+        </w:rPr>
         <w:t>Categories are disjoint and every case was run on the same frozen version with the same contract.</w:t>
       </w:r>
     </w:p>
@@ -1152,20 +1799,86 @@
       </w:r>
     </w:p>
     <w:p>
-      <w:r>
-        <w:t>Varied tests expose behavior an ordinary demonstration misses. The overall result combines disjoint cases once each; overlapping labels would require unique-case accounting. Prioritisation also depends on consequences: a malformed input that triggers an unauthorised action can be more serious than a harmless tie-order failure. Retain each failed case and its expected output.</w:t>
-      </w:r>
-    </w:p>
-    <w:p>
       <w:pPr>
         <w:pStyle w:val="Heading3"/>
       </w:pPr>
       <w:r>
+        <w:t>Why the result follows</w:t>
+      </w:r>
+    </w:p>
+    <w:p>
+      <w:pPr>
+        <w:spacing w:line="336" w:lineRule="auto" w:after="180"/>
+        <w:shd w:fill="F1F6FC"/>
+      </w:pPr>
+      <w:r>
+        <w:rPr>
+          <w:b w:val="0"/>
+        </w:rPr>
+        <w:t>Varied tests expose behavior an ordinary demonstration misses. The overall result combines disjoint cases once each; overlapping labels would require unique-case accounting.</w:t>
+      </w:r>
+    </w:p>
+    <w:p>
+      <w:pPr>
+        <w:spacing w:line="336" w:lineRule="auto" w:after="180"/>
+        <w:shd w:fill="F1F6FC"/>
+      </w:pPr>
+      <w:r>
+        <w:rPr>
+          <w:b w:val="0"/>
+        </w:rPr>
+        <w:t xml:space="preserve">Prioritisation also depends on consequences: a malformed </w:t>
+      </w:r>
+      <w:r>
+        <w:rPr>
+          <w:b/>
+        </w:rPr>
+        <w:t>input</w:t>
+      </w:r>
+      <w:r>
+        <w:rPr>
+          <w:b w:val="0"/>
+        </w:rPr>
+        <w:t xml:space="preserve"> that triggers an unauthorised action can be more serious than a harmless tie-order failure. Retain each failed case and its expected </w:t>
+      </w:r>
+      <w:r>
+        <w:rPr>
+          <w:b/>
+        </w:rPr>
+        <w:t>output</w:t>
+      </w:r>
+      <w:r>
+        <w:rPr>
+          <w:b w:val="0"/>
+        </w:rPr>
+        <w:t>.</w:t>
+      </w:r>
+    </w:p>
+    <w:p>
+      <w:pPr>
+        <w:pStyle w:val="Heading3"/>
+      </w:pPr>
+      <w:r>
         <w:t>What this example does not establish</w:t>
       </w:r>
     </w:p>
     <w:p>
-      <w:r>
+      <w:pPr>
+        <w:pStyle w:val="Heading3"/>
+      </w:pPr>
+      <w:r>
+        <w:t>Keep the stated limit</w:t>
+      </w:r>
+    </w:p>
+    <w:p>
+      <w:pPr>
+        <w:spacing w:line="336" w:lineRule="auto" w:after="180"/>
+        <w:shd w:fill="FFF5E6"/>
+      </w:pPr>
+      <w:r>
+        <w:rPr>
+          <w:b w:val="0"/>
+        </w:rPr>
         <w:t>Twelve designed cases describe this test suite, not an unbiased estimate of future usage accuracy.</w:t>
       </w:r>
     </w:p>
@@ -1178,17 +1891,68 @@
       </w:r>
     </w:p>
     <w:p>
-      <w:r>
+      <w:pPr>
+        <w:pStyle w:val="Heading3"/>
+      </w:pPr>
+      <w:r>
+        <w:t>Change one thing</w:t>
+      </w:r>
+    </w:p>
+    <w:p>
+      <w:pPr>
+        <w:spacing w:line="336" w:lineRule="auto" w:after="180"/>
+        <w:shd w:fill="F5F1FB"/>
+      </w:pPr>
+      <w:r>
+        <w:rPr>
+          <w:b w:val="0"/>
+        </w:rPr>
         <w:t>Change: Someone reports only the ordinary slice.</w:t>
       </w:r>
     </w:p>
     <w:p>
-      <w:r>
-        <w:t>Prediction: The claim becomes 4/4 on ordinary cases, not 100% across all tests.</w:t>
-      </w:r>
-    </w:p>
-    <w:p>
-      <w:r>
+      <w:pPr>
+        <w:pStyle w:val="Heading3"/>
+      </w:pPr>
+      <w:r>
+        <w:t>Predicted result</w:t>
+      </w:r>
+    </w:p>
+    <w:p>
+      <w:pPr>
+        <w:spacing w:line="336" w:lineRule="auto" w:after="180"/>
+        <w:shd w:fill="F1F6FC"/>
+      </w:pPr>
+      <w:r>
+        <w:rPr>
+          <w:b/>
+        </w:rPr>
+        <w:t>Prediction</w:t>
+      </w:r>
+      <w:r>
+        <w:rPr>
+          <w:b w:val="0"/>
+        </w:rPr>
+        <w:t>: The claim becomes 4/4 on ordinary cases, not 100% across all tests.</w:t>
+      </w:r>
+    </w:p>
+    <w:p>
+      <w:pPr>
+        <w:pStyle w:val="Heading3"/>
+      </w:pPr>
+      <w:r>
+        <w:t>Why the result follows</w:t>
+      </w:r>
+    </w:p>
+    <w:p>
+      <w:pPr>
+        <w:spacing w:line="336" w:lineRule="auto" w:after="180"/>
+        <w:shd w:fill="F1F6FC"/>
+      </w:pPr>
+      <w:r>
+        <w:rPr>
+          <w:b w:val="0"/>
+        </w:rPr>
         <w:t>Reason: Eight nonordinary cases and their failures have been omitted.</w:t>
       </w:r>
     </w:p>
@@ -1201,8 +1965,57 @@
       </w:r>
     </w:p>
     <w:p>
-      <w:r>
-        <w:t>Cover the result. Ask learners to name the inputs and predict the next step. Uncover one step, connect the icon to the actual procedure, and explain its evidence. Then change the supplied condition and compare. The picture is a representation; it does not document execution of a real AI model.</w:t>
+      <w:pPr>
+        <w:pStyle w:val="Heading3"/>
+      </w:pPr>
+      <w:r>
+        <w:t>Ask while showing the picture · 2</w:t>
+      </w:r>
+    </w:p>
+    <w:p>
+      <w:pPr>
+        <w:spacing w:line="336" w:lineRule="auto" w:after="180"/>
+      </w:pPr>
+      <w:r>
+        <w:rPr>
+          <w:b w:val="0"/>
+        </w:rPr>
+        <w:t xml:space="preserve">Cover the result. Ask learners to name the </w:t>
+      </w:r>
+      <w:r>
+        <w:rPr>
+          <w:b/>
+        </w:rPr>
+        <w:t>input</w:t>
+      </w:r>
+      <w:r>
+        <w:rPr>
+          <w:b w:val="0"/>
+        </w:rPr>
+        <w:t xml:space="preserve">s and predict the next step. Uncover one step, connect the icon to the actual procedure, and explain its </w:t>
+      </w:r>
+      <w:r>
+        <w:rPr>
+          <w:b/>
+        </w:rPr>
+        <w:t>evidence</w:t>
+      </w:r>
+      <w:r>
+        <w:rPr>
+          <w:b w:val="0"/>
+        </w:rPr>
+        <w:t>. Then change the supplied condition and compare.</w:t>
+      </w:r>
+    </w:p>
+    <w:p>
+      <w:pPr>
+        <w:spacing w:line="336" w:lineRule="auto" w:after="180"/>
+      </w:pPr>
+      <w:r>
+        <w:rPr>
+          <w:b w:val="0"/>
+        </w:rPr>
+        <w:t>The picture is a representation; it does not document execution of a real AI model.</w:t>
       </w:r>
     </w:p>
     <w:p>
@@ -1214,11 +2027,16 @@
       </w:r>
     </w:p>
     <w:p>
+      <w:r>
+        <w:t>Demonstrate Test Diverse Users, reduce support deliberately and check individual reasoning before discussing answers.</w:t>
+      </w:r>
+    </w:p>
+    <w:p>
       <w:pPr>
         <w:pStyle w:val="Heading3"/>
       </w:pPr>
       <w:r>
-        <w:t>Demonstrate and guide practice</w:t>
+        <w:t>Board sequence</w:t>
       </w:r>
     </w:p>
     <w:p>
@@ -1226,26 +2044,102 @@
         <w:pStyle w:val="Heading3"/>
       </w:pPr>
       <w:r>
-        <w:t>Board sequence</w:t>
-      </w:r>
-    </w:p>
-    <w:p>
-      <w:r>
+        <w:t>1. Put the facts on the board</w:t>
+      </w:r>
+    </w:p>
+    <w:p>
+      <w:pPr>
+        <w:spacing w:line="336" w:lineRule="auto" w:after="180"/>
+        <w:shd w:fill="F4F9FC"/>
+      </w:pPr>
+      <w:r>
+        <w:rPr>
+          <w:b w:val="0"/>
+        </w:rPr>
         <w:t>Write the given facts: A recommender satisfies 5/6 adventure requests and 3/6 poetry requests.</w:t>
       </w:r>
     </w:p>
     <w:p>
-      <w:r>
+      <w:pPr>
+        <w:pStyle w:val="Heading3"/>
+      </w:pPr>
+      <w:r>
+        <w:t>2. State the decision to explain</w:t>
+      </w:r>
+    </w:p>
+    <w:p>
+      <w:pPr>
+        <w:spacing w:line="336" w:lineRule="auto" w:after="180"/>
+        <w:shd w:fill="F4F9FC"/>
+      </w:pPr>
+      <w:r>
+        <w:rPr>
+          <w:b w:val="0"/>
+        </w:rPr>
         <w:t>Write the question to explain: Compare and investigate.</w:t>
       </w:r>
     </w:p>
     <w:p>
-      <w:r>
-        <w:t>Reveal after predictions: Rates are 5/6 and 3/6. Inspect catalogue coverage, labels and scoring; twelve tests do not establish cause.</w:t>
-      </w:r>
-    </w:p>
-    <w:p>
-      <w:r>
+      <w:pPr>
+        <w:pStyle w:val="Heading3"/>
+      </w:pPr>
+      <w:r>
+        <w:t>3. Reveal the worked reasoning</w:t>
+      </w:r>
+    </w:p>
+    <w:p>
+      <w:pPr>
+        <w:spacing w:line="336" w:lineRule="auto" w:after="180"/>
+        <w:shd w:fill="F1F6FC"/>
+      </w:pPr>
+      <w:r>
+        <w:rPr>
+          <w:b w:val="0"/>
+        </w:rPr>
+        <w:t xml:space="preserve">Reveal after </w:t>
+      </w:r>
+      <w:r>
+        <w:rPr>
+          <w:b/>
+        </w:rPr>
+        <w:t>prediction</w:t>
+      </w:r>
+      <w:r>
+        <w:rPr>
+          <w:b w:val="0"/>
+        </w:rPr>
+        <w:t xml:space="preserve">s: Rates are 5/6 and 3/6. Inspect catalogue </w:t>
+      </w:r>
+      <w:r>
+        <w:rPr>
+          <w:b/>
+        </w:rPr>
+        <w:t>coverage</w:t>
+      </w:r>
+      <w:r>
+        <w:rPr>
+          <w:b w:val="0"/>
+        </w:rPr>
+        <w:t>, labels and scoring; twelve tests do not establish cause.</w:t>
+      </w:r>
+    </w:p>
+    <w:p>
+      <w:pPr>
+        <w:pStyle w:val="Heading3"/>
+      </w:pPr>
+      <w:r>
+        <w:t>Hold back the independent task</w:t>
+      </w:r>
+    </w:p>
+    <w:p>
+      <w:pPr>
+        <w:spacing w:line="336" w:lineRule="auto" w:after="180"/>
+        <w:shd w:fill="FFF5E6"/>
+      </w:pPr>
+      <w:r>
+        <w:rPr>
+          <w:b w:val="0"/>
+        </w:rPr>
         <w:t>Keep for an independent attempt: A recommender serves 6 of 6 easy-book requests but 1 of 4 advanced-book requests. Report both results and identify the next test priority.</w:t>
       </w:r>
     </w:p>
@@ -1258,23 +2152,77 @@
       </w:r>
     </w:p>
     <w:p>
-      <w:r>
+      <w:pPr>
+        <w:pStyle w:val="Heading3"/>
+      </w:pPr>
+      <w:r>
+        <w:t>Ask the class</w:t>
+      </w:r>
+    </w:p>
+    <w:p>
+      <w:pPr>
+        <w:spacing w:line="336" w:lineRule="auto" w:after="180"/>
+        <w:shd w:fill="F5F1FB"/>
+      </w:pPr>
+      <w:r>
+        <w:rPr>
+          <w:b w:val="0"/>
+        </w:rPr>
         <w:t>Ask: Which facts are given, and which would we have to assume? Learners mark relevant details before discussing answers.</w:t>
       </w:r>
     </w:p>
     <w:p>
-      <w:r>
+      <w:pPr>
+        <w:pStyle w:val="Heading3"/>
+      </w:pPr>
+      <w:r>
+        <w:t>Language to model</w:t>
+      </w:r>
+    </w:p>
+    <w:p>
+      <w:pPr>
+        <w:spacing w:line="336" w:lineRule="auto" w:after="180"/>
+        <w:shd w:fill="F1F6F8"/>
+      </w:pPr>
+      <w:r>
+        <w:rPr>
+          <w:b w:val="0"/>
+        </w:rPr>
         <w:t>Say: Predict first. Show the rule, information path or calculation that would produce the result. A correct guess is not yet an explanation.</w:t>
       </w:r>
     </w:p>
     <w:p>
-      <w:r>
+      <w:pPr>
+        <w:spacing w:line="336" w:lineRule="auto" w:after="180"/>
+      </w:pPr>
+      <w:r>
+        <w:rPr>
+          <w:b w:val="0"/>
+        </w:rPr>
         <w:t>Reveal reasoning one step at a time. Explain why a tempting alternative fails. Write units and denominators for arithmetic, trace conditions for decisions, and identify supporting sources for claims.</w:t>
       </w:r>
     </w:p>
     <w:p>
-      <w:r>
-        <w:t>In pairs, one learner solves while the other checks evidence; exchange roles. Remove the worked answer before independent assessment.</w:t>
+      <w:pPr>
+        <w:spacing w:line="336" w:lineRule="auto" w:after="180"/>
+      </w:pPr>
+      <w:r>
+        <w:rPr>
+          <w:b w:val="0"/>
+        </w:rPr>
+        <w:t xml:space="preserve">In pairs, one learner solves while the other checks </w:t>
+      </w:r>
+      <w:r>
+        <w:rPr>
+          <w:b/>
+        </w:rPr>
+        <w:t>evidence</w:t>
+      </w:r>
+      <w:r>
+        <w:rPr>
+          <w:b w:val="0"/>
+        </w:rPr>
+        <w:t>; exchange roles. Remove the worked answer before independent assessment.</w:t>
       </w:r>
     </w:p>
     <w:p>
@@ -1286,8 +2234,37 @@
       </w:r>
     </w:p>
     <w:p>
-      <w:r>
-        <w:t>15/16 pass, but no new condition was tested. The larger fraction is misleading as evidence of broader quality. Exit: The old case is now a regression/development case. Document the fix and use fresh reserved cases for a new independent final check.</w:t>
+      <w:pPr>
+        <w:spacing w:line="336" w:lineRule="auto" w:after="180"/>
+      </w:pPr>
+      <w:r>
+        <w:rPr>
+          <w:b w:val="0"/>
+        </w:rPr>
+        <w:t xml:space="preserve">15/16 pass, but no new condition was tested. The larger fraction is misleading as </w:t>
+      </w:r>
+      <w:r>
+        <w:rPr>
+          <w:b/>
+        </w:rPr>
+        <w:t>evidence</w:t>
+      </w:r>
+      <w:r>
+        <w:rPr>
+          <w:b w:val="0"/>
+        </w:rPr>
+        <w:t xml:space="preserve"> of broader quality. Exit: The old case is now a regression/development case.</w:t>
+      </w:r>
+    </w:p>
+    <w:p>
+      <w:pPr>
+        <w:spacing w:line="336" w:lineRule="auto" w:after="180"/>
+      </w:pPr>
+      <w:r>
+        <w:rPr>
+          <w:b w:val="0"/>
+        </w:rPr>
+        <w:t>Document the fix and use fresh reserved cases for a new independent final check.</w:t>
       </w:r>
     </w:p>
     <w:p>
@@ -1519,41 +2496,161 @@
       </w:r>
     </w:p>
     <w:p>
-      <w:r>
+      <w:pPr>
+        <w:pStyle w:val="Heading3"/>
+      </w:pPr>
+      <w:r>
+        <w:t>Completion practice</w:t>
+      </w:r>
+    </w:p>
+    <w:p>
+      <w:pPr>
+        <w:spacing w:line="336" w:lineRule="auto" w:after="180"/>
+        <w:shd w:fill="F5F1FB"/>
+      </w:pPr>
+      <w:r>
+        <w:rPr>
+          <w:b w:val="0"/>
+        </w:rPr>
         <w:t>Completion task: Name five distinct categories for the chooser evaluation.</w:t>
       </w:r>
     </w:p>
     <w:p>
-      <w:r>
-        <w:t>Teacher check: Ordinary selection, duration boundaries, invalid records, empty/no-match input and ties/order reversal.</w:t>
-      </w:r>
-    </w:p>
-    <w:p>
-      <w:r>
-        <w:t>Start by identifying the given inputs together. Leave the intermediate steps blank. If needed, model one step, then withdraw that help on the next step. Move to a full trace only when the partial trace is understood. For partners, alternate explainer and checker; collect a response from every learner before discussion.</w:t>
-      </w:r>
-    </w:p>
-    <w:p>
       <w:pPr>
         <w:pStyle w:val="Heading3"/>
       </w:pPr>
       <w:r>
+        <w:t>Reasoning to listen for</w:t>
+      </w:r>
+    </w:p>
+    <w:p>
+      <w:pPr>
+        <w:spacing w:line="336" w:lineRule="auto" w:after="180"/>
+        <w:shd w:fill="F1F6FC"/>
+      </w:pPr>
+      <w:r>
+        <w:rPr>
+          <w:b w:val="0"/>
+        </w:rPr>
+        <w:t xml:space="preserve">Teacher check: Ordinary selection, duration boundaries, invalid records, empty/no-match </w:t>
+      </w:r>
+      <w:r>
+        <w:rPr>
+          <w:b/>
+        </w:rPr>
+        <w:t>input</w:t>
+      </w:r>
+      <w:r>
+        <w:rPr>
+          <w:b w:val="0"/>
+        </w:rPr>
+        <w:t xml:space="preserve"> and ties/order reversal.</w:t>
+      </w:r>
+    </w:p>
+    <w:p>
+      <w:pPr>
+        <w:spacing w:line="336" w:lineRule="auto" w:after="180"/>
+      </w:pPr>
+      <w:r>
+        <w:rPr>
+          <w:b w:val="0"/>
+        </w:rPr>
+        <w:t xml:space="preserve">Start by identifying the given </w:t>
+      </w:r>
+      <w:r>
+        <w:rPr>
+          <w:b/>
+        </w:rPr>
+        <w:t>input</w:t>
+      </w:r>
+      <w:r>
+        <w:rPr>
+          <w:b w:val="0"/>
+        </w:rPr>
+        <w:t>s together. Leave the intermediate steps blank. If needed, model one step, then withdraw that help on the next step. Move to a full trace only when the partial trace is understood.</w:t>
+      </w:r>
+    </w:p>
+    <w:p>
+      <w:pPr>
+        <w:spacing w:line="336" w:lineRule="auto" w:after="180"/>
+      </w:pPr>
+      <w:r>
+        <w:rPr>
+          <w:b w:val="0"/>
+        </w:rPr>
+        <w:t>For partners, alternate explainer and checker; collect a response from every learner before discussion.</w:t>
+      </w:r>
+    </w:p>
+    <w:p>
+      <w:pPr>
+        <w:pStyle w:val="Heading3"/>
+      </w:pPr>
+      <w:r>
         <w:t>Individual reasoning check</w:t>
       </w:r>
     </w:p>
     <w:p>
-      <w:r>
-        <w:t>Use the worked case for Evaluating varied cases. Proposed explanation: “A successful run proves the conclusion”. Decide whether this explanation is supported. Point to the step or supplied fact that decides; explain your repair if needed.</w:t>
-      </w:r>
-    </w:p>
-    <w:p>
-      <w:r>
+      <w:pPr>
+        <w:spacing w:line="336" w:lineRule="auto" w:after="180"/>
+      </w:pPr>
+      <w:r>
+        <w:rPr>
+          <w:b w:val="0"/>
+        </w:rPr>
+        <w:t>Use the worked case for Evaluating varied cases. Proposed explanation: “A successful run proves the conclusion”. Decide whether this explanation is supported.</w:t>
+      </w:r>
+    </w:p>
+    <w:p>
+      <w:pPr>
+        <w:spacing w:line="336" w:lineRule="auto" w:after="180"/>
+      </w:pPr>
+      <w:r>
+        <w:rPr>
+          <w:b w:val="0"/>
+        </w:rPr>
+        <w:t>Point to the step or supplied fact that decides; explain your repair if needed.</w:t>
+      </w:r>
+    </w:p>
+    <w:p>
+      <w:pPr>
+        <w:pStyle w:val="Heading3"/>
+      </w:pPr>
+      <w:r>
+        <w:t>Expected repair</w:t>
+      </w:r>
+    </w:p>
+    <w:p>
+      <w:pPr>
+        <w:spacing w:line="336" w:lineRule="auto" w:after="180"/>
+        <w:shd w:fill="F1F6FC"/>
+      </w:pPr>
+      <w:r>
+        <w:rPr>
+          <w:b w:val="0"/>
+        </w:rPr>
         <w:t>Expected correction: For a rule-based chooser, evaluate conformance to its policy separately from whether users find suggestions useful. Neither a pass fraction nor an invented satisfaction score proves educational benefit.</w:t>
       </w:r>
     </w:p>
     <w:p>
-      <w:r>
-        <w:t>Collect explanations, not only yes/no votes. If a misunderstanding is common, re-model the relevant step for the class. If it affects a few learners, give a short targeted group explanation while others solve a more demanding variation.</w:t>
+      <w:pPr>
+        <w:spacing w:line="336" w:lineRule="auto" w:after="180"/>
+      </w:pPr>
+      <w:r>
+        <w:rPr>
+          <w:b w:val="0"/>
+        </w:rPr>
+        <w:t>Collect explanations, not only yes/no votes. If a misunderstanding is common, re-model the relevant step for the class.</w:t>
+      </w:r>
+    </w:p>
+    <w:p>
+      <w:pPr>
+        <w:spacing w:line="336" w:lineRule="auto" w:after="180"/>
+      </w:pPr>
+      <w:r>
+        <w:rPr>
+          <w:b w:val="0"/>
+        </w:rPr>
+        <w:t>If it affects a few learners, give a short targeted group explanation while others solve a more demanding variation.</w:t>
       </w:r>
     </w:p>
     <w:p>
@@ -1565,7 +2662,14 @@
       </w:r>
     </w:p>
     <w:p>
-      <w:r>
+      <w:pPr>
+        <w:spacing w:line="336" w:lineRule="auto" w:after="180"/>
+        <w:shd w:fill="F5F1FB"/>
+      </w:pPr>
+      <w:r>
+        <w:rPr>
+          <w:b w:val="0"/>
+        </w:rPr>
         <w:t>Can these records establish performance for different user groups?</w:t>
       </w:r>
     </w:p>
@@ -1578,18 +2682,72 @@
       </w:r>
     </w:p>
     <w:p>
-      <w:r>
-        <w:t>No. They describe input-case types. No user-group membership or group-specific outcomes were supplied.</w:t>
-      </w:r>
-    </w:p>
-    <w:p>
-      <w:r>
+      <w:pPr>
+        <w:spacing w:line="336" w:lineRule="auto" w:after="180"/>
+      </w:pPr>
+      <w:r>
+        <w:rPr>
+          <w:b w:val="0"/>
+        </w:rPr>
+        <w:t xml:space="preserve">No. They describe </w:t>
+      </w:r>
+      <w:r>
+        <w:rPr>
+          <w:b/>
+        </w:rPr>
+        <w:t>input</w:t>
+      </w:r>
+      <w:r>
+        <w:rPr>
+          <w:b w:val="0"/>
+        </w:rPr>
+        <w:t>-case types. No user-group membership or group-specific outcomes were supplied.</w:t>
+      </w:r>
+    </w:p>
+    <w:p>
+      <w:pPr>
+        <w:spacing w:line="336" w:lineRule="auto" w:after="180"/>
+      </w:pPr>
+      <w:r>
+        <w:rPr>
+          <w:b w:val="0"/>
+        </w:rPr>
         <w:t>Changed-case reasoning: The claim becomes 4/4 on ordinary cases, not 100% across all tests. Eight nonordinary cases and their failures have been omitted.</w:t>
       </w:r>
     </w:p>
     <w:p>
-      <w:r>
-        <w:t>Collect each learner’s explanation before discussion. Use the first missing connection between input, deciding step and result to choose support. This question is worked-case practice, not fresh mastery evidence.</w:t>
+      <w:pPr>
+        <w:spacing w:line="336" w:lineRule="auto" w:after="180"/>
+      </w:pPr>
+      <w:r>
+        <w:rPr>
+          <w:b w:val="0"/>
+        </w:rPr>
+        <w:t xml:space="preserve">Collect each learner’s explanation before discussion. Use the first missing connection between </w:t>
+      </w:r>
+      <w:r>
+        <w:rPr>
+          <w:b/>
+        </w:rPr>
+        <w:t>input</w:t>
+      </w:r>
+      <w:r>
+        <w:rPr>
+          <w:b w:val="0"/>
+        </w:rPr>
+        <w:t xml:space="preserve">, deciding step and result to choose support. This question is worked-case practice, not fresh mastery </w:t>
+      </w:r>
+      <w:r>
+        <w:rPr>
+          <w:b/>
+        </w:rPr>
+        <w:t>evidence</w:t>
+      </w:r>
+      <w:r>
+        <w:rPr>
+          <w:b w:val="0"/>
+        </w:rPr>
+        <w:t>.</w:t>
       </w:r>
     </w:p>
     <w:p>
@@ -1601,54 +2759,105 @@
       </w:r>
     </w:p>
     <w:p>
+      <w:r>
+        <w:t>Run the Test Diverse Users investigation and use the first unsupported step to choose a teaching response.</w:t>
+      </w:r>
+    </w:p>
+    <w:p>
+      <w:pPr>
+        <w:spacing w:line="336" w:lineRule="auto" w:after="180"/>
+      </w:pPr>
+      <w:r>
+        <w:rPr>
+          <w:b w:val="0"/>
+        </w:rPr>
+        <w:t>Words You Can Use to Reason</w:t>
+      </w:r>
+    </w:p>
+    <w:p>
+      <w:pPr>
+        <w:spacing w:line="336" w:lineRule="auto" w:after="180"/>
+      </w:pPr>
+      <w:r>
+        <w:rPr>
+          <w:b w:val="0"/>
+        </w:rPr>
+        <w:t>A definition matters when you can recognize the idea, use it, and contrast it with a near-miss.</w:t>
+      </w:r>
+    </w:p>
+    <w:p>
+      <w:pPr>
+        <w:spacing w:line="336" w:lineRule="auto" w:after="180"/>
+      </w:pPr>
+      <w:r>
+        <w:rPr>
+          <w:b w:val="0"/>
+        </w:rPr>
+        <w:t>Predict → Test → Record → Explain</w:t>
+      </w:r>
+    </w:p>
+    <w:p>
+      <w:pPr>
+        <w:spacing w:line="336" w:lineRule="auto" w:after="180"/>
+      </w:pPr>
+      <w:r>
+        <w:rPr>
+          <w:b w:val="0"/>
+        </w:rPr>
+        <w:t>Keep expected and actual results separate. Surprises are useful data when recorded honestly.</w:t>
+      </w:r>
+    </w:p>
+    <w:p>
+      <w:pPr>
+        <w:spacing w:line="336" w:lineRule="auto" w:after="180"/>
+      </w:pPr>
+      <w:r>
+        <w:rPr>
+          <w:b w:val="0"/>
+        </w:rPr>
+        <w:t>Create four meaningfully different profiles, predict outcomes, run, classify failures, and compare results by profile rather than only overall.</w:t>
+      </w:r>
+    </w:p>
+    <w:p>
+      <w:pPr>
+        <w:spacing w:line="336" w:lineRule="auto" w:after="180"/>
+        <w:shd w:fill="F5F1FB"/>
+      </w:pPr>
+      <w:r>
+        <w:rPr>
+          <w:b w:val="0"/>
+        </w:rPr>
+        <w:t>What did the hardest test teach you that the normal test did not?</w:t>
+      </w:r>
+    </w:p>
+    <w:p>
       <w:pPr>
         <w:pStyle w:val="Heading3"/>
       </w:pPr>
       <w:r>
-        <w:t>Run the weekly evidence lab</w:t>
-      </w:r>
-    </w:p>
-    <w:p>
-      <w:r>
-        <w:t>Words You Can Use to Reason</w:t>
-      </w:r>
-    </w:p>
-    <w:p>
-      <w:r>
-        <w:t>A definition matters when you can recognize the idea, use it, and contrast it with a near-miss.</w:t>
-      </w:r>
-    </w:p>
-    <w:p>
-      <w:r>
-        <w:t>Predict → Test → Record → Explain</w:t>
-      </w:r>
-    </w:p>
-    <w:p>
-      <w:r>
-        <w:t>Keep expected and actual results separate. Surprises are useful data when recorded honestly.</w:t>
-      </w:r>
-    </w:p>
-    <w:p>
-      <w:r>
-        <w:t>Create four meaningfully different profiles, predict outcomes, run, classify failures, and compare results by profile rather than only overall.</w:t>
-      </w:r>
-    </w:p>
-    <w:p>
-      <w:r>
-        <w:t>What did the hardest test teach you that the normal test did not?</w:t>
-      </w:r>
-    </w:p>
-    <w:p>
-      <w:pPr>
-        <w:pStyle w:val="Heading3"/>
-      </w:pPr>
-      <w:r>
         <w:t>Make the lab runnable</w:t>
       </w:r>
     </w:p>
     <w:p>
-      <w:r>
-        <w:t>Use the concrete case as the shared normal case and the independent question as a second case. Each pair creates a boundary or missing-information case and predicts its result before testing. Keep the expected result separate from an observed mistake.</w:t>
+      <w:pPr>
+        <w:spacing w:line="336" w:lineRule="auto" w:after="180"/>
+      </w:pPr>
+      <w:r>
+        <w:rPr>
+          <w:b w:val="0"/>
+        </w:rPr>
+        <w:t>Use the concrete case as the shared normal case and the independent question as a second case. Each pair creates a boundary or missing-information case and predicts its result before testing.</w:t>
+      </w:r>
+    </w:p>
+    <w:p>
+      <w:pPr>
+        <w:spacing w:line="336" w:lineRule="auto" w:after="180"/>
+      </w:pPr>
+      <w:r>
+        <w:rPr>
+          <w:b w:val="0"/>
+        </w:rPr>
+        <w:t>Keep the expected result separate from an observed mistake.</w:t>
       </w:r>
     </w:p>
     <w:tbl>
@@ -1806,8 +3015,25 @@
       </w:r>
     </w:p>
     <w:p>
-      <w:r>
-        <w:t>For guessing, return to given facts and request a trace. For vocabulary without application, use one example and one non-example. For arithmetic errors, check the setup before the calculation. Finish with a different uncoached case before recording mastery.</w:t>
+      <w:pPr>
+        <w:spacing w:line="336" w:lineRule="auto" w:after="180"/>
+      </w:pPr>
+      <w:r>
+        <w:rPr>
+          <w:b w:val="0"/>
+        </w:rPr>
+        <w:t>For guessing, return to given facts and request a trace. For vocabulary without application, use one example and one non-example. For arithmetic errors, check the setup before the calculation.</w:t>
+      </w:r>
+    </w:p>
+    <w:p>
+      <w:pPr>
+        <w:spacing w:line="336" w:lineRule="auto" w:after="180"/>
+      </w:pPr>
+      <w:r>
+        <w:rPr>
+          <w:b w:val="0"/>
+        </w:rPr>
+        <w:t>Finish with a different uncoached case before recording mastery.</w:t>
       </w:r>
     </w:p>
     <w:p>
@@ -1819,18 +3045,105 @@
       </w:r>
     </w:p>
     <w:p>
-      <w:r>
-        <w:t>A successful run proves the conclusion: For a rule-based chooser, evaluate conformance to its policy separately from whether users find suggestions useful. Neither a pass fraction nor an invented satisfaction score proves educational benefit.</w:t>
-      </w:r>
-    </w:p>
-    <w:p>
-      <w:r>
-        <w:t>Matching the example is enough: Require the new W4 case, explicit predictions and an explanation. Fresh retry: ordinary 2/2, empty 0/1, boundary 2/2 gives 4/5 overall; the empty case still fails. Require the failure record and a fresh-case plan.</w:t>
-      </w:r>
-    </w:p>
-    <w:p>
-      <w:r>
-        <w:t>A convenient shortcut preserves meaning: Hiding the tie failure in an average conceals an unmet requirement. Preserve the failed input, expected result, actual result and version. If you repair using it, classify it as development/regression evidence and reserve new final cases.</w:t>
+      <w:pPr>
+        <w:spacing w:line="336" w:lineRule="auto" w:after="180"/>
+      </w:pPr>
+      <w:r>
+        <w:rPr>
+          <w:b w:val="0"/>
+        </w:rPr>
+        <w:t>A successful run proves the conclusion: For a rule-based chooser, evaluate conformance to its policy separately from whether users find suggestions useful.</w:t>
+      </w:r>
+    </w:p>
+    <w:p>
+      <w:pPr>
+        <w:spacing w:line="336" w:lineRule="auto" w:after="180"/>
+      </w:pPr>
+      <w:r>
+        <w:rPr>
+          <w:b w:val="0"/>
+        </w:rPr>
+        <w:t>Neither a pass fraction nor an invented satisfaction score proves educational benefit.</w:t>
+      </w:r>
+    </w:p>
+    <w:p>
+      <w:pPr>
+        <w:spacing w:line="336" w:lineRule="auto" w:after="180"/>
+      </w:pPr>
+      <w:r>
+        <w:rPr>
+          <w:b w:val="0"/>
+        </w:rPr>
+        <w:t xml:space="preserve">Matching the example is enough: Require the new W4 case, explicit </w:t>
+      </w:r>
+      <w:r>
+        <w:rPr>
+          <w:b/>
+        </w:rPr>
+        <w:t>prediction</w:t>
+      </w:r>
+      <w:r>
+        <w:rPr>
+          <w:b w:val="0"/>
+        </w:rPr>
+        <w:t>s and an explanation. Fresh retry: ordinary 2/2, empty 0/1, boundary 2/2 gives 4/5 overall; the empty case still fails.</w:t>
+      </w:r>
+    </w:p>
+    <w:p>
+      <w:pPr>
+        <w:spacing w:line="336" w:lineRule="auto" w:after="180"/>
+      </w:pPr>
+      <w:r>
+        <w:rPr>
+          <w:b w:val="0"/>
+        </w:rPr>
+        <w:t>Require the failure record and a fresh-case plan.</w:t>
+      </w:r>
+    </w:p>
+    <w:p>
+      <w:pPr>
+        <w:spacing w:line="336" w:lineRule="auto" w:after="180"/>
+      </w:pPr>
+      <w:r>
+        <w:rPr>
+          <w:b w:val="0"/>
+        </w:rPr>
+        <w:t xml:space="preserve">A convenient shortcut preserves meaning: Hiding the tie failure in an average conceals an unmet requirement. Preserve the failed </w:t>
+      </w:r>
+      <w:r>
+        <w:rPr>
+          <w:b/>
+        </w:rPr>
+        <w:t>input</w:t>
+      </w:r>
+      <w:r>
+        <w:rPr>
+          <w:b w:val="0"/>
+        </w:rPr>
+        <w:t>, expected result, actual result and version.</w:t>
+      </w:r>
+    </w:p>
+    <w:p>
+      <w:pPr>
+        <w:spacing w:line="336" w:lineRule="auto" w:after="180"/>
+      </w:pPr>
+      <w:r>
+        <w:rPr>
+          <w:b w:val="0"/>
+        </w:rPr>
+        <w:t xml:space="preserve">If you repair using it, classify it as development/regression </w:t>
+      </w:r>
+      <w:r>
+        <w:rPr>
+          <w:b/>
+        </w:rPr>
+        <w:t>evidence</w:t>
+      </w:r>
+      <w:r>
+        <w:rPr>
+          <w:b w:val="0"/>
+        </w:rPr>
+        <w:t xml:space="preserve"> and reserve new final cases.</w:t>
       </w:r>
     </w:p>
     <w:p>
@@ -1988,8 +3301,25 @@
       </w:tr>
     </w:tbl>
     <w:p>
-      <w:r>
-        <w:t>Offer an oral explanation, drawing, enlarged visual or fewer examples when that removes a reading/writing barrier. Keep the same reasoning goal. Stretch secure learners by changing a boundary or assumption and asking them to defend the effect, not simply by assigning more of the same questions.</w:t>
+      <w:pPr>
+        <w:spacing w:line="336" w:lineRule="auto" w:after="180"/>
+      </w:pPr>
+      <w:r>
+        <w:rPr>
+          <w:b w:val="0"/>
+        </w:rPr>
+        <w:t>Offer an oral explanation, drawing, enlarged visual or fewer examples when that removes a reading/writing barrier. Keep the same reasoning goal.</w:t>
+      </w:r>
+    </w:p>
+    <w:p>
+      <w:pPr>
+        <w:spacing w:line="336" w:lineRule="auto" w:after="180"/>
+      </w:pPr>
+      <w:r>
+        <w:rPr>
+          <w:b w:val="0"/>
+        </w:rPr>
+        <w:t>Stretch secure learners by changing a boundary or assumption and asking them to defend the effect, not simply by assigning more of the same questions.</w:t>
       </w:r>
     </w:p>
     <w:p>
@@ -2001,11 +3331,16 @@
       </w:r>
     </w:p>
     <w:p>
+      <w:r>
+        <w:t>Use the Test Diverse Users questions, teacher keys and criteria after the relevant attempts. Previously discussed cases are practice; protect the separately selected independent task.</w:t>
+      </w:r>
+    </w:p>
+    <w:p>
       <w:pPr>
         <w:pStyle w:val="Heading3"/>
       </w:pPr>
       <w:r>
-        <w:t>Assess and explain the answers</w:t>
+        <w:t>Worked case answer</w:t>
       </w:r>
     </w:p>
     <w:p>
@@ -2013,12 +3348,31 @@
         <w:pStyle w:val="Heading3"/>
       </w:pPr>
       <w:r>
-        <w:t>Worked case answer</w:t>
-      </w:r>
-    </w:p>
-    <w:p>
-      <w:r>
-        <w:t>Rates are 5/6 and 3/6. Inspect catalogue coverage, labels and scoring; twelve tests do not establish cause.</w:t>
+        <w:t>Teacher key · Worked case answer</w:t>
+      </w:r>
+    </w:p>
+    <w:p>
+      <w:pPr>
+        <w:spacing w:line="336" w:lineRule="auto" w:after="180"/>
+        <w:shd w:fill="F1F6FC"/>
+      </w:pPr>
+      <w:r>
+        <w:rPr>
+          <w:b w:val="0"/>
+        </w:rPr>
+        <w:t xml:space="preserve">Rates are 5/6 and 3/6. Inspect catalogue </w:t>
+      </w:r>
+      <w:r>
+        <w:rPr>
+          <w:b/>
+        </w:rPr>
+        <w:t>coverage</w:t>
+      </w:r>
+      <w:r>
+        <w:rPr>
+          <w:b w:val="0"/>
+        </w:rPr>
+        <w:t>, labels and scoring; twelve tests do not establish cause.</w:t>
       </w:r>
     </w:p>
     <w:p>
@@ -2030,7 +3384,22 @@
       </w:r>
     </w:p>
     <w:p>
-      <w:r>
+      <w:pPr>
+        <w:pStyle w:val="Heading3"/>
+      </w:pPr>
+      <w:r>
+        <w:t>Independent question · withhold the key</w:t>
+      </w:r>
+    </w:p>
+    <w:p>
+      <w:pPr>
+        <w:spacing w:line="336" w:lineRule="auto" w:after="180"/>
+        <w:shd w:fill="F5F1FB"/>
+      </w:pPr>
+      <w:r>
+        <w:rPr>
+          <w:b w:val="0"/>
+        </w:rPr>
         <w:t>A recommender serves 6 of 6 easy-book requests but 1 of 4 advanced-book requests. Report both results and identify the next test priority.</w:t>
       </w:r>
     </w:p>
@@ -2043,7 +3412,22 @@
       </w:r>
     </w:p>
     <w:p>
-      <w:r>
+      <w:pPr>
+        <w:pStyle w:val="Heading3"/>
+      </w:pPr>
+      <w:r>
+        <w:t>Teacher key · Expected independent answer</w:t>
+      </w:r>
+    </w:p>
+    <w:p>
+      <w:pPr>
+        <w:spacing w:line="336" w:lineRule="auto" w:after="180"/>
+        <w:shd w:fill="F1F6FC"/>
+      </w:pPr>
+      <w:r>
+        <w:rPr>
+          <w:b w:val="0"/>
+        </w:rPr>
         <w:t>Easy requests: 6/6; advanced: 1/4. Investigate advanced requests and inspect their failures. The combined 7/10 hides this difference.</w:t>
       </w:r>
     </w:p>
@@ -2282,8 +3666,25 @@
       </w:tr>
     </w:tbl>
     <w:p>
-      <w:r>
-        <w:t>Use 6/8 as a classroom checkpoint, with 2 required for both Result and Reasoning. This is a proposed teaching rule, not a validated certification threshold. Do not count a coached answer as independent mastery; correct unsafe or unsupported claims regardless of total.</w:t>
+      <w:pPr>
+        <w:spacing w:line="336" w:lineRule="auto" w:after="180"/>
+      </w:pPr>
+      <w:r>
+        <w:rPr>
+          <w:b w:val="0"/>
+        </w:rPr>
+        <w:t>Use 6/8 as a classroom checkpoint, with 2 required for both Result and Reasoning. This is a proposed teaching rule, not a validated certification threshold.</w:t>
+      </w:r>
+    </w:p>
+    <w:p>
+      <w:pPr>
+        <w:spacing w:line="336" w:lineRule="auto" w:after="180"/>
+      </w:pPr>
+      <w:r>
+        <w:rPr>
+          <w:b w:val="0"/>
+        </w:rPr>
+        <w:t>Do not count a coached answer as independent mastery; correct unsafe or unsupported claims regardless of total.</w:t>
       </w:r>
     </w:p>
     <w:p>
@@ -2295,8 +3696,26 @@
       </w:r>
     </w:p>
     <w:p>
-      <w:r>
-        <w:t>Ask the learner to find the evidence that challenges this claim: “A single overall score describes every user's experience.” Keep the first attempt and an uncoached retry separate.</w:t>
+      <w:pPr>
+        <w:spacing w:line="336" w:lineRule="auto" w:after="180"/>
+      </w:pPr>
+      <w:r>
+        <w:rPr>
+          <w:b w:val="0"/>
+        </w:rPr>
+        <w:t xml:space="preserve">Ask the learner to find the </w:t>
+      </w:r>
+      <w:r>
+        <w:rPr>
+          <w:b/>
+        </w:rPr>
+        <w:t>evidence</w:t>
+      </w:r>
+      <w:r>
+        <w:rPr>
+          <w:b w:val="0"/>
+        </w:rPr>
+        <w:t xml:space="preserve"> that challenges this claim: “A single overall score describes every user's experience.” Keep the first attempt and an uncoached retry separate.</w:t>
       </w:r>
     </w:p>
     <w:p>
@@ -2308,15 +3727,54 @@
       </w:r>
     </w:p>
     <w:p>
-      <w:r>
-        <w:t>Overall is about 73.3%; mystery is 90%; poetry is 40%. The total hides weaker poetry performance. Investigate catalogue coverage, labels and scoring without assuming the rates identify the cause; small denominators limit conclusions.</w:t>
-      </w:r>
-    </w:p>
-    <w:p>
       <w:pPr>
         <w:pStyle w:val="Heading3"/>
       </w:pPr>
       <w:r>
+        <w:t>Teacher key · Original transfer answer</w:t>
+      </w:r>
+    </w:p>
+    <w:p>
+      <w:pPr>
+        <w:spacing w:line="336" w:lineRule="auto" w:after="180"/>
+        <w:shd w:fill="F1F6FC"/>
+      </w:pPr>
+      <w:r>
+        <w:rPr>
+          <w:b w:val="0"/>
+        </w:rPr>
+        <w:t>Overall is about 73.3%; mystery is 90%; poetry is 40%. The total hides weaker poetry performance.</w:t>
+      </w:r>
+    </w:p>
+    <w:p>
+      <w:pPr>
+        <w:spacing w:line="336" w:lineRule="auto" w:after="180"/>
+        <w:shd w:fill="F1F6FC"/>
+      </w:pPr>
+      <w:r>
+        <w:rPr>
+          <w:b w:val="0"/>
+        </w:rPr>
+        <w:t xml:space="preserve">Investigate catalogue </w:t>
+      </w:r>
+      <w:r>
+        <w:rPr>
+          <w:b/>
+        </w:rPr>
+        <w:t>coverage</w:t>
+      </w:r>
+      <w:r>
+        <w:rPr>
+          <w:b w:val="0"/>
+        </w:rPr>
+        <w:t>, labels and scoring without assuming the rates identify the cause; small denominators limit conclusions.</w:t>
+      </w:r>
+    </w:p>
+    <w:p>
+      <w:pPr>
+        <w:pStyle w:val="Heading3"/>
+      </w:pPr>
+      <w:r>
         <w:t>Explanations for the additional workbook examples</w:t>
       </w:r>
     </w:p>
@@ -2329,53 +3787,242 @@
       </w:r>
     </w:p>
     <w:p>
-      <w:r>
-        <w:t>A report says 8 of 10 tests pass, including 0 of 2 invalid-input cases. What is the important weakness?</w:t>
-      </w:r>
-    </w:p>
-    <w:p>
-      <w:r>
-        <w:t>Invalid-input handling fails both tested cases even though the overall pass fraction is 80 percent.</w:t>
-      </w:r>
-    </w:p>
-    <w:p>
       <w:pPr>
         <w:pStyle w:val="Heading3"/>
       </w:pPr>
       <w:r>
+        <w:t>Workbook question · W1</w:t>
+      </w:r>
+    </w:p>
+    <w:p>
+      <w:pPr>
+        <w:spacing w:line="336" w:lineRule="auto" w:after="180"/>
+        <w:shd w:fill="F5F1FB"/>
+      </w:pPr>
+      <w:r>
+        <w:rPr>
+          <w:b w:val="0"/>
+        </w:rPr>
+        <w:t>A report says 8 of 10 tests pass, including 0 of 2 invalid-</w:t>
+      </w:r>
+      <w:r>
+        <w:rPr>
+          <w:b/>
+        </w:rPr>
+        <w:t>input</w:t>
+      </w:r>
+      <w:r>
+        <w:rPr>
+          <w:b w:val="0"/>
+        </w:rPr>
+        <w:t xml:space="preserve"> cases. What is the important weakness?</w:t>
+      </w:r>
+    </w:p>
+    <w:p>
+      <w:pPr>
+        <w:pStyle w:val="Heading3"/>
+      </w:pPr>
+      <w:r>
+        <w:t>Teacher reasoning · W1</w:t>
+      </w:r>
+    </w:p>
+    <w:p>
+      <w:pPr>
+        <w:spacing w:line="336" w:lineRule="auto" w:after="180"/>
+        <w:shd w:fill="F1F6FC"/>
+      </w:pPr>
+      <w:r>
+        <w:rPr>
+          <w:b w:val="0"/>
+        </w:rPr>
+        <w:t>Invalid-</w:t>
+      </w:r>
+      <w:r>
+        <w:rPr>
+          <w:b/>
+        </w:rPr>
+        <w:t>input</w:t>
+      </w:r>
+      <w:r>
+        <w:rPr>
+          <w:b w:val="0"/>
+        </w:rPr>
+        <w:t xml:space="preserve"> handling fails both tested cases even though the overall pass fraction is 80 percent.</w:t>
+      </w:r>
+    </w:p>
+    <w:p>
+      <w:pPr>
+        <w:pStyle w:val="Heading3"/>
+      </w:pPr>
+      <w:r>
         <w:t>W2 Plan coverage</w:t>
       </w:r>
     </w:p>
     <w:p>
-      <w:r>
+      <w:pPr>
+        <w:pStyle w:val="Heading3"/>
+      </w:pPr>
+      <w:r>
+        <w:t>Workbook question · W2</w:t>
+      </w:r>
+    </w:p>
+    <w:p>
+      <w:pPr>
+        <w:spacing w:line="336" w:lineRule="auto" w:after="180"/>
+        <w:shd w:fill="F5F1FB"/>
+      </w:pPr>
+      <w:r>
+        <w:rPr>
+          <w:b w:val="0"/>
+        </w:rPr>
         <w:t>Name five distinct categories for the chooser evaluation.</w:t>
       </w:r>
     </w:p>
     <w:p>
-      <w:r>
-        <w:t>Ordinary selection, duration boundaries, invalid records, empty/no-match input and ties/order reversal.</w:t>
-      </w:r>
-    </w:p>
-    <w:p>
-      <w:r>
-        <w:t>Use ordinary eligible selection, duration boundaries, schema-invalid records, empty or no-match input, and tied scores with reversed order. Each category checks a different requirement. Include concrete inputs and expected reports; five copies of one ordinary case do not provide this coverage.</w:t>
-      </w:r>
-    </w:p>
-    <w:p>
       <w:pPr>
         <w:pStyle w:val="Heading3"/>
       </w:pPr>
       <w:r>
+        <w:t>Teacher reasoning · W2</w:t>
+      </w:r>
+    </w:p>
+    <w:p>
+      <w:pPr>
+        <w:spacing w:line="336" w:lineRule="auto" w:after="180"/>
+        <w:shd w:fill="F1F6FC"/>
+      </w:pPr>
+      <w:r>
+        <w:rPr>
+          <w:b w:val="0"/>
+        </w:rPr>
+        <w:t xml:space="preserve">Ordinary selection, duration boundaries, invalid records, empty/no-match </w:t>
+      </w:r>
+      <w:r>
+        <w:rPr>
+          <w:b/>
+        </w:rPr>
+        <w:t>input</w:t>
+      </w:r>
+      <w:r>
+        <w:rPr>
+          <w:b w:val="0"/>
+        </w:rPr>
+        <w:t xml:space="preserve"> and ties/order reversal.</w:t>
+      </w:r>
+    </w:p>
+    <w:p>
+      <w:pPr>
+        <w:pStyle w:val="Heading3"/>
+      </w:pPr>
+      <w:r>
+        <w:t>Teacher reasoning · W2</w:t>
+      </w:r>
+    </w:p>
+    <w:p>
+      <w:pPr>
+        <w:spacing w:line="336" w:lineRule="auto" w:after="180"/>
+        <w:shd w:fill="F1F6FC"/>
+      </w:pPr>
+      <w:r>
+        <w:rPr>
+          <w:b w:val="0"/>
+        </w:rPr>
+        <w:t xml:space="preserve">Use ordinary eligible selection, duration boundaries, schema-invalid records, empty or no-match </w:t>
+      </w:r>
+      <w:r>
+        <w:rPr>
+          <w:b/>
+        </w:rPr>
+        <w:t>input</w:t>
+      </w:r>
+      <w:r>
+        <w:rPr>
+          <w:b w:val="0"/>
+        </w:rPr>
+        <w:t>, and tied scores with reversed order. Each category checks a different requirement.</w:t>
+      </w:r>
+    </w:p>
+    <w:p>
+      <w:pPr>
+        <w:spacing w:line="336" w:lineRule="auto" w:after="180"/>
+        <w:shd w:fill="F1F6FC"/>
+      </w:pPr>
+      <w:r>
+        <w:rPr>
+          <w:b w:val="0"/>
+        </w:rPr>
+        <w:t xml:space="preserve">Include concrete </w:t>
+      </w:r>
+      <w:r>
+        <w:rPr>
+          <w:b/>
+        </w:rPr>
+        <w:t>input</w:t>
+      </w:r>
+      <w:r>
+        <w:rPr>
+          <w:b w:val="0"/>
+        </w:rPr>
+        <w:t xml:space="preserve">s and expected reports; five copies of one ordinary case do not provide this </w:t>
+      </w:r>
+      <w:r>
+        <w:rPr>
+          <w:b/>
+        </w:rPr>
+        <w:t>coverage</w:t>
+      </w:r>
+      <w:r>
+        <w:rPr>
+          <w:b w:val="0"/>
+        </w:rPr>
+        <w:t>.</w:t>
+      </w:r>
+    </w:p>
+    <w:p>
+      <w:pPr>
+        <w:pStyle w:val="Heading3"/>
+      </w:pPr>
+      <w:r>
         <w:t>W3 Repair reporting</w:t>
       </w:r>
     </w:p>
     <w:p>
-      <w:r>
+      <w:pPr>
+        <w:pStyle w:val="Heading3"/>
+      </w:pPr>
+      <w:r>
+        <w:t>Workbook question · W3</w:t>
+      </w:r>
+    </w:p>
+    <w:p>
+      <w:pPr>
+        <w:spacing w:line="336" w:lineRule="auto" w:after="180"/>
+        <w:shd w:fill="F5F1FB"/>
+      </w:pPr>
+      <w:r>
+        <w:rPr>
+          <w:b w:val="0"/>
+        </w:rPr>
         <w:t>A learner drops two failed cases and reports 8/8. What should be restored?</w:t>
       </w:r>
     </w:p>
     <w:p>
-      <w:r>
+      <w:pPr>
+        <w:pStyle w:val="Heading3"/>
+      </w:pPr>
+      <w:r>
+        <w:t>Teacher reasoning · W3</w:t>
+      </w:r>
+    </w:p>
+    <w:p>
+      <w:pPr>
+        <w:spacing w:line="336" w:lineRule="auto" w:after="180"/>
+        <w:shd w:fill="F1F6FC"/>
+      </w:pPr>
+      <w:r>
+        <w:rPr>
+          <w:b w:val="0"/>
+        </w:rPr>
         <w:t>Report all 10 executed cases with 8 passes and 2 failures, category details and the tested version.</w:t>
       </w:r>
     </w:p>
@@ -2388,12 +4035,42 @@
       </w:r>
     </w:p>
     <w:p>
-      <w:r>
+      <w:pPr>
+        <w:pStyle w:val="Heading3"/>
+      </w:pPr>
+      <w:r>
+        <w:t>Workbook question · W4</w:t>
+      </w:r>
+    </w:p>
+    <w:p>
+      <w:pPr>
+        <w:spacing w:line="336" w:lineRule="auto" w:after="180"/>
+        <w:shd w:fill="F5F1FB"/>
+      </w:pPr>
+      <w:r>
+        <w:rPr>
+          <w:b w:val="0"/>
+        </w:rPr>
         <w:t>Given ordinary 3/3, boundary 1/2, invalid 2/2 and tie 0/1, compute overall results and prioritize issues.</w:t>
       </w:r>
     </w:p>
     <w:p>
-      <w:r>
+      <w:pPr>
+        <w:pStyle w:val="Heading3"/>
+      </w:pPr>
+      <w:r>
+        <w:t>Teacher reasoning · W4</w:t>
+      </w:r>
+    </w:p>
+    <w:p>
+      <w:pPr>
+        <w:spacing w:line="336" w:lineRule="auto" w:after="180"/>
+        <w:shd w:fill="F1F6FC"/>
+      </w:pPr>
+      <w:r>
+        <w:rPr>
+          <w:b w:val="0"/>
+        </w:rPr>
         <w:t>6/8 pass, 2 fail; boundary has one failure and ties fail the only case. Report both and avoid treating 75 percent as production accuracy.</w:t>
       </w:r>
     </w:p>
@@ -2406,12 +4083,42 @@
       </w:r>
     </w:p>
     <w:p>
-      <w:r>
+      <w:pPr>
+        <w:pStyle w:val="Heading3"/>
+      </w:pPr>
+      <w:r>
+        <w:t>Workbook question · W5</w:t>
+      </w:r>
+    </w:p>
+    <w:p>
+      <w:pPr>
+        <w:spacing w:line="336" w:lineRule="auto" w:after="180"/>
+        <w:shd w:fill="F5F1FB"/>
+      </w:pPr>
+      <w:r>
+        <w:rPr>
+          <w:b w:val="0"/>
+        </w:rPr>
         <w:t>You fix the tie bug using the final tie case. What should the next evaluation report say?</w:t>
       </w:r>
     </w:p>
     <w:p>
-      <w:r>
+      <w:pPr>
+        <w:pStyle w:val="Heading3"/>
+      </w:pPr>
+      <w:r>
+        <w:t>Teacher reasoning · W5</w:t>
+      </w:r>
+    </w:p>
+    <w:p>
+      <w:pPr>
+        <w:spacing w:line="336" w:lineRule="auto" w:after="180"/>
+        <w:shd w:fill="F1F6FC"/>
+      </w:pPr>
+      <w:r>
+        <w:rPr>
+          <w:b w:val="0"/>
+        </w:rPr>
         <w:t>The old case is now a regression/development case. Document the fix and use fresh reserved cases for a new independent final check.</w:t>
       </w:r>
     </w:p>
@@ -2424,7 +4131,22 @@
       </w:r>
     </w:p>
     <w:p>
-      <w:r>
+      <w:pPr>
+        <w:pStyle w:val="Heading3"/>
+      </w:pPr>
+      <w:r>
+        <w:t>Independent question · withhold the key</w:t>
+      </w:r>
+    </w:p>
+    <w:p>
+      <w:pPr>
+        <w:spacing w:line="336" w:lineRule="auto" w:after="180"/>
+        <w:shd w:fill="F5F1FB"/>
+      </w:pPr>
+      <w:r>
+        <w:rPr>
+          <w:b w:val="0"/>
+        </w:rPr>
         <w:t>Selected case: Given ordinary 3/3, boundary 1/2, invalid 2/2 and tie 0/1, compute overall results and prioritize issues.</w:t>
       </w:r>
     </w:p>
@@ -2437,7 +4159,22 @@
       </w:r>
     </w:p>
     <w:p>
-      <w:r>
+      <w:pPr>
+        <w:pStyle w:val="Heading3"/>
+      </w:pPr>
+      <w:r>
+        <w:t>Teacher key · Selected case answer</w:t>
+      </w:r>
+    </w:p>
+    <w:p>
+      <w:pPr>
+        <w:spacing w:line="336" w:lineRule="auto" w:after="180"/>
+        <w:shd w:fill="F1F6FC"/>
+      </w:pPr>
+      <w:r>
+        <w:rPr>
+          <w:b w:val="0"/>
+        </w:rPr>
         <w:t>6/8 pass, 2 fail; boundary has one failure and ties fail the only case. Report both and avoid treating 75 percent as production accuracy.</w:t>
       </w:r>
     </w:p>
@@ -2544,21 +4281,77 @@
       </w:tr>
     </w:tbl>
     <w:p>
-      <w:r>
-        <w:t>Record each dimension as not yet, with support, or independent. Accept a valid alternative procedure with a defensible trace. Do not penalise an honestly recorded model failure if the learner correctly explains its evidence and limits.</w:t>
-      </w:r>
-    </w:p>
-    <w:p>
       <w:pPr>
         <w:pStyle w:val="Heading3"/>
       </w:pPr>
       <w:r>
+        <w:t>Teacher key · Selected case answer</w:t>
+      </w:r>
+    </w:p>
+    <w:p>
+      <w:pPr>
+        <w:spacing w:line="336" w:lineRule="auto" w:after="180"/>
+        <w:shd w:fill="F1F6FC"/>
+      </w:pPr>
+      <w:r>
+        <w:rPr>
+          <w:b w:val="0"/>
+        </w:rPr>
+        <w:t>Record each dimension as not yet, with support, or independent. Accept a valid alternative procedure with a defensible trace.</w:t>
+      </w:r>
+    </w:p>
+    <w:p>
+      <w:pPr>
+        <w:spacing w:line="336" w:lineRule="auto" w:after="180"/>
+        <w:shd w:fill="F1F6FC"/>
+      </w:pPr>
+      <w:r>
+        <w:rPr>
+          <w:b w:val="0"/>
+        </w:rPr>
+        <w:t xml:space="preserve">Do not penalise an honestly recorded model failure if the learner correctly explains its </w:t>
+      </w:r>
+      <w:r>
+        <w:rPr>
+          <w:b/>
+        </w:rPr>
+        <w:t>evidence</w:t>
+      </w:r>
+      <w:r>
+        <w:rPr>
+          <w:b w:val="0"/>
+        </w:rPr>
+        <w:t xml:space="preserve"> and limits.</w:t>
+      </w:r>
+    </w:p>
+    <w:p>
+      <w:pPr>
+        <w:pStyle w:val="Heading3"/>
+      </w:pPr>
+      <w:r>
         <w:t>Feedback that the learner uses</w:t>
       </w:r>
     </w:p>
     <w:p>
-      <w:r>
-        <w:t>Name the earliest unsupported step and give one action to repair it. Have the learner make that repair now and explain why. Then assess the relevant skill on a fresh, fully specified case. Confirm it was not previously practised with feedback; solve and check the new case before assigning it. A follow-up design prompt is a starting brief, not automatically an equivalent test.</w:t>
+      <w:pPr>
+        <w:spacing w:line="336" w:lineRule="auto" w:after="180"/>
+      </w:pPr>
+      <w:r>
+        <w:rPr>
+          <w:b w:val="0"/>
+        </w:rPr>
+        <w:t>Name the earliest unsupported step and give one action to repair it. Have the learner make that repair now and explain why. Then assess the relevant skill on a fresh, fully specified case.</w:t>
+      </w:r>
+    </w:p>
+    <w:p>
+      <w:pPr>
+        <w:spacing w:line="336" w:lineRule="auto" w:after="180"/>
+      </w:pPr>
+      <w:r>
+        <w:rPr>
+          <w:b w:val="0"/>
+        </w:rPr>
+        <w:t>Confirm it was not previously practised with feedback; solve and check the new case before assigning it. A follow-up design prompt is a starting brief, not automatically an equivalent test.</w:t>
       </w:r>
     </w:p>
     <w:p>
@@ -2570,11 +4363,62 @@
       </w:r>
     </w:p>
     <w:p>
+      <w:r>
+        <w:t>Connect Test Diverse Users to Transparent Book Recommender, adapt support and plan a later changed-case check.</w:t>
+      </w:r>
+    </w:p>
+    <w:p>
       <w:pPr>
         <w:pStyle w:val="Heading3"/>
       </w:pPr>
       <w:r>
-        <w:t>Connect and extend learning</w:t>
+        <w:t>Transparent Book Recommender</w:t>
+      </w:r>
+    </w:p>
+    <w:p>
+      <w:pPr>
+        <w:spacing w:line="336" w:lineRule="auto" w:after="180"/>
+      </w:pPr>
+      <w:r>
+        <w:rPr>
+          <w:b w:val="0"/>
+        </w:rPr>
+        <w:t>Use the same test record across ordinary, boundary, missing-data, and access-needs cases.</w:t>
+      </w:r>
+    </w:p>
+    <w:p>
+      <w:pPr>
+        <w:spacing w:line="336" w:lineRule="auto" w:after="180"/>
+      </w:pPr>
+      <w:r>
+        <w:rPr>
+          <w:b w:val="0"/>
+        </w:rPr>
+        <w:t xml:space="preserve">Keep the decision, </w:t>
+      </w:r>
+      <w:r>
+        <w:rPr>
+          <w:b/>
+        </w:rPr>
+        <w:t>input</w:t>
+      </w:r>
+      <w:r>
+        <w:rPr>
+          <w:b w:val="0"/>
+        </w:rPr>
+        <w:t xml:space="preserve">, result, explanation and remaining limitation in the project </w:t>
+      </w:r>
+      <w:r>
+        <w:rPr>
+          <w:b/>
+        </w:rPr>
+        <w:t>evidence</w:t>
+      </w:r>
+      <w:r>
+        <w:rPr>
+          <w:b w:val="0"/>
+        </w:rPr>
+        <w:t xml:space="preserve"> record. Retrieve this record next week rather than restarting the project.</w:t>
       </w:r>
     </w:p>
     <w:p>
@@ -2582,17 +4426,18 @@
         <w:pStyle w:val="Heading3"/>
       </w:pPr>
       <w:r>
-        <w:t>Transparent Book Recommender</w:t>
-      </w:r>
-    </w:p>
-    <w:p>
-      <w:r>
-        <w:t>Use the same test record across ordinary, boundary, missing-data, and access-needs cases.</w:t>
-      </w:r>
-    </w:p>
-    <w:p>
-      <w:r>
-        <w:t>Keep the decision, input, result, explanation and remaining limitation in the project evidence record. Retrieve this record next week rather than restarting the project.</w:t>
+        <w:t>Support and stretch</w:t>
+      </w:r>
+    </w:p>
+    <w:p>
+      <w:pPr>
+        <w:spacing w:line="336" w:lineRule="auto" w:after="180"/>
+      </w:pPr>
+      <w:r>
+        <w:rPr>
+          <w:b w:val="0"/>
+        </w:rPr>
+        <w:t>Trace one record or condition at a time with counters and labelled columns. Stretch: introduce a tie, boundary or missing field and declare its handling policy before rerunning.</w:t>
       </w:r>
     </w:p>
     <w:p>
@@ -2600,12 +4445,30 @@
         <w:pStyle w:val="Heading3"/>
       </w:pPr>
       <w:r>
-        <w:t>Support and stretch</w:t>
-      </w:r>
-    </w:p>
-    <w:p>
-      <w:r>
-        <w:t>Trace one record or condition at a time with counters and labelled columns. Stretch: introduce a tie, boundary or missing field and declare its handling policy before rerunning.</w:t>
+        <w:t>Exit reflection</w:t>
+      </w:r>
+    </w:p>
+    <w:p>
+      <w:pPr>
+        <w:spacing w:line="336" w:lineRule="auto" w:after="180"/>
+      </w:pPr>
+      <w:r>
+        <w:rPr>
+          <w:b w:val="0"/>
+        </w:rPr>
+        <w:t xml:space="preserve">Ask for one decision the learner can now justify and one situation requiring more </w:t>
+      </w:r>
+      <w:r>
+        <w:rPr>
+          <w:b/>
+        </w:rPr>
+        <w:t>evidence</w:t>
+      </w:r>
+      <w:r>
+        <w:rPr>
+          <w:b w:val="0"/>
+        </w:rPr>
+        <w:t xml:space="preserve"> or human review. Confidence ratings are separate from correct independent performance.</w:t>
       </w:r>
     </w:p>
     <w:p>
@@ -2613,12 +4476,30 @@
         <w:pStyle w:val="Heading3"/>
       </w:pPr>
       <w:r>
-        <w:t>Exit reflection</w:t>
-      </w:r>
-    </w:p>
-    <w:p>
-      <w:r>
-        <w:t>Ask for one decision the learner can now justify and one situation requiring more evidence or human review. Confidence ratings are separate from correct independent performance.</w:t>
+        <w:t>Bridge to the next week</w:t>
+      </w:r>
+    </w:p>
+    <w:p>
+      <w:pPr>
+        <w:spacing w:line="336" w:lineRule="auto" w:after="180"/>
+      </w:pPr>
+      <w:r>
+        <w:rPr>
+          <w:b w:val="0"/>
+        </w:rPr>
+        <w:t xml:space="preserve">Next: Week 35: Improve and Challenge. Retrieve today’s </w:t>
+      </w:r>
+      <w:r>
+        <w:rPr>
+          <w:b/>
+        </w:rPr>
+        <w:t>evidence</w:t>
+      </w:r>
+      <w:r>
+        <w:rPr>
+          <w:b w:val="0"/>
+        </w:rPr>
+        <w:t xml:space="preserve"> and identify what carries forward and what is new.</w:t>
       </w:r>
     </w:p>
     <w:p>
@@ -2626,12 +4507,87 @@
         <w:pStyle w:val="Heading3"/>
       </w:pPr>
       <w:r>
-        <w:t>Bridge to the next week</w:t>
-      </w:r>
-    </w:p>
-    <w:p>
-      <w:r>
-        <w:t>Next: Week 35: Improve and Challenge. Retrieve today’s evidence and identify what carries forward and what is new.</w:t>
+        <w:t>Support and fresh reassessment</w:t>
+      </w:r>
+    </w:p>
+    <w:p>
+      <w:pPr>
+        <w:spacing w:line="336" w:lineRule="auto" w:after="180"/>
+      </w:pPr>
+      <w:r>
+        <w:rPr>
+          <w:b w:val="0"/>
+        </w:rPr>
+        <w:t xml:space="preserve">Use a category-by-case grid. Extension: add a new case that tests a different failure </w:t>
+      </w:r>
+      <w:r>
+        <w:rPr>
+          <w:b/>
+        </w:rPr>
+        <w:t>mechanism</w:t>
+      </w:r>
+      <w:r>
+        <w:rPr>
+          <w:b w:val="0"/>
+        </w:rPr>
+        <w:t xml:space="preserve"> rather than duplicating a passing case.</w:t>
+      </w:r>
+    </w:p>
+    <w:p>
+      <w:pPr>
+        <w:spacing w:line="336" w:lineRule="auto" w:after="180"/>
+      </w:pPr>
+      <w:r>
+        <w:rPr>
+          <w:b w:val="0"/>
+        </w:rPr>
+        <w:t xml:space="preserve">Independent W4 </w:t>
+      </w:r>
+      <w:r>
+        <w:rPr>
+          <w:b/>
+        </w:rPr>
+        <w:t>evidence</w:t>
+      </w:r>
+      <w:r>
+        <w:rPr>
+          <w:b w:val="0"/>
+        </w:rPr>
+        <w:t>: 6/8 pass, 2 fail; boundary has one failure and ties fail the only case. Report both and avoid treating 75 percent as production accuracy.</w:t>
+      </w:r>
+    </w:p>
+    <w:p>
+      <w:pPr>
+        <w:spacing w:line="336" w:lineRule="auto" w:after="180"/>
+      </w:pPr>
+      <w:r>
+        <w:rPr>
+          <w:b w:val="0"/>
+        </w:rPr>
+        <w:t>Record whether the learner needed no help, a hint or explanation. Fresh retry: ordinary 2/2, empty 0/1, boundary 2/2 gives 4/5 overall; the empty case still fails. Require the failure record and a fresh-case plan.</w:t>
+      </w:r>
+    </w:p>
+    <w:p>
+      <w:pPr>
+        <w:spacing w:line="336" w:lineRule="auto" w:after="180"/>
+      </w:pPr>
+      <w:r>
+        <w:rPr>
+          <w:b w:val="0"/>
+        </w:rPr>
+        <w:t xml:space="preserve">Next week: Improving without hiding failures. Reuse this week's explicit contracts and </w:t>
+      </w:r>
+      <w:r>
+        <w:rPr>
+          <w:b/>
+        </w:rPr>
+        <w:t>evidence</w:t>
+      </w:r>
+      <w:r>
+        <w:rPr>
+          <w:b w:val="0"/>
+        </w:rPr>
+        <w:t>.</w:t>
       </w:r>
     </w:p>
     <w:p>
@@ -2639,40 +4595,40 @@
         <w:pStyle w:val="Heading3"/>
       </w:pPr>
       <w:r>
-        <w:t>Support and fresh reassessment</w:t>
-      </w:r>
-    </w:p>
-    <w:p>
-      <w:r>
-        <w:t>Use a category-by-case grid. Extension: add a new case that tests a different failure mechanism rather than duplicating a passing case.</w:t>
-      </w:r>
-    </w:p>
-    <w:p>
-      <w:r>
-        <w:t>Independent W4 evidence: 6/8 pass, 2 fail; boundary has one failure and ties fail the only case. Report both and avoid treating 75 percent as production accuracy. Record whether the learner needed no help, a hint or explanation. Fresh retry: ordinary 2/2, empty 0/1, boundary 2/2 gives 4/5 overall; the empty case still fails. Require the failure record and a fresh-case plan.</w:t>
-      </w:r>
-    </w:p>
-    <w:p>
-      <w:r>
-        <w:t>Next week: Improving without hiding failures. Reuse this week's explicit contracts and evidence.</w:t>
-      </w:r>
-    </w:p>
-    <w:p>
-      <w:pPr>
-        <w:pStyle w:val="Heading3"/>
-      </w:pPr>
-      <w:r>
         <w:t>Plan the delayed return</w:t>
       </w:r>
     </w:p>
     <w:p>
-      <w:r>
+      <w:pPr>
+        <w:spacing w:line="336" w:lineRule="auto" w:after="180"/>
+      </w:pPr>
+      <w:r>
+        <w:rPr>
+          <w:b w:val="0"/>
+        </w:rPr>
         <w:t>Suggested return points in this level: ai-2/35. Use actual classroom dates, adjusting for holidays and gaps. One, three and six teaching weeks are scheduling choices, not a claimed optimal spacing.</w:t>
       </w:r>
     </w:p>
     <w:p>
-      <w:r>
-        <w:t>At a delayed check, ask for the idea from memory and a changed application. Compare with the earlier independent response and record support used. For a new level, revisit the previous capstone before checking the new prerequisites.</w:t>
+      <w:pPr>
+        <w:spacing w:line="336" w:lineRule="auto" w:after="180"/>
+      </w:pPr>
+      <w:r>
+        <w:rPr>
+          <w:b w:val="0"/>
+        </w:rPr>
+        <w:t>At a delayed check, ask for the idea from memory and a changed application. Compare with the earlier independent response and record support used.</w:t>
+      </w:r>
+    </w:p>
+    <w:p>
+      <w:pPr>
+        <w:spacing w:line="336" w:lineRule="auto" w:after="180"/>
+      </w:pPr>
+      <w:r>
+        <w:rPr>
+          <w:b w:val="0"/>
+        </w:rPr>
+        <w:t>For a new level, revisit the previous capstone before checking the new prerequisites.</w:t>
       </w:r>
     </w:p>
     <w:tbl>
@@ -2832,8 +4788,26 @@
       </w:tr>
     </w:tbl>
     <w:p>
-      <w:r>
-        <w:t>Use the evidence to choose reteaching or the next step. A completed page, confidence rating or attractive project does not by itself demonstrate understanding.</w:t>
+      <w:pPr>
+        <w:spacing w:line="336" w:lineRule="auto" w:after="180"/>
+      </w:pPr>
+      <w:r>
+        <w:rPr>
+          <w:b w:val="0"/>
+        </w:rPr>
+        <w:t xml:space="preserve">Use the </w:t>
+      </w:r>
+      <w:r>
+        <w:rPr>
+          <w:b/>
+        </w:rPr>
+        <w:t>evidence</w:t>
+      </w:r>
+      <w:r>
+        <w:rPr>
+          <w:b w:val="0"/>
+        </w:rPr>
+        <w:t xml:space="preserve"> to choose reteaching or the next step. A completed page, confidence rating or attractive project does not by itself demonstrate understanding.</w:t>
       </w:r>
     </w:p>
     <w:p>
@@ -2845,8 +4819,26 @@
       </w:r>
     </w:p>
     <w:p>
-      <w:r>
-        <w:t>Build a recommender evaluation matrix with routine, boundary, missing, invalid and tie cases, then add separately planned user-condition coverage.</w:t>
+      <w:pPr>
+        <w:spacing w:line="336" w:lineRule="auto" w:after="180"/>
+      </w:pPr>
+      <w:r>
+        <w:rPr>
+          <w:b w:val="0"/>
+        </w:rPr>
+        <w:t xml:space="preserve">Build a recommender evaluation matrix with routine, boundary, missing, invalid and tie cases, then add separately planned user-condition </w:t>
+      </w:r>
+      <w:r>
+        <w:rPr>
+          <w:b/>
+        </w:rPr>
+        <w:t>coverage</w:t>
+      </w:r>
+      <w:r>
+        <w:rPr>
+          <w:b w:val="0"/>
+        </w:rPr>
+        <w:t>.</w:t>
       </w:r>
     </w:p>
     <w:p>
@@ -2859,12 +4851,50 @@
     </w:p>
     <w:p>
       <w:r>
+        <w:t>Use this preparation summary alongside the detailed Test Diverse Users lesson; it is a checklist rather than a replacement for the full sequence.</w:t>
+      </w:r>
+    </w:p>
+    <w:p>
+      <w:pPr>
+        <w:pStyle w:val="Heading3"/>
+      </w:pPr>
+      <w:r>
+        <w:t>Teaching target</w:t>
+      </w:r>
+    </w:p>
+    <w:p>
+      <w:pPr>
+        <w:spacing w:line="336" w:lineRule="auto" w:after="180"/>
+        <w:shd w:fill="EDF7F3"/>
+      </w:pPr>
+      <w:r>
+        <w:rPr>
+          <w:b w:val="0"/>
+        </w:rPr>
         <w:t>Teaching target: Evaluate across varied cases</w:t>
       </w:r>
     </w:p>
     <w:p>
-      <w:r>
-        <w:t>Prepare the labelled worked-case picture, the matching workbook, fictional input cards and a place for individual responses. No paid AI account is required for the paper reasoning activities.</w:t>
+      <w:pPr>
+        <w:spacing w:line="336" w:lineRule="auto" w:after="180"/>
+      </w:pPr>
+      <w:r>
+        <w:rPr>
+          <w:b w:val="0"/>
+        </w:rPr>
+        <w:t xml:space="preserve">Prepare the labelled worked-case picture, the matching workbook, fictional </w:t>
+      </w:r>
+      <w:r>
+        <w:rPr>
+          <w:b/>
+        </w:rPr>
+        <w:t>input</w:t>
+      </w:r>
+      <w:r>
+        <w:rPr>
+          <w:b w:val="0"/>
+        </w:rPr>
+        <w:t xml:space="preserve"> cards and a place for individual responses. No paid AI account is required for the paper reasoning activities.</w:t>
       </w:r>
     </w:p>
     <w:tbl>
@@ -3011,37 +5041,183 @@
       </w:tr>
     </w:tbl>
     <w:p>
-      <w:r>
+      <w:pPr>
+        <w:spacing w:line="336" w:lineRule="auto" w:after="180"/>
+      </w:pPr>
+      <w:r>
+        <w:rPr>
+          <w:b w:val="0"/>
+        </w:rPr>
         <w:t>Before class, solve the supported practice: Name five distinct categories for the chooser evaluation.</w:t>
       </w:r>
     </w:p>
     <w:p>
-      <w:r>
-        <w:t>Reasoned practice answer: Ordinary selection, duration boundaries, invalid records, empty/no-match input and ties/order reversal.</w:t>
-      </w:r>
-    </w:p>
-    <w:p>
-      <w:r>
-        <w:t>Check every learner before discussion: Use the worked case for Evaluating varied cases. Proposed explanation: “A successful run proves the conclusion”. Decide whether this explanation is supported. Point to the step or supplied fact that decides; explain your repair if needed.</w:t>
-      </w:r>
-    </w:p>
-    <w:p>
-      <w:r>
+      <w:pPr>
+        <w:pStyle w:val="Heading3"/>
+      </w:pPr>
+      <w:r>
+        <w:t>Supported practice answer</w:t>
+      </w:r>
+    </w:p>
+    <w:p>
+      <w:pPr>
+        <w:spacing w:line="336" w:lineRule="auto" w:after="180"/>
+        <w:shd w:fill="F1F6FC"/>
+      </w:pPr>
+      <w:r>
+        <w:rPr>
+          <w:b w:val="0"/>
+        </w:rPr>
+        <w:t xml:space="preserve">Reasoned practice answer: Ordinary selection, duration boundaries, invalid records, empty/no-match </w:t>
+      </w:r>
+      <w:r>
+        <w:rPr>
+          <w:b/>
+        </w:rPr>
+        <w:t>input</w:t>
+      </w:r>
+      <w:r>
+        <w:rPr>
+          <w:b w:val="0"/>
+        </w:rPr>
+        <w:t xml:space="preserve"> and ties/order reversal.</w:t>
+      </w:r>
+    </w:p>
+    <w:p>
+      <w:pPr>
+        <w:spacing w:line="336" w:lineRule="auto" w:after="180"/>
+      </w:pPr>
+      <w:r>
+        <w:rPr>
+          <w:b w:val="0"/>
+        </w:rPr>
+        <w:t>Check every learner before discussion: Use the worked case for Evaluating varied cases. Proposed explanation: “A successful run proves the conclusion”. Decide whether this explanation is supported.</w:t>
+      </w:r>
+    </w:p>
+    <w:p>
+      <w:pPr>
+        <w:spacing w:line="336" w:lineRule="auto" w:after="180"/>
+      </w:pPr>
+      <w:r>
+        <w:rPr>
+          <w:b w:val="0"/>
+        </w:rPr>
+        <w:t>Point to the step or supplied fact that decides; explain your repair if needed.</w:t>
+      </w:r>
+    </w:p>
+    <w:p>
+      <w:pPr>
+        <w:pStyle w:val="Heading3"/>
+      </w:pPr>
+      <w:r>
+        <w:t>Repair the misconception</w:t>
+      </w:r>
+    </w:p>
+    <w:p>
+      <w:pPr>
+        <w:spacing w:line="336" w:lineRule="auto" w:after="180"/>
+        <w:shd w:fill="FFF5E6"/>
+      </w:pPr>
+      <w:r>
+        <w:rPr>
+          <w:b w:val="0"/>
+        </w:rPr>
         <w:t>Misconception repair: For a rule-based chooser, evaluate conformance to its policy separately from whether users find suggestions useful. Neither a pass fraction nor an invented satisfaction score proves educational benefit.</w:t>
       </w:r>
     </w:p>
     <w:p>
-      <w:r>
-        <w:t>Support: read the exact case aloud, enlarge the labelled picture, supply input cards and model only the first deciding step. Accept a spoken explanation or drawing; retain the reasoning goal.</w:t>
-      </w:r>
-    </w:p>
-    <w:p>
-      <w:r>
-        <w:t>Extension: Someone reports only the ordinary slice. Require a prediction and a reason before comparing. Expected result: The claim becomes 4/4 on ordinary cases, not 100% across all tests. Reason: Eight nonordinary cases and their failures have been omitted.</w:t>
-      </w:r>
-    </w:p>
-    <w:p>
-      <w:r>
+      <w:pPr>
+        <w:pStyle w:val="Heading3"/>
+      </w:pPr>
+      <w:r>
+        <w:t>Support without giving away the answer</w:t>
+      </w:r>
+    </w:p>
+    <w:p>
+      <w:pPr>
+        <w:spacing w:line="336" w:lineRule="auto" w:after="180"/>
+        <w:shd w:fill="F1F6F8"/>
+      </w:pPr>
+      <w:r>
+        <w:rPr>
+          <w:b w:val="0"/>
+        </w:rPr>
+        <w:t xml:space="preserve">Support: read the exact case aloud, enlarge the labelled picture, supply </w:t>
+      </w:r>
+      <w:r>
+        <w:rPr>
+          <w:b/>
+        </w:rPr>
+        <w:t>input</w:t>
+      </w:r>
+      <w:r>
+        <w:rPr>
+          <w:b w:val="0"/>
+        </w:rPr>
+        <w:t xml:space="preserve"> cards and model only the first deciding step. Accept a spoken explanation or drawing; retain the reasoning goal.</w:t>
+      </w:r>
+    </w:p>
+    <w:p>
+      <w:pPr>
+        <w:pStyle w:val="Heading3"/>
+      </w:pPr>
+      <w:r>
+        <w:t>Extend the reasoning</w:t>
+      </w:r>
+    </w:p>
+    <w:p>
+      <w:pPr>
+        <w:spacing w:line="336" w:lineRule="auto" w:after="180"/>
+        <w:shd w:fill="F5F1FB"/>
+      </w:pPr>
+      <w:r>
+        <w:rPr>
+          <w:b w:val="0"/>
+        </w:rPr>
+        <w:t xml:space="preserve">Extension: Someone reports only the ordinary slice. Require a </w:t>
+      </w:r>
+      <w:r>
+        <w:rPr>
+          <w:b/>
+        </w:rPr>
+        <w:t>prediction</w:t>
+      </w:r>
+      <w:r>
+        <w:rPr>
+          <w:b w:val="0"/>
+        </w:rPr>
+        <w:t xml:space="preserve"> and a reason before comparing. Expected result: The claim becomes 4/4 on ordinary cases, not 100% across all tests.</w:t>
+      </w:r>
+    </w:p>
+    <w:p>
+      <w:pPr>
+        <w:spacing w:line="336" w:lineRule="auto" w:after="180"/>
+        <w:shd w:fill="F5F1FB"/>
+      </w:pPr>
+      <w:r>
+        <w:rPr>
+          <w:b w:val="0"/>
+        </w:rPr>
+        <w:t>Reason: Eight nonordinary cases and their failures have been omitted.</w:t>
+      </w:r>
+    </w:p>
+    <w:p>
+      <w:pPr>
+        <w:pStyle w:val="Heading3"/>
+      </w:pPr>
+      <w:r>
+        <w:t>Protect the independent attempt</w:t>
+      </w:r>
+    </w:p>
+    <w:p>
+      <w:pPr>
+        <w:spacing w:line="336" w:lineRule="auto" w:after="180"/>
+        <w:shd w:fill="FFF5E6"/>
+      </w:pPr>
+      <w:r>
+        <w:rPr>
+          <w:b w:val="0"/>
+        </w:rPr>
         <w:t>Independent assessment: withhold the reserved answer until the learner has attempted the new case. Record support separately from correctness.</w:t>
       </w:r>
     </w:p>
@@ -3230,13 +5406,58 @@
       </w:tr>
     </w:tbl>
     <w:p>
-      <w:r>
-        <w:t>Project checkpoint: Present and defend. Demonstrate the system, explain one failure and justify the next improvement with evidence.</w:t>
-      </w:r>
-    </w:p>
-    <w:p>
-      <w:r>
-        <w:t>Use the weekly teacher answer for topic-specific reasoning. A saved progress tick is an activity record; judge mastery from the learner’s explanation and evidence.</w:t>
+      <w:pPr>
+        <w:pStyle w:val="Heading3"/>
+      </w:pPr>
+      <w:r>
+        <w:t>Project checkpoint</w:t>
+      </w:r>
+    </w:p>
+    <w:p>
+      <w:pPr>
+        <w:spacing w:line="336" w:lineRule="auto" w:after="180"/>
+        <w:shd w:fill="EDF7F3"/>
+      </w:pPr>
+      <w:r>
+        <w:rPr>
+          <w:b w:val="0"/>
+        </w:rPr>
+        <w:t xml:space="preserve">Project checkpoint: Present and defend. Demonstrate the system, explain one failure and justify the next improvement with </w:t>
+      </w:r>
+      <w:r>
+        <w:rPr>
+          <w:b/>
+        </w:rPr>
+        <w:t>evidence</w:t>
+      </w:r>
+      <w:r>
+        <w:rPr>
+          <w:b w:val="0"/>
+        </w:rPr>
+        <w:t>.</w:t>
+      </w:r>
+    </w:p>
+    <w:p>
+      <w:pPr>
+        <w:spacing w:line="336" w:lineRule="auto" w:after="180"/>
+      </w:pPr>
+      <w:r>
+        <w:rPr>
+          <w:b w:val="0"/>
+        </w:rPr>
+        <w:t xml:space="preserve">Use the weekly teacher answer for topic-specific reasoning. A saved progress tick is an activity record; judge mastery from the learner’s explanation and </w:t>
+      </w:r>
+      <w:r>
+        <w:rPr>
+          <w:b/>
+        </w:rPr>
+        <w:t>evidence</w:t>
+      </w:r>
+      <w:r>
+        <w:rPr>
+          <w:b w:val="0"/>
+        </w:rPr>
+        <w:t>.</w:t>
       </w:r>
     </w:p>
     <w:p>
@@ -3249,27 +5470,903 @@
     </w:p>
     <w:p>
       <w:r>
-        <w:t>Use the two formative questions as supported practice, not as independent mastery scores. Discuss the deciding evidence rather than accepting a guessed selection.</w:t>
-      </w:r>
-    </w:p>
-    <w:p>
-      <w:r>
+        <w:t>Use feedback, earlier review and portfolios purposefully. Apply the coding routine only when this lesson has an executable lab.</w:t>
+      </w:r>
+    </w:p>
+    <w:p>
+      <w:pPr>
+        <w:spacing w:line="336" w:lineRule="auto" w:after="180"/>
+      </w:pPr>
+      <w:r>
+        <w:rPr>
+          <w:b w:val="0"/>
+        </w:rPr>
+        <w:t xml:space="preserve">Use the two formative questions as supported practice, not as independent mastery scores. Discuss the deciding </w:t>
+      </w:r>
+      <w:r>
+        <w:rPr>
+          <w:b/>
+        </w:rPr>
+        <w:t>evidence</w:t>
+      </w:r>
+      <w:r>
+        <w:rPr>
+          <w:b w:val="0"/>
+        </w:rPr>
+        <w:t xml:space="preserve"> rather than accepting a guessed selection.</w:t>
+      </w:r>
+    </w:p>
+    <w:p>
+      <w:pPr>
+        <w:spacing w:line="336" w:lineRule="auto" w:after="180"/>
+      </w:pPr>
+      <w:r>
+        <w:rPr>
+          <w:b w:val="0"/>
+        </w:rPr>
         <w:t>The feedback comes from the reviewed public worked case. Do not reveal the separately reserved independent teacher answer until the learner has attempted that case.</w:t>
       </w:r>
     </w:p>
     <w:p>
-      <w:r>
-        <w:t>Ask students to predict before running code. Preserve errors and actual outputs; collect a changed test and an explanation. The branch-boundary and indexing lessons deliberately include failure cases.</w:t>
-      </w:r>
-    </w:p>
-    <w:p>
-      <w:r>
+      <w:pPr>
+        <w:spacing w:line="336" w:lineRule="auto" w:after="180"/>
+      </w:pPr>
+      <w:r>
+        <w:rPr>
+          <w:b w:val="0"/>
+        </w:rPr>
+        <w:t xml:space="preserve">Ask students to predict before running code. Preserve errors and actual </w:t>
+      </w:r>
+      <w:r>
+        <w:rPr>
+          <w:b/>
+        </w:rPr>
+        <w:t>output</w:t>
+      </w:r>
+      <w:r>
+        <w:rPr>
+          <w:b w:val="0"/>
+        </w:rPr>
+        <w:t>s; collect a changed test and an explanation. The branch-boundary and indexing lessons deliberately include failure cases.</w:t>
+      </w:r>
+    </w:p>
+    <w:p>
+      <w:pPr>
+        <w:spacing w:line="336" w:lineRule="auto" w:after="180"/>
+      </w:pPr>
+      <w:r>
+        <w:rPr>
+          <w:b w:val="0"/>
+        </w:rPr>
         <w:t>Use the earlier worked-explanation links to address a specific missing building block, then return to the current question. Adapt this suggestion after observing the learner; it is not an automatic diagnosis.</w:t>
       </w:r>
     </w:p>
     <w:p>
-      <w:r>
-        <w:t>Collect the completed-work portfolio as evidence. Record support separately from correctness, and assess explanation, trace/test and limitations. Progress ticks and quiz selections alone do not establish mastery.</w:t>
+      <w:pPr>
+        <w:spacing w:line="336" w:lineRule="auto" w:after="180"/>
+      </w:pPr>
+      <w:r>
+        <w:rPr>
+          <w:b w:val="0"/>
+        </w:rPr>
+        <w:t xml:space="preserve">Collect the completed-work portfolio as </w:t>
+      </w:r>
+      <w:r>
+        <w:rPr>
+          <w:b/>
+        </w:rPr>
+        <w:t>evidence</w:t>
+      </w:r>
+      <w:r>
+        <w:rPr>
+          <w:b w:val="0"/>
+        </w:rPr>
+        <w:t>. Record support separately from correctness, and assess explanation, trace/test and limitations. Progress ticks and quiz selections alone do not establish mastery.</w:t>
+      </w:r>
+    </w:p>
+    <w:p>
+      <w:pPr>
+        <w:pStyle w:val="Heading1"/>
+      </w:pPr>
+      <w:r>
+        <w:t>09. Visual concept journey</w:t>
+      </w:r>
+    </w:p>
+    <w:p>
+      <w:r>
+        <w:t>Show one Test Diverse Users graphic at a time, request a prediction and discuss its trace before the independent assessment.</w:t>
+      </w:r>
+    </w:p>
+    <w:p>
+      <w:pPr>
+        <w:spacing w:line="336" w:lineRule="auto" w:after="180"/>
+      </w:pPr>
+      <w:r>
+        <w:rPr>
+          <w:b w:val="0"/>
+        </w:rPr>
+        <w:t xml:space="preserve">Use one picture at a time. Hide a worked result before asking for a </w:t>
+      </w:r>
+      <w:r>
+        <w:rPr>
+          <w:b/>
+        </w:rPr>
+        <w:t>prediction</w:t>
+      </w:r>
+      <w:r>
+        <w:rPr>
+          <w:b w:val="0"/>
+        </w:rPr>
+        <w:t>, then reveal it for feedback. These are supported teaching cases; retain the separate independent assessment for a fresh first attempt.</w:t>
+      </w:r>
+    </w:p>
+    <w:p>
+      <w:pPr>
+        <w:pStyle w:val="Heading3"/>
+      </w:pPr>
+      <w:r>
+        <w:t>01. Test Diverse Users: the case</w:t>
+      </w:r>
+    </w:p>
+    <w:p>
+      <w:r>
+        <w:drawing>
+          <wp:inline xmlns:a="http://schemas.openxmlformats.org/drawingml/2006/main" xmlns:pic="http://schemas.openxmlformats.org/drawingml/2006/picture">
+            <wp:extent cx="5486400" cy="2840736"/>
+            <wp:docPr id="3" name="Picture 3" descr="A fictional recommender is tested on distinct ordinary, equality, invalid-input and tie cases. Supplied facts: Recorded full passes: ordinary 4/4; equality 1/3; invalid 2/3; ties 1/2. Categories are disjoint and every case was run on the same frozen version with the same contract."/>
+            <wp:cNvGraphicFramePr>
+              <a:graphicFrameLocks noChangeAspect="1"/>
+            </wp:cNvGraphicFramePr>
+            <a:graphic>
+              <a:graphicData uri="http://schemas.openxmlformats.org/drawingml/2006/picture">
+                <pic:pic>
+                  <pic:nvPicPr>
+                    <pic:cNvPr id="0" name="academy-story-ai-2-34-01.png"/>
+                    <pic:cNvPicPr/>
+                  </pic:nvPicPr>
+                  <pic:blipFill>
+                    <a:blip r:embed="rId11"/>
+                    <a:stretch>
+                      <a:fillRect/>
+                    </a:stretch>
+                  </pic:blipFill>
+                  <pic:spPr>
+                    <a:xfrm>
+                      <a:off x="0" y="0"/>
+                      <a:ext cx="5486400" cy="2840736"/>
+                    </a:xfrm>
+                    <a:prstGeom prst="rect"/>
+                  </pic:spPr>
+                </pic:pic>
+              </a:graphicData>
+            </a:graphic>
+          </wp:inline>
+        </w:drawing>
+      </w:r>
+    </w:p>
+    <w:p>
+      <w:pPr>
+        <w:spacing w:line="336" w:lineRule="auto" w:after="180"/>
+      </w:pPr>
+      <w:r>
+        <w:rPr>
+          <w:b w:val="0"/>
+        </w:rPr>
+        <w:t>A fictional recommender is tested on distinct ordinary, equality, invalid-</w:t>
+      </w:r>
+      <w:r>
+        <w:rPr>
+          <w:b/>
+        </w:rPr>
+        <w:t>input</w:t>
+      </w:r>
+      <w:r>
+        <w:rPr>
+          <w:b w:val="0"/>
+        </w:rPr>
+        <w:t xml:space="preserve"> and tie cases. Supplied facts: Recorded full passes: ordinary 4/4; equality 1/3; invalid 2/3; ties 1/2.</w:t>
+      </w:r>
+    </w:p>
+    <w:p>
+      <w:pPr>
+        <w:spacing w:line="336" w:lineRule="auto" w:after="180"/>
+      </w:pPr>
+      <w:r>
+        <w:rPr>
+          <w:b w:val="0"/>
+        </w:rPr>
+        <w:t>Categories are disjoint and every case was run on the same frozen version with the same contract.</w:t>
+      </w:r>
+    </w:p>
+    <w:p>
+      <w:pPr>
+        <w:spacing w:line="336" w:lineRule="auto" w:after="180"/>
+        <w:shd w:fill="F5F1FB"/>
+      </w:pPr>
+      <w:r>
+        <w:rPr>
+          <w:b w:val="0"/>
+        </w:rPr>
+        <w:t>Point to the given fact that matters most. Explain why it matters.</w:t>
+      </w:r>
+    </w:p>
+    <w:p>
+      <w:pPr>
+        <w:pStyle w:val="Heading3"/>
+      </w:pPr>
+      <w:r>
+        <w:t>Discuss while showing the picture</w:t>
+      </w:r>
+    </w:p>
+    <w:p>
+      <w:pPr>
+        <w:spacing w:line="336" w:lineRule="auto" w:after="180"/>
+        <w:shd w:fill="F1F6F8"/>
+      </w:pPr>
+      <w:r>
+        <w:rPr>
+          <w:b w:val="0"/>
+        </w:rPr>
+        <w:t>Teacher prompt: Point to the given fact that matters most. Explain why it matters. Ask learners to describe one label or arrow in ordinary words. Use the adjacent transcript if the image is difficult to see.</w:t>
+      </w:r>
+    </w:p>
+    <w:p>
+      <w:pPr>
+        <w:pStyle w:val="Heading3"/>
+      </w:pPr>
+      <w:r>
+        <w:t>02. Follow the deciding steps</w:t>
+      </w:r>
+    </w:p>
+    <w:p>
+      <w:r>
+        <w:drawing>
+          <wp:inline xmlns:a="http://schemas.openxmlformats.org/drawingml/2006/main" xmlns:pic="http://schemas.openxmlformats.org/drawingml/2006/picture">
+            <wp:extent cx="5486400" cy="4160520"/>
+            <wp:docPr id="4" name="Picture 4" descr="Total count: Passes 4+1+2+1=8; cases 4+3+3+2=12. → Overall rate: 8/12≈66.7% full passes. → Find weak slices: Equality 1/3; invalid 2/3; ties 1/2; ordinary 4/4. → Prioritise repair: Inspect failed equality traces and any invalid-input safety consequence, not only the total."/>
+            <wp:cNvGraphicFramePr>
+              <a:graphicFrameLocks noChangeAspect="1"/>
+            </wp:cNvGraphicFramePr>
+            <a:graphic>
+              <a:graphicData uri="http://schemas.openxmlformats.org/drawingml/2006/picture">
+                <pic:pic>
+                  <pic:nvPicPr>
+                    <pic:cNvPr id="0" name="academy-story-ai-2-34-02.png"/>
+                    <pic:cNvPicPr/>
+                  </pic:nvPicPr>
+                  <pic:blipFill>
+                    <a:blip r:embed="rId12"/>
+                    <a:stretch>
+                      <a:fillRect/>
+                    </a:stretch>
+                  </pic:blipFill>
+                  <pic:spPr>
+                    <a:xfrm>
+                      <a:off x="0" y="0"/>
+                      <a:ext cx="5486400" cy="4160520"/>
+                    </a:xfrm>
+                    <a:prstGeom prst="rect"/>
+                  </pic:spPr>
+                </pic:pic>
+              </a:graphicData>
+            </a:graphic>
+          </wp:inline>
+        </w:drawing>
+      </w:r>
+    </w:p>
+    <w:p>
+      <w:pPr>
+        <w:spacing w:line="336" w:lineRule="auto" w:after="180"/>
+      </w:pPr>
+      <w:r>
+        <w:rPr>
+          <w:b w:val="0"/>
+        </w:rPr>
+        <w:t>Total count: Passes 4+1+2+1=8; cases 4+3+3+2=12. → Overall rate: 8/12≈66.7% full passes. → Find weak slices: Equality 1/3; invalid 2/3; ties 1/2; ordinary 4/4. → Prioritise repair: Inspect failed equality traces and any invalid-</w:t>
+      </w:r>
+      <w:r>
+        <w:rPr>
+          <w:b/>
+        </w:rPr>
+        <w:t>input</w:t>
+      </w:r>
+      <w:r>
+        <w:rPr>
+          <w:b w:val="0"/>
+        </w:rPr>
+        <w:t xml:space="preserve"> safety consequence, not only the total.</w:t>
+      </w:r>
+    </w:p>
+    <w:p>
+      <w:pPr>
+        <w:spacing w:line="336" w:lineRule="auto" w:after="180"/>
+        <w:shd w:fill="F5F1FB"/>
+      </w:pPr>
+      <w:r>
+        <w:rPr>
+          <w:b w:val="0"/>
+        </w:rPr>
+        <w:t xml:space="preserve">Point to each numbered stage and explain which recorded </w:t>
+      </w:r>
+      <w:r>
+        <w:rPr>
+          <w:b/>
+        </w:rPr>
+        <w:t>input</w:t>
+      </w:r>
+      <w:r>
+        <w:rPr>
+          <w:b w:val="0"/>
+        </w:rPr>
+        <w:t xml:space="preserve"> it uses.</w:t>
+      </w:r>
+    </w:p>
+    <w:p>
+      <w:pPr>
+        <w:pStyle w:val="Heading3"/>
+      </w:pPr>
+      <w:r>
+        <w:t>Discuss while showing the picture</w:t>
+      </w:r>
+    </w:p>
+    <w:p>
+      <w:pPr>
+        <w:spacing w:line="336" w:lineRule="auto" w:after="180"/>
+        <w:shd w:fill="F1F6F8"/>
+      </w:pPr>
+      <w:r>
+        <w:rPr>
+          <w:b w:val="0"/>
+        </w:rPr>
+        <w:t xml:space="preserve">Teacher prompt: Point to each numbered stage and explain which recorded </w:t>
+      </w:r>
+      <w:r>
+        <w:rPr>
+          <w:b/>
+        </w:rPr>
+        <w:t>input</w:t>
+      </w:r>
+      <w:r>
+        <w:rPr>
+          <w:b w:val="0"/>
+        </w:rPr>
+        <w:t xml:space="preserve"> it uses. Ask learners to describe one label or arrow in ordinary words. Use the adjacent transcript if the image is difficult to see.</w:t>
+      </w:r>
+    </w:p>
+    <w:p>
+      <w:pPr>
+        <w:pStyle w:val="Heading3"/>
+      </w:pPr>
+      <w:r>
+        <w:t>03. Disjoint evaluation categories</w:t>
+      </w:r>
+    </w:p>
+    <w:p>
+      <w:r>
+        <w:drawing>
+          <wp:inline xmlns:a="http://schemas.openxmlformats.org/drawingml/2006/main" xmlns:pic="http://schemas.openxmlformats.org/drawingml/2006/picture">
+            <wp:extent cx="5486400" cy="3938016"/>
+            <wp:docPr id="5" name="Picture 5" descr="Disjoint evaluation categories. Ordinary: Full passes = 4, Cases run = 4. Equality: Full passes = 1, Cases run = 3. Invalid: Full passes = 2, Cases run = 3. Ties: Full passes = 1, Cases run = 2."/>
+            <wp:cNvGraphicFramePr>
+              <a:graphicFrameLocks noChangeAspect="1"/>
+            </wp:cNvGraphicFramePr>
+            <a:graphic>
+              <a:graphicData uri="http://schemas.openxmlformats.org/drawingml/2006/picture">
+                <pic:pic>
+                  <pic:nvPicPr>
+                    <pic:cNvPr id="0" name="academy-story-ai-2-34-03.png"/>
+                    <pic:cNvPicPr/>
+                  </pic:nvPicPr>
+                  <pic:blipFill>
+                    <a:blip r:embed="rId13"/>
+                    <a:stretch>
+                      <a:fillRect/>
+                    </a:stretch>
+                  </pic:blipFill>
+                  <pic:spPr>
+                    <a:xfrm>
+                      <a:off x="0" y="0"/>
+                      <a:ext cx="5486400" cy="3938016"/>
+                    </a:xfrm>
+                    <a:prstGeom prst="rect"/>
+                  </pic:spPr>
+                </pic:pic>
+              </a:graphicData>
+            </a:graphic>
+          </wp:inline>
+        </w:drawing>
+      </w:r>
+    </w:p>
+    <w:p>
+      <w:pPr>
+        <w:spacing w:line="336" w:lineRule="auto" w:after="180"/>
+      </w:pPr>
+      <w:r>
+        <w:rPr>
+          <w:b w:val="0"/>
+        </w:rPr>
+        <w:t>Disjoint evaluation categories. Ordinary: Full passes = 4, Cases run = 4. Equality: Full passes = 1, Cases run = 3. Invalid: Full passes = 2, Cases run = 3. Ties: Full passes = 1, Cases run = 2.</w:t>
+      </w:r>
+    </w:p>
+    <w:p>
+      <w:pPr>
+        <w:spacing w:line="336" w:lineRule="auto" w:after="180"/>
+        <w:shd w:fill="F5F1FB"/>
+      </w:pPr>
+      <w:r>
+        <w:rPr>
+          <w:b w:val="0"/>
+        </w:rPr>
+        <w:t>Read the labels and values. Explain the relationship the model shows.</w:t>
+      </w:r>
+    </w:p>
+    <w:p>
+      <w:pPr>
+        <w:pStyle w:val="Heading3"/>
+      </w:pPr>
+      <w:r>
+        <w:t>Discuss while showing the picture</w:t>
+      </w:r>
+    </w:p>
+    <w:p>
+      <w:pPr>
+        <w:spacing w:line="336" w:lineRule="auto" w:after="180"/>
+        <w:shd w:fill="F1F6F8"/>
+      </w:pPr>
+      <w:r>
+        <w:rPr>
+          <w:b w:val="0"/>
+        </w:rPr>
+        <w:t>Teacher prompt: Read the labels and values. Explain the relationship the model shows. Ask learners to describe one label or arrow in ordinary words. Use the adjacent transcript if the image is difficult to see.</w:t>
+      </w:r>
+    </w:p>
+    <w:p>
+      <w:pPr>
+        <w:spacing w:line="336" w:lineRule="auto" w:after="180"/>
+        <w:shd w:fill="F1F6F8"/>
+      </w:pPr>
+      <w:r>
+        <w:rPr>
+          <w:b w:val="0"/>
+        </w:rPr>
+        <w:t>Check row/column meanings, units and denominators before discussing a difference. Supplied toy values are not real class or model results.</w:t>
+      </w:r>
+    </w:p>
+    <w:p>
+      <w:pPr>
+        <w:pStyle w:val="Heading3"/>
+      </w:pPr>
+      <w:r>
+        <w:t>04. Change one thing. Trace what follows.</w:t>
+      </w:r>
+    </w:p>
+    <w:p>
+      <w:r>
+        <w:drawing>
+          <wp:inline xmlns:a="http://schemas.openxmlformats.org/drawingml/2006/main" xmlns:pic="http://schemas.openxmlformats.org/drawingml/2006/picture">
+            <wp:extent cx="5486400" cy="3041904"/>
+            <wp:docPr id="6" name="Picture 6" descr="Original case: Inspect failed equality traces and any invalid-input safety consequence, not only the total. Changed condition: Someone reports only the ordinary slice. Expected result: The claim becomes 4/4 on ordinary cases, not 100% across all tests. Reason: Eight nonordinary cases and their failures have been omitted."/>
+            <wp:cNvGraphicFramePr>
+              <a:graphicFrameLocks noChangeAspect="1"/>
+            </wp:cNvGraphicFramePr>
+            <a:graphic>
+              <a:graphicData uri="http://schemas.openxmlformats.org/drawingml/2006/picture">
+                <pic:pic>
+                  <pic:nvPicPr>
+                    <pic:cNvPr id="0" name="academy-story-ai-2-34-04.png"/>
+                    <pic:cNvPicPr/>
+                  </pic:nvPicPr>
+                  <pic:blipFill>
+                    <a:blip r:embed="rId14"/>
+                    <a:stretch>
+                      <a:fillRect/>
+                    </a:stretch>
+                  </pic:blipFill>
+                  <pic:spPr>
+                    <a:xfrm>
+                      <a:off x="0" y="0"/>
+                      <a:ext cx="5486400" cy="3041904"/>
+                    </a:xfrm>
+                    <a:prstGeom prst="rect"/>
+                  </pic:spPr>
+                </pic:pic>
+              </a:graphicData>
+            </a:graphic>
+          </wp:inline>
+        </w:drawing>
+      </w:r>
+    </w:p>
+    <w:p>
+      <w:pPr>
+        <w:spacing w:line="336" w:lineRule="auto" w:after="180"/>
+      </w:pPr>
+      <w:r>
+        <w:rPr>
+          <w:b w:val="0"/>
+        </w:rPr>
+        <w:t>Original case: Inspect failed equality traces and any invalid-</w:t>
+      </w:r>
+      <w:r>
+        <w:rPr>
+          <w:b/>
+        </w:rPr>
+        <w:t>input</w:t>
+      </w:r>
+      <w:r>
+        <w:rPr>
+          <w:b w:val="0"/>
+        </w:rPr>
+        <w:t xml:space="preserve"> safety consequence, not only the total. Changed condition: Someone reports only the ordinary slice.</w:t>
+      </w:r>
+    </w:p>
+    <w:p>
+      <w:pPr>
+        <w:spacing w:line="336" w:lineRule="auto" w:after="180"/>
+      </w:pPr>
+      <w:r>
+        <w:rPr>
+          <w:b w:val="0"/>
+        </w:rPr>
+        <w:t>Expected result: The claim becomes 4/4 on ordinary cases, not 100% across all tests. Reason: Eight nonordinary cases and their failures have been omitted.</w:t>
+      </w:r>
+    </w:p>
+    <w:p>
+      <w:pPr>
+        <w:spacing w:line="336" w:lineRule="auto" w:after="180"/>
+        <w:shd w:fill="F5F1FB"/>
+      </w:pPr>
+      <w:r>
+        <w:rPr>
+          <w:b w:val="0"/>
+        </w:rPr>
+        <w:t>Predict before checking the worked changed-case result. Name what changed and what the supplied facts allow you to conclude.</w:t>
+      </w:r>
+    </w:p>
+    <w:p>
+      <w:pPr>
+        <w:pStyle w:val="Heading3"/>
+      </w:pPr>
+      <w:r>
+        <w:t>Discuss while showing the picture</w:t>
+      </w:r>
+    </w:p>
+    <w:p>
+      <w:pPr>
+        <w:spacing w:line="336" w:lineRule="auto" w:after="180"/>
+        <w:shd w:fill="F1F6F8"/>
+      </w:pPr>
+      <w:r>
+        <w:rPr>
+          <w:b w:val="0"/>
+        </w:rPr>
+        <w:t>Teacher prompt: Predict before checking the worked changed-case result. Name what changed and what the supplied facts allow you to conclude. Ask learners to describe one label or arrow in ordinary words.</w:t>
+      </w:r>
+    </w:p>
+    <w:p>
+      <w:pPr>
+        <w:spacing w:line="336" w:lineRule="auto" w:after="180"/>
+        <w:shd w:fill="F1F6F8"/>
+      </w:pPr>
+      <w:r>
+        <w:rPr>
+          <w:b w:val="0"/>
+        </w:rPr>
+        <w:t>Use the adjacent transcript if the image is difficult to see. Changed-case reasoning: Eight nonordinary cases and their failures have been omitted.</w:t>
+      </w:r>
+    </w:p>
+    <w:p>
+      <w:pPr>
+        <w:pStyle w:val="Heading3"/>
+      </w:pPr>
+      <w:r>
+        <w:t>05. Connect the explanation to its limit</w:t>
+      </w:r>
+    </w:p>
+    <w:p>
+      <w:r>
+        <w:drawing>
+          <wp:inline xmlns:a="http://schemas.openxmlformats.org/drawingml/2006/main" xmlns:pic="http://schemas.openxmlformats.org/drawingml/2006/picture">
+            <wp:extent cx="5486400" cy="2941320"/>
+            <wp:docPr id="7" name="Picture 7" descr="Varied tests expose behavior an ordinary demonstration misses. The overall result combines disjoint cases once each; overlapping labels would require unique-case accounting. Prioritisation also depends on consequences: a malformed input that triggers an unauthorised action can be more serious than a harmless tie-order failure. Retain each failed case and its expected output. Limit: Twelve designed cases describe this test suite, not an unbiased estimate of future usage accuracy."/>
+            <wp:cNvGraphicFramePr>
+              <a:graphicFrameLocks noChangeAspect="1"/>
+            </wp:cNvGraphicFramePr>
+            <a:graphic>
+              <a:graphicData uri="http://schemas.openxmlformats.org/drawingml/2006/picture">
+                <pic:pic>
+                  <pic:nvPicPr>
+                    <pic:cNvPr id="0" name="academy-story-ai-2-34-05.png"/>
+                    <pic:cNvPicPr/>
+                  </pic:nvPicPr>
+                  <pic:blipFill>
+                    <a:blip r:embed="rId15"/>
+                    <a:stretch>
+                      <a:fillRect/>
+                    </a:stretch>
+                  </pic:blipFill>
+                  <pic:spPr>
+                    <a:xfrm>
+                      <a:off x="0" y="0"/>
+                      <a:ext cx="5486400" cy="2941320"/>
+                    </a:xfrm>
+                    <a:prstGeom prst="rect"/>
+                  </pic:spPr>
+                </pic:pic>
+              </a:graphicData>
+            </a:graphic>
+          </wp:inline>
+        </w:drawing>
+      </w:r>
+    </w:p>
+    <w:p>
+      <w:pPr>
+        <w:spacing w:line="336" w:lineRule="auto" w:after="180"/>
+      </w:pPr>
+      <w:r>
+        <w:rPr>
+          <w:b w:val="0"/>
+        </w:rPr>
+        <w:t>Varied tests expose behavior an ordinary demonstration misses. The overall result combines disjoint cases once each; overlapping labels would require unique-case accounting.</w:t>
+      </w:r>
+    </w:p>
+    <w:p>
+      <w:pPr>
+        <w:spacing w:line="336" w:lineRule="auto" w:after="180"/>
+      </w:pPr>
+      <w:r>
+        <w:rPr>
+          <w:b w:val="0"/>
+        </w:rPr>
+        <w:t xml:space="preserve">Prioritisation also depends on consequences: a malformed </w:t>
+      </w:r>
+      <w:r>
+        <w:rPr>
+          <w:b/>
+        </w:rPr>
+        <w:t>input</w:t>
+      </w:r>
+      <w:r>
+        <w:rPr>
+          <w:b w:val="0"/>
+        </w:rPr>
+        <w:t xml:space="preserve"> that triggers an unauthorised action can be more serious than a harmless tie-order failure. Retain each failed case and its expected </w:t>
+      </w:r>
+      <w:r>
+        <w:rPr>
+          <w:b/>
+        </w:rPr>
+        <w:t>output</w:t>
+      </w:r>
+      <w:r>
+        <w:rPr>
+          <w:b w:val="0"/>
+        </w:rPr>
+        <w:t>.</w:t>
+      </w:r>
+    </w:p>
+    <w:p>
+      <w:pPr>
+        <w:spacing w:line="336" w:lineRule="auto" w:after="180"/>
+      </w:pPr>
+      <w:r>
+        <w:rPr>
+          <w:b w:val="0"/>
+        </w:rPr>
+        <w:t>Limit: Twelve designed cases describe this test suite, not an unbiased estimate of future usage accuracy.</w:t>
+      </w:r>
+    </w:p>
+    <w:p>
+      <w:pPr>
+        <w:spacing w:line="336" w:lineRule="auto" w:after="180"/>
+        <w:shd w:fill="F5F1FB"/>
+      </w:pPr>
+      <w:r>
+        <w:rPr>
+          <w:b w:val="0"/>
+        </w:rPr>
+        <w:t>Explain the case, then point to a limit on the claim.</w:t>
+      </w:r>
+    </w:p>
+    <w:p>
+      <w:pPr>
+        <w:pStyle w:val="Heading3"/>
+      </w:pPr>
+      <w:r>
+        <w:t>Discuss while showing the picture</w:t>
+      </w:r>
+    </w:p>
+    <w:p>
+      <w:pPr>
+        <w:spacing w:line="336" w:lineRule="auto" w:after="180"/>
+        <w:shd w:fill="F1F6F8"/>
+      </w:pPr>
+      <w:r>
+        <w:rPr>
+          <w:b w:val="0"/>
+        </w:rPr>
+        <w:t>Teacher prompt: Explain the case, then point to a limit on the claim. Ask learners to describe one label or arrow in ordinary words. Use the adjacent transcript if the image is difficult to see.</w:t>
+      </w:r>
+    </w:p>
+    <w:p>
+      <w:pPr>
+        <w:spacing w:line="336" w:lineRule="auto" w:after="180"/>
+        <w:shd w:fill="F1F6F8"/>
+      </w:pPr>
+      <w:r>
+        <w:rPr>
+          <w:b w:val="0"/>
+        </w:rPr>
+        <w:t>Keep the stated scope: Twelve designed cases describe this test suite, not an unbiased estimate of future usage accuracy.</w:t>
+      </w:r>
+    </w:p>
+    <w:p>
+      <w:pPr>
+        <w:pStyle w:val="Heading3"/>
+      </w:pPr>
+      <w:r>
+        <w:t>06. Make the idea visible in your project</w:t>
+      </w:r>
+    </w:p>
+    <w:p>
+      <w:r>
+        <w:drawing>
+          <wp:inline xmlns:a="http://schemas.openxmlformats.org/drawingml/2006/main" xmlns:pic="http://schemas.openxmlformats.org/drawingml/2006/picture">
+            <wp:extent cx="5486400" cy="3380232"/>
+            <wp:docPr id="8" name="Picture 8" descr="Build a recommender evaluation matrix with routine, boundary, missing, invalid and tie cases, then add separately planned user-condition coverage. Draw your input, deciding step, result and limit. Supported question: Can these records establish performance for different user groups?"/>
+            <wp:cNvGraphicFramePr>
+              <a:graphicFrameLocks noChangeAspect="1"/>
+            </wp:cNvGraphicFramePr>
+            <a:graphic>
+              <a:graphicData uri="http://schemas.openxmlformats.org/drawingml/2006/picture">
+                <pic:pic>
+                  <pic:nvPicPr>
+                    <pic:cNvPr id="0" name="academy-story-ai-2-34-06.png"/>
+                    <pic:cNvPicPr/>
+                  </pic:nvPicPr>
+                  <pic:blipFill>
+                    <a:blip r:embed="rId16"/>
+                    <a:stretch>
+                      <a:fillRect/>
+                    </a:stretch>
+                  </pic:blipFill>
+                  <pic:spPr>
+                    <a:xfrm>
+                      <a:off x="0" y="0"/>
+                      <a:ext cx="5486400" cy="3380232"/>
+                    </a:xfrm>
+                    <a:prstGeom prst="rect"/>
+                  </pic:spPr>
+                </pic:pic>
+              </a:graphicData>
+            </a:graphic>
+          </wp:inline>
+        </w:drawing>
+      </w:r>
+    </w:p>
+    <w:p>
+      <w:pPr>
+        <w:spacing w:line="336" w:lineRule="auto" w:after="180"/>
+      </w:pPr>
+      <w:r>
+        <w:rPr>
+          <w:b w:val="0"/>
+        </w:rPr>
+        <w:t xml:space="preserve">Build a recommender evaluation matrix with routine, boundary, missing, invalid and tie cases, then add separately planned user-condition </w:t>
+      </w:r>
+      <w:r>
+        <w:rPr>
+          <w:b/>
+        </w:rPr>
+        <w:t>coverage</w:t>
+      </w:r>
+      <w:r>
+        <w:rPr>
+          <w:b w:val="0"/>
+        </w:rPr>
+        <w:t xml:space="preserve">. Draw your </w:t>
+      </w:r>
+      <w:r>
+        <w:rPr>
+          <w:b/>
+        </w:rPr>
+        <w:t>input</w:t>
+      </w:r>
+      <w:r>
+        <w:rPr>
+          <w:b w:val="0"/>
+        </w:rPr>
+        <w:t>, deciding step, result and limit.</w:t>
+      </w:r>
+    </w:p>
+    <w:p>
+      <w:pPr>
+        <w:spacing w:line="336" w:lineRule="auto" w:after="180"/>
+      </w:pPr>
+      <w:r>
+        <w:rPr>
+          <w:b w:val="0"/>
+        </w:rPr>
+        <w:t>Supported question: Can these records establish performance for different user groups?</w:t>
+      </w:r>
+    </w:p>
+    <w:p>
+      <w:pPr>
+        <w:spacing w:line="336" w:lineRule="auto" w:after="180"/>
+        <w:shd w:fill="F5F1FB"/>
+      </w:pPr>
+      <w:r>
+        <w:rPr>
+          <w:b w:val="0"/>
+        </w:rPr>
+        <w:t xml:space="preserve">Draw your project trace and justify the deciding step using </w:t>
+      </w:r>
+      <w:r>
+        <w:rPr>
+          <w:b/>
+        </w:rPr>
+        <w:t>evidence</w:t>
+      </w:r>
+      <w:r>
+        <w:rPr>
+          <w:b w:val="0"/>
+        </w:rPr>
+        <w:t>.</w:t>
+      </w:r>
+    </w:p>
+    <w:p>
+      <w:pPr>
+        <w:pStyle w:val="Heading3"/>
+      </w:pPr>
+      <w:r>
+        <w:t>Discuss while showing the picture</w:t>
+      </w:r>
+    </w:p>
+    <w:p>
+      <w:pPr>
+        <w:spacing w:line="336" w:lineRule="auto" w:after="180"/>
+        <w:shd w:fill="F1F6F8"/>
+      </w:pPr>
+      <w:r>
+        <w:rPr>
+          <w:b w:val="0"/>
+        </w:rPr>
+        <w:t xml:space="preserve">Teacher prompt: Draw your project trace and justify the deciding step using </w:t>
+      </w:r>
+      <w:r>
+        <w:rPr>
+          <w:b/>
+        </w:rPr>
+        <w:t>evidence</w:t>
+      </w:r>
+      <w:r>
+        <w:rPr>
+          <w:b w:val="0"/>
+        </w:rPr>
+        <w:t>. Ask learners to describe one label or arrow in ordinary words. Use the adjacent transcript if the image is difficult to see.</w:t>
+      </w:r>
+    </w:p>
+    <w:p>
+      <w:pPr>
+        <w:spacing w:line="336" w:lineRule="auto" w:after="180"/>
+        <w:shd w:fill="F1F6F8"/>
+      </w:pPr>
+      <w:r>
+        <w:rPr>
+          <w:b w:val="0"/>
+        </w:rPr>
+        <w:t xml:space="preserve">Supported practice key: No. They describe </w:t>
+      </w:r>
+      <w:r>
+        <w:rPr>
+          <w:b/>
+        </w:rPr>
+        <w:t>input</w:t>
+      </w:r>
+      <w:r>
+        <w:rPr>
+          <w:b w:val="0"/>
+        </w:rPr>
+        <w:t>-case types. No user-group membership or group-specific outcomes were supplied.</w:t>
       </w:r>
     </w:p>
     <w:sectPr>

--- a/downloads/teacher/ai-2-week-34.docx
+++ b/downloads/teacher/ai-2-week-34.docx
@@ -125,7 +125,7 @@
           </w:tcPr>
           <w:p>
             <w:r>
-              <w:t>Sections 1–6; record the brief recall in the workbook.</w:t>
+              <w:t>Use Your mission, Notice the evidence, See how it works, Compare the cases, Words that unlock the idea and Follow a worked example; record the brief recall in the workbook.</w:t>
             </w:r>
           </w:p>
         </w:tc>
@@ -157,7 +157,7 @@
           </w:tcPr>
           <w:p>
             <w:r>
-              <w:t>Sections 7–10; use the matching workbook W2 and misconception check.</w:t>
+              <w:t>Use Find and repair a mistake, Practise together, Run the investigation and Build your understanding; use the matching workbook W2 and misconception check.</w:t>
             </w:r>
           </w:p>
         </w:tc>
@@ -189,7 +189,7 @@
           </w:tcPr>
           <w:p>
             <w:r>
-              <w:t>Sections 9 and 11–14. Give extra time to finish the full task set; use Section 15 when the week includes a coding lab.</w:t>
+              <w:t>Use Run the investigation, Connect your project, Show what you know, Study a complete case and Try a new case independently. Allow extra time for the full task set. Use a coding lab only when this week actually provides one; Your lesson route is the planning section.</w:t>
             </w:r>
           </w:p>
         </w:tc>
@@ -4970,7 +4970,7 @@
           </w:tcPr>
           <w:p>
             <w:r>
-              <w:t>Sections 1–6; record the brief recall in the workbook.</w:t>
+              <w:t>Use Your mission, Notice the evidence, See how it works, Compare the cases, Words that unlock the idea and Follow a worked example; record the brief recall in the workbook.</w:t>
             </w:r>
           </w:p>
         </w:tc>
@@ -5002,7 +5002,7 @@
           </w:tcPr>
           <w:p>
             <w:r>
-              <w:t>Sections 7–10; use the matching workbook W2 and misconception check.</w:t>
+              <w:t>Use Find and repair a mistake, Practise together, Run the investigation and Build your understanding; use the matching workbook W2 and misconception check.</w:t>
             </w:r>
           </w:p>
         </w:tc>
@@ -5034,7 +5034,7 @@
           </w:tcPr>
           <w:p>
             <w:r>
-              <w:t>Sections 9 and 11–14. Give extra time to finish the full task set; use Section 15 when the week includes a coding lab.</w:t>
+              <w:t>Use Run the investigation, Connect your project, Show what you know, Study a complete case and Try a new case independently. Allow extra time for the full task set. Use a coding lab only when this week actually provides one; Your lesson route is the planning section.</w:t>
             </w:r>
           </w:p>
         </w:tc>

--- a/downloads/teacher/ai-2-week-34.docx
+++ b/downloads/teacher/ai-2-week-34.docx
@@ -25,20 +25,38 @@
         <w:pStyle w:val="Heading1"/>
       </w:pPr>
       <w:r>
-        <w:t>01. Test Diverse Users</w:t>
-      </w:r>
-    </w:p>
-    <w:p>
-      <w:r>
-        <w:t>Prepare Test Diverse Users: check the target, prerequisites, resources and adaptable teaching schedule.</w:t>
-      </w:r>
-    </w:p>
-    <w:p>
-      <w:pPr>
-        <w:pStyle w:val="Heading3"/>
-      </w:pPr>
-      <w:r>
-        <w:t>Teach the learning cycle</w:t>
+        <w:t>Teach coverage and its limits with complete records.</w:t>
+      </w:r>
+    </w:p>
+    <w:p>
+      <w:r>
+        <w:t>Keep datasets separate, supply four request cards and assess the untouched eight-case suite.</w:t>
+      </w:r>
+    </w:p>
+    <w:p>
+      <w:r>
+        <w:t>Ask whether a failure is contractual, an unmet need or an untested condition before choosing the next check.</w:t>
+      </w:r>
+    </w:p>
+    <w:p>
+      <w:pPr>
+        <w:pStyle w:val="Heading1"/>
+      </w:pPr>
+      <w:r>
+        <w:t>01. Prepare this connected week</w:t>
+      </w:r>
+    </w:p>
+    <w:p>
+      <w:r>
+        <w:t>Use one main plan and keep practice separate from the independent first attempt.</w:t>
+      </w:r>
+    </w:p>
+    <w:p>
+      <w:pPr>
+        <w:pStyle w:val="Heading2"/>
+      </w:pPr>
+      <w:r>
+        <w:t>Learning goal and precision</w:t>
       </w:r>
     </w:p>
     <w:p>
@@ -50,6 +68,110 @@
           <w:b w:val="0"/>
         </w:rPr>
         <w:t>Primary target: Evaluate across varied cases</w:t>
+      </w:r>
+    </w:p>
+    <w:p>
+      <w:pPr>
+        <w:spacing w:line="336" w:lineRule="auto" w:after="180"/>
+      </w:pPr>
+      <w:r>
+        <w:rPr>
+          <w:b w:val="0"/>
+        </w:rPr>
+        <w:t xml:space="preserve">Teach Week 34 as a two-session investigation using fictional data. A fictional chooser passes 5 of 6 development checks but fails its only tie case. An overall </w:t>
+      </w:r>
+      <w:r>
+        <w:rPr>
+          <w:b/>
+        </w:rPr>
+        <w:t>pass rate</w:t>
+      </w:r>
+      <w:r>
+        <w:rPr>
+          <w:b w:val="0"/>
+        </w:rPr>
+        <w:t xml:space="preserve"> can hide that concentrated weakness.</w:t>
+      </w:r>
+    </w:p>
+    <w:p>
+      <w:pPr>
+        <w:spacing w:line="336" w:lineRule="auto" w:after="180"/>
+      </w:pPr>
+      <w:r>
+        <w:rPr>
+          <w:b w:val="0"/>
+        </w:rPr>
+        <w:t>Evaluate ordinary, boundary, invalid, empty and tie cases separately, using requirements rather than duplicated versions of one easy example.</w:t>
+      </w:r>
+    </w:p>
+    <w:p>
+      <w:pPr>
+        <w:spacing w:line="336" w:lineRule="auto" w:after="180"/>
+      </w:pPr>
+      <w:r>
+        <w:rPr>
+          <w:b w:val="0"/>
+        </w:rPr>
+        <w:t>Assess the three stated outcomes through the independent task, not by copying the worked result.</w:t>
+      </w:r>
+    </w:p>
+    <w:p>
+      <w:pPr>
+        <w:spacing w:line="336" w:lineRule="auto" w:after="180"/>
+      </w:pPr>
+      <w:r>
+        <w:rPr>
+          <w:b w:val="0"/>
+        </w:rPr>
+        <w:t>By the end, I can evaluate varied case types and prioritise an important failure slice.</w:t>
+      </w:r>
+    </w:p>
+    <w:p>
+      <w:pPr>
+        <w:pStyle w:val="Heading2"/>
+      </w:pPr>
+      <w:r>
+        <w:t>What to prepare</w:t>
+      </w:r>
+    </w:p>
+    <w:p>
+      <w:pPr>
+        <w:pStyle w:val="ListBullet"/>
+      </w:pPr>
+      <w:r>
+        <w:t>Use the supplied scenario, student illustrations and blank paper. For numeric work, offer counters or a calculator after learners show the setup. Fictional records are supplied; personal data and paid accounts are unnecessary.</w:t>
+      </w:r>
+    </w:p>
+    <w:p>
+      <w:pPr>
+        <w:pStyle w:val="ListBullet"/>
+      </w:pPr>
+      <w:r>
+        <w:t>Python 3 editor with a fresh local practice file</w:t>
+      </w:r>
+    </w:p>
+    <w:p>
+      <w:pPr>
+        <w:pStyle w:val="ListBullet"/>
+      </w:pPr>
+      <w:r>
+        <w:t>Paper trace table and the student workbook</w:t>
+      </w:r>
+    </w:p>
+    <w:p>
+      <w:pPr>
+        <w:pStyle w:val="ListBullet"/>
+      </w:pPr>
+      <w:r>
+        <w:t>Fictional input records from this lesson; no real student identifiers</w:t>
+      </w:r>
+    </w:p>
+    <w:p>
+      <w:pPr>
+        <w:pStyle w:val="Heading2"/>
+      </w:pPr>
+      <w:r>
+        <w:t>Main teaching plan</w:t>
       </w:r>
     </w:p>
     <w:tbl>
@@ -231,9 +353,236 @@
     </w:p>
     <w:p>
       <w:pPr>
+        <w:pStyle w:val="Heading2"/>
+      </w:pPr>
+      <w:r>
+        <w:t>Opening retrieval and readiness</w:t>
+      </w:r>
+    </w:p>
+    <w:p>
+      <w:pPr>
+        <w:spacing w:line="336" w:lineRule="auto" w:after="180"/>
+      </w:pPr>
+      <w:r>
+        <w:rPr>
+          <w:b w:val="0"/>
+        </w:rPr>
+        <w:t>Without opening the old lesson, explain one key idea from Build the Recommender. Give an example and a mistake that the idea helps you avoid.</w:t>
+      </w:r>
+    </w:p>
+    <w:p>
+      <w:pPr>
+        <w:spacing w:line="336" w:lineRule="auto" w:after="180"/>
+      </w:pPr>
+      <w:r>
+        <w:rPr>
+          <w:b w:val="0"/>
+        </w:rPr>
+        <w:t>Look for: Implement a deterministic recommender</w:t>
+      </w:r>
+    </w:p>
+    <w:p>
+      <w:pPr>
+        <w:spacing w:line="336" w:lineRule="auto" w:after="180"/>
+      </w:pPr>
+      <w:r>
+        <w:rPr>
+          <w:b w:val="0"/>
+        </w:rPr>
+        <w:t>Reference example, not the only acceptable wording: Both score 8 and qualify; A is alphabetically first under the tie rule.</w:t>
+      </w:r>
+    </w:p>
+    <w:p>
+      <w:pPr>
+        <w:spacing w:line="336" w:lineRule="auto" w:after="180"/>
+      </w:pPr>
+      <w:r>
+        <w:rPr>
+          <w:b w:val="0"/>
+        </w:rPr>
+        <w:t>Without opening the old lesson, explain one key idea from Permissions and Human Review. Give an example and a mistake that the idea helps you avoid.</w:t>
+      </w:r>
+    </w:p>
+    <w:p>
+      <w:pPr>
+        <w:spacing w:line="336" w:lineRule="auto" w:after="180"/>
+      </w:pPr>
+      <w:r>
+        <w:rPr>
+          <w:b w:val="0"/>
+        </w:rPr>
+        <w:t xml:space="preserve">Look for: Explain the </w:t>
+      </w:r>
+      <w:r>
+        <w:rPr>
+          <w:b/>
+        </w:rPr>
+        <w:t>mechanism</w:t>
+      </w:r>
+      <w:r>
+        <w:rPr>
+          <w:b w:val="0"/>
+        </w:rPr>
+        <w:t xml:space="preserve"> and terminology of least privilege and tool scopes</w:t>
+      </w:r>
+    </w:p>
+    <w:p>
+      <w:pPr>
+        <w:spacing w:line="336" w:lineRule="auto" w:after="180"/>
+      </w:pPr>
+      <w:r>
+        <w:rPr>
+          <w:b w:val="0"/>
+        </w:rPr>
+        <w:t>Reference example, not the only acceptable wording: Teacher explanation: Least privilege grants only capabilities required by the task. Tool access should include resource and operation scope, not merely a broad tool name.</w:t>
+      </w:r>
+    </w:p>
+    <w:p>
+      <w:pPr>
+        <w:spacing w:line="336" w:lineRule="auto" w:after="180"/>
+      </w:pPr>
+      <w:r>
+        <w:rPr>
+          <w:b w:val="0"/>
+        </w:rPr>
+        <w:t>A reporting assistant may lookup public rooms but may not write records, send messages or read teacher notes. Check actor, operation and resource before executing a proposed call.</w:t>
+      </w:r>
+    </w:p>
+    <w:p>
+      <w:pPr>
+        <w:spacing w:line="336" w:lineRule="auto" w:after="180"/>
+      </w:pPr>
+      <w:r>
+        <w:rPr>
+          <w:b w:val="0"/>
+        </w:rPr>
+        <w:t>Without opening the old lesson, explain one key idea from Prompt Experiments. Give an example and a mistake that the idea helps you avoid.</w:t>
+      </w:r>
+    </w:p>
+    <w:p>
+      <w:pPr>
+        <w:spacing w:line="336" w:lineRule="auto" w:after="180"/>
+      </w:pPr>
+      <w:r>
+        <w:rPr>
+          <w:b w:val="0"/>
+        </w:rPr>
+        <w:t xml:space="preserve">Look for: Explain the </w:t>
+      </w:r>
+      <w:r>
+        <w:rPr>
+          <w:b/>
+        </w:rPr>
+        <w:t>mechanism</w:t>
+      </w:r>
+      <w:r>
+        <w:rPr>
+          <w:b w:val="0"/>
+        </w:rPr>
+        <w:t xml:space="preserve"> and terminology of controlled prompt experiments</w:t>
+      </w:r>
+    </w:p>
+    <w:p>
+      <w:pPr>
+        <w:spacing w:line="336" w:lineRule="auto" w:after="180"/>
+      </w:pPr>
+      <w:r>
+        <w:rPr>
+          <w:b w:val="0"/>
+        </w:rPr>
+        <w:t>Reference example, not the only acceptable wording: Teacher explanation: A prompt experiment compares complete specifications using the same task cases.</w:t>
+      </w:r>
+    </w:p>
+    <w:p>
+      <w:pPr>
+        <w:spacing w:line="336" w:lineRule="auto" w:after="180"/>
+      </w:pPr>
+      <w:r>
+        <w:rPr>
+          <w:b w:val="0"/>
+        </w:rPr>
+        <w:t xml:space="preserve">Define success before inspecting </w:t>
+      </w:r>
+      <w:r>
+        <w:rPr>
+          <w:b/>
+        </w:rPr>
+        <w:t>output</w:t>
+      </w:r>
+      <w:r>
+        <w:rPr>
+          <w:b w:val="0"/>
+        </w:rPr>
+        <w:t xml:space="preserve">s; change one intended instruction and preserve other settings. Evaluate both prompts on paired cases with fixed model/version, source records, </w:t>
+      </w:r>
+      <w:r>
+        <w:rPr>
+          <w:b/>
+        </w:rPr>
+        <w:t>output</w:t>
+      </w:r>
+      <w:r>
+        <w:rPr>
+          <w:b w:val="0"/>
+        </w:rPr>
+        <w:t xml:space="preserve"> contract and scoring rubric.</w:t>
+      </w:r>
+    </w:p>
+    <w:p>
+      <w:pPr>
+        <w:spacing w:line="336" w:lineRule="auto" w:after="180"/>
+      </w:pPr>
+      <w:r>
+        <w:rPr>
+          <w:b w:val="0"/>
+        </w:rPr>
+        <w:t>Use development results for selection, then reserve new final cases. Score each case rather than counting attractive sentences.</w:t>
+      </w:r>
+    </w:p>
+    <w:p>
+      <w:pPr>
+        <w:spacing w:line="336" w:lineRule="auto" w:after="180"/>
+      </w:pPr>
+      <w:r>
+        <w:rPr>
+          <w:b w:val="0"/>
+        </w:rPr>
+        <w:t xml:space="preserve">No; they have become part of development </w:t>
+      </w:r>
+      <w:r>
+        <w:rPr>
+          <w:b/>
+        </w:rPr>
+        <w:t>evidence</w:t>
+      </w:r>
+      <w:r>
+        <w:rPr>
+          <w:b w:val="0"/>
+        </w:rPr>
+        <w:t>.</w:t>
+      </w:r>
+    </w:p>
+    <w:p>
+      <w:pPr>
+        <w:pStyle w:val="Heading2"/>
+      </w:pPr>
+      <w:r>
+        <w:t>Earlier wording, alternatives and picture transcripts · reference / check after trying</w:t>
+      </w:r>
+    </w:p>
+    <w:p>
+      <w:pPr>
         <w:pStyle w:val="Heading3"/>
       </w:pPr>
       <w:r>
+        <w:t>Teach the learning cycle</w:t>
+      </w:r>
+    </w:p>
+    <w:p>
+      <w:pPr>
+        <w:pStyle w:val="Heading3"/>
+      </w:pPr>
+      <w:r>
         <w:t>Retrieval answer guidance</w:t>
       </w:r>
     </w:p>
@@ -247,39 +596,6 @@
     </w:p>
     <w:p>
       <w:pPr>
-        <w:spacing w:line="336" w:lineRule="auto" w:after="180"/>
-      </w:pPr>
-      <w:r>
-        <w:rPr>
-          <w:b w:val="0"/>
-        </w:rPr>
-        <w:t>Without opening the old lesson, explain one key idea from Build the Recommender. Give an example and a mistake that the idea helps you avoid.</w:t>
-      </w:r>
-    </w:p>
-    <w:p>
-      <w:pPr>
-        <w:spacing w:line="336" w:lineRule="auto" w:after="180"/>
-      </w:pPr>
-      <w:r>
-        <w:rPr>
-          <w:b w:val="0"/>
-        </w:rPr>
-        <w:t>Look for: Implement a deterministic recommender</w:t>
-      </w:r>
-    </w:p>
-    <w:p>
-      <w:pPr>
-        <w:spacing w:line="336" w:lineRule="auto" w:after="180"/>
-      </w:pPr>
-      <w:r>
-        <w:rPr>
-          <w:b w:val="0"/>
-        </w:rPr>
-        <w:t>Reference example, not the only acceptable wording: Both score 8 and qualify; A is alphabetically first under the tie rule.</w:t>
-      </w:r>
-    </w:p>
-    <w:p>
-      <w:pPr>
         <w:pStyle w:val="Heading3"/>
       </w:pPr>
       <w:r>
@@ -288,157 +604,10 @@
     </w:p>
     <w:p>
       <w:pPr>
-        <w:spacing w:line="336" w:lineRule="auto" w:after="180"/>
-      </w:pPr>
-      <w:r>
-        <w:rPr>
-          <w:b w:val="0"/>
-        </w:rPr>
-        <w:t>Without opening the old lesson, explain one key idea from Permissions and Human Review. Give an example and a mistake that the idea helps you avoid.</w:t>
-      </w:r>
-    </w:p>
-    <w:p>
-      <w:pPr>
-        <w:spacing w:line="336" w:lineRule="auto" w:after="180"/>
-      </w:pPr>
-      <w:r>
-        <w:rPr>
-          <w:b w:val="0"/>
-        </w:rPr>
-        <w:t xml:space="preserve">Look for: Explain the </w:t>
-      </w:r>
-      <w:r>
-        <w:rPr>
-          <w:b/>
-        </w:rPr>
-        <w:t>mechanism</w:t>
-      </w:r>
-      <w:r>
-        <w:rPr>
-          <w:b w:val="0"/>
-        </w:rPr>
-        <w:t xml:space="preserve"> and terminology of least privilege and tool scopes</w:t>
-      </w:r>
-    </w:p>
-    <w:p>
-      <w:pPr>
-        <w:spacing w:line="336" w:lineRule="auto" w:after="180"/>
-      </w:pPr>
-      <w:r>
-        <w:rPr>
-          <w:b w:val="0"/>
-        </w:rPr>
-        <w:t>Reference example, not the only acceptable wording: Teacher explanation: Least privilege grants only capabilities required by the task. Tool access should include resource and operation scope, not merely a broad tool name.</w:t>
-      </w:r>
-    </w:p>
-    <w:p>
-      <w:pPr>
-        <w:spacing w:line="336" w:lineRule="auto" w:after="180"/>
-      </w:pPr>
-      <w:r>
-        <w:rPr>
-          <w:b w:val="0"/>
-        </w:rPr>
-        <w:t>A reporting assistant may lookup public rooms but may not write records, send messages or read teacher notes. Check actor, operation and resource before executing a proposed call.</w:t>
-      </w:r>
-    </w:p>
-    <w:p>
-      <w:pPr>
         <w:pStyle w:val="Heading3"/>
       </w:pPr>
       <w:r>
         <w:t>Prompt Experiments</w:t>
-      </w:r>
-    </w:p>
-    <w:p>
-      <w:pPr>
-        <w:spacing w:line="336" w:lineRule="auto" w:after="180"/>
-      </w:pPr>
-      <w:r>
-        <w:rPr>
-          <w:b w:val="0"/>
-        </w:rPr>
-        <w:t>Without opening the old lesson, explain one key idea from Prompt Experiments. Give an example and a mistake that the idea helps you avoid.</w:t>
-      </w:r>
-    </w:p>
-    <w:p>
-      <w:pPr>
-        <w:spacing w:line="336" w:lineRule="auto" w:after="180"/>
-      </w:pPr>
-      <w:r>
-        <w:rPr>
-          <w:b w:val="0"/>
-        </w:rPr>
-        <w:t xml:space="preserve">Look for: Explain the </w:t>
-      </w:r>
-      <w:r>
-        <w:rPr>
-          <w:b/>
-        </w:rPr>
-        <w:t>mechanism</w:t>
-      </w:r>
-      <w:r>
-        <w:rPr>
-          <w:b w:val="0"/>
-        </w:rPr>
-        <w:t xml:space="preserve"> and terminology of controlled prompt experiments</w:t>
-      </w:r>
-    </w:p>
-    <w:p>
-      <w:pPr>
-        <w:spacing w:line="336" w:lineRule="auto" w:after="180"/>
-      </w:pPr>
-      <w:r>
-        <w:rPr>
-          <w:b w:val="0"/>
-        </w:rPr>
-        <w:t>Reference example, not the only acceptable wording: Teacher explanation: A prompt experiment compares complete specifications using the same task cases.</w:t>
-      </w:r>
-    </w:p>
-    <w:p>
-      <w:pPr>
-        <w:spacing w:line="336" w:lineRule="auto" w:after="180"/>
-      </w:pPr>
-      <w:r>
-        <w:rPr>
-          <w:b w:val="0"/>
-        </w:rPr>
-        <w:t xml:space="preserve">Define success before inspecting </w:t>
-      </w:r>
-      <w:r>
-        <w:rPr>
-          <w:b/>
-        </w:rPr>
-        <w:t>output</w:t>
-      </w:r>
-      <w:r>
-        <w:rPr>
-          <w:b w:val="0"/>
-        </w:rPr>
-        <w:t xml:space="preserve">s; change one intended instruction and preserve other settings. Evaluate both prompts on paired cases with fixed model/version, source records, </w:t>
-      </w:r>
-      <w:r>
-        <w:rPr>
-          <w:b/>
-        </w:rPr>
-        <w:t>output</w:t>
-      </w:r>
-      <w:r>
-        <w:rPr>
-          <w:b w:val="0"/>
-        </w:rPr>
-        <w:t xml:space="preserve"> contract and scoring rubric.</w:t>
-      </w:r>
-    </w:p>
-    <w:p>
-      <w:pPr>
-        <w:spacing w:line="336" w:lineRule="auto" w:after="180"/>
-      </w:pPr>
-      <w:r>
-        <w:rPr>
-          <w:b w:val="0"/>
-        </w:rPr>
-        <w:t>Use development results for selection, then reserve new final cases. Score each case rather than counting attractive sentences.</w:t>
       </w:r>
     </w:p>
     <w:p>
@@ -635,6 +804,11 @@
       </w:r>
     </w:p>
     <w:p>
+      <w:r>
+        <w:t>This compact option is not the full-week schedule. Use the main teaching cycle and allow extra sessions for the investigation, independent work and project.</w:t>
+      </w:r>
+    </w:p>
+    <w:p>
       <w:pPr>
         <w:spacing w:line="336" w:lineRule="auto" w:after="180"/>
       </w:pPr>
@@ -642,7 +816,7 @@
         <w:rPr>
           <w:b w:val="0"/>
         </w:rPr>
-        <w:t>Use the supplied scenario, student illustrations and blank paper. For numeric work, offer counters or a calculator after learners show the setup. Fictional records are supplied; personal data and paid accounts are unnecessary.</w:t>
+        <w:t>Allow 80 minutes: recall 8; explanation 12; worked demonstration 15; guided practice 20; independent assessment 15; project and reflection 10. Extend the lab into a second session when needed.</w:t>
       </w:r>
     </w:p>
     <w:p>
@@ -650,24 +824,148 @@
         <w:pStyle w:val="Heading3"/>
       </w:pPr>
       <w:r>
-        <w:t>Alternative compact allocation</w:t>
-      </w:r>
-    </w:p>
-    <w:p>
-      <w:r>
-        <w:t>This compact option is not the full-week schedule. Use the main teaching cycle and allow extra sessions for the investigation, independent work and project.</w:t>
+        <w:t>Preparation for the connected explanation</w:t>
+      </w:r>
+    </w:p>
+    <w:p>
+      <w:pPr>
+        <w:pStyle w:val="Heading3"/>
+      </w:pPr>
+      <w:r>
+        <w:t>Readiness answer</w:t>
+      </w:r>
+    </w:p>
+    <w:p>
+      <w:pPr>
+        <w:pStyle w:val="Heading3"/>
+      </w:pPr>
+      <w:r>
+        <w:t>End goal for the pictorial case</w:t>
       </w:r>
     </w:p>
     <w:p>
       <w:pPr>
         <w:spacing w:line="336" w:lineRule="auto" w:after="180"/>
-        <w:shd w:fill="F1F6F8"/>
       </w:pPr>
       <w:r>
         <w:rPr>
           <w:b w:val="0"/>
         </w:rPr>
-        <w:t>Allow 80 minutes: recall 8; explanation 12; worked demonstration 15; guided practice 20; independent assessment 15; project and reflection 10. Extend the lab into a second session when needed.</w:t>
+        <w:t>This added worked case illustrates the week’s main idea. Retain all original and connected topics; schedule its practice within the teaching cycle.</w:t>
+      </w:r>
+    </w:p>
+    <w:p>
+      <w:pPr>
+        <w:pStyle w:val="Heading1"/>
+      </w:pPr>
+      <w:r>
+        <w:t>02. Model category-level evidence before broad claims</w:t>
+      </w:r>
+    </w:p>
+    <w:p>
+      <w:r>
+        <w:t>Keep six-case, twelve-case and user-condition traces separate.</w:t>
+      </w:r>
+    </w:p>
+    <w:p>
+      <w:pPr>
+        <w:pStyle w:val="Heading2"/>
+      </w:pPr>
+      <w:r>
+        <w:t>State the six-case outcome contract</w:t>
+      </w:r>
+    </w:p>
+    <w:p>
+      <w:pPr>
+        <w:spacing w:line="336" w:lineRule="auto" w:after="180"/>
+      </w:pPr>
+      <w:r>
+        <w:rPr>
+          <w:b w:val="0"/>
+        </w:rPr>
+        <w:t xml:space="preserve">A fictional chooser passes 5 of 6 development checks but fails its only tie case. An overall </w:t>
+      </w:r>
+      <w:r>
+        <w:rPr>
+          <w:b/>
+        </w:rPr>
+        <w:t>pass rate</w:t>
+      </w:r>
+      <w:r>
+        <w:rPr>
+          <w:b w:val="0"/>
+        </w:rPr>
+        <w:t xml:space="preserve"> can hide that concentrated weakness.</w:t>
+      </w:r>
+    </w:p>
+    <w:p>
+      <w:pPr>
+        <w:spacing w:line="336" w:lineRule="auto" w:after="180"/>
+      </w:pPr>
+      <w:r>
+        <w:rPr>
+          <w:b w:val="0"/>
+        </w:rPr>
+        <w:t>Evaluate ordinary, boundary, invalid, empty and tie cases separately, using requirements rather than duplicated versions of one easy example.</w:t>
+      </w:r>
+    </w:p>
+    <w:p>
+      <w:pPr>
+        <w:pStyle w:val="Heading2"/>
+      </w:pPr>
+      <w:r>
+        <w:t>Run the recorded-flag counter</w:t>
+      </w:r>
+    </w:p>
+    <w:p>
+      <w:r>
+        <w:rPr>
+          <w:rFonts w:ascii="Courier New" w:hAnsi="Courier New"/>
+          <w:sz w:val="18"/>
+        </w:rPr>
+        <w:t>checks = [{"category": "ordinary", "passed": True},</w:t>
+        <w:br/>
+        <w:t xml:space="preserve">          {"category": "ordinary", "passed": True},</w:t>
+        <w:br/>
+        <w:t xml:space="preserve">          {"category": "boundary", "passed": True},</w:t>
+        <w:br/>
+        <w:t xml:space="preserve">          {"category": "invalid", "passed": True},</w:t>
+        <w:br/>
+        <w:t xml:space="preserve">          {"category": "empty", "passed": True},</w:t>
+        <w:br/>
+        <w:t xml:space="preserve">          {"category": "tie", "passed": False}]</w:t>
+        <w:br/>
+        <w:t>passed = 0</w:t>
+        <w:br/>
+        <w:t>for check in checks:</w:t>
+        <w:br/>
+        <w:t xml:space="preserve">    if check["passed"]:</w:t>
+        <w:br/>
+        <w:t xml:space="preserve">        passed = passed + 1</w:t>
+        <w:br/>
+        <w:t>print(passed, len(checks))</w:t>
+      </w:r>
+    </w:p>
+    <w:p>
+      <w:pPr>
+        <w:spacing w:line="336" w:lineRule="auto" w:after="180"/>
+      </w:pPr>
+      <w:r>
+        <w:rPr>
+          <w:b w:val="0"/>
+        </w:rPr>
+        <w:t>The script reports 5 and 6. About 83.3 percent of these checks pass, but that is not an accuracy estimate for all future use.</w:t>
+      </w:r>
+    </w:p>
+    <w:p>
+      <w:pPr>
+        <w:spacing w:line="336" w:lineRule="auto" w:after="180"/>
+      </w:pPr>
+      <w:r>
+        <w:rPr>
+          <w:b w:val="0"/>
+        </w:rPr>
+        <w:t>The cases were deliberately chosen, their frequencies are artificial, and each category has few cases.</w:t>
       </w:r>
     </w:p>
     <w:p>
@@ -675,7 +973,45 @@
         <w:pStyle w:val="Heading3"/>
       </w:pPr>
       <w:r>
-        <w:t>Preparation for the connected explanation</w:t>
+        <w:t>If ten copies of one passing ordinary case are added, what becomes the pass fraction? Does coverage improve?</w:t>
+      </w:r>
+    </w:p>
+    <w:p>
+      <w:r>
+        <w:t>________________________________________________________________</w:t>
+      </w:r>
+    </w:p>
+    <w:p>
+      <w:r>
+        <w:t>________________________________________________________________</w:t>
+      </w:r>
+    </w:p>
+    <w:p>
+      <w:r>
+        <w:t>________________________________________________________________</w:t>
+      </w:r>
+    </w:p>
+    <w:p>
+      <w:r>
+        <w:t>________________________________________________________________</w:t>
+      </w:r>
+    </w:p>
+    <w:p>
+      <w:r>
+        <w:t>________________________________________________________________</w:t>
+      </w:r>
+    </w:p>
+    <w:p>
+      <w:r>
+        <w:t>________________________________________________________________</w:t>
+      </w:r>
+    </w:p>
+    <w:p>
+      <w:pPr>
+        <w:pStyle w:val="Heading2"/>
+      </w:pPr>
+      <w:r>
+        <w:t>Read the separate twelve-case facts</w:t>
       </w:r>
     </w:p>
     <w:p>
@@ -686,19 +1022,19 @@
         <w:rPr>
           <w:b w:val="0"/>
         </w:rPr>
-        <w:t xml:space="preserve">Teach Week 34 as a two-session investigation using fictional data. A fictional chooser passes 5 of 6 development checks but fails its only tie case. An overall </w:t>
+        <w:t>A fictional recommender is tested on distinct ordinary, equality, invalid-</w:t>
       </w:r>
       <w:r>
         <w:rPr>
           <w:b/>
         </w:rPr>
-        <w:t>pass rate</w:t>
+        <w:t>input</w:t>
       </w:r>
       <w:r>
         <w:rPr>
           <w:b w:val="0"/>
         </w:rPr>
-        <w:t xml:space="preserve"> can hide that concentrated weakness.</w:t>
+        <w:t xml:space="preserve"> and tie cases.</w:t>
       </w:r>
     </w:p>
     <w:p>
@@ -709,7 +1045,7 @@
         <w:rPr>
           <w:b w:val="0"/>
         </w:rPr>
-        <w:t>Evaluate ordinary, boundary, invalid, empty and tie cases separately, using requirements rather than duplicated versions of one easy example.</w:t>
+        <w:t>Recorded full passes: ordinary 4/4; equality 1/3; invalid 2/3; ties 1/2.</w:t>
       </w:r>
     </w:p>
     <w:p>
@@ -720,7 +1056,51 @@
         <w:rPr>
           <w:b w:val="0"/>
         </w:rPr>
-        <w:t>Assess the three stated outcomes through the independent task, not by copying the worked result.</w:t>
+        <w:t>Categories are disjoint and every case was run on the same frozen version with the same contract.</w:t>
+      </w:r>
+    </w:p>
+    <w:p>
+      <w:pPr>
+        <w:pStyle w:val="Heading2"/>
+      </w:pPr>
+      <w:r>
+        <w:t>Trace disjoint totals and weak conditions</w:t>
+      </w:r>
+    </w:p>
+    <w:p>
+      <w:r>
+        <w:drawing>
+          <wp:inline xmlns:a="http://schemas.openxmlformats.org/drawingml/2006/main" xmlns:pic="http://schemas.openxmlformats.org/drawingml/2006/picture">
+            <wp:extent cx="5486400" cy="4160520"/>
+            <wp:docPr id="1" name="Picture 1" descr="Total count: Passes 4+1+2+1=8; cases 4+3+3+2=12. → Overall rate: 8/12≈66.7% full passes. → Find weak slices: Equality 1/3; invalid 2/3; ties 1/2; ordinary 4/4. → Prioritise repair: Inspect failed equality traces and any invalid-input safety consequence, not only the total."/>
+            <wp:cNvGraphicFramePr>
+              <a:graphicFrameLocks noChangeAspect="1"/>
+            </wp:cNvGraphicFramePr>
+            <a:graphic>
+              <a:graphicData uri="http://schemas.openxmlformats.org/drawingml/2006/picture">
+                <pic:pic>
+                  <pic:nvPicPr>
+                    <pic:cNvPr id="0" name="academy-story-ai-2-34-02.png"/>
+                    <pic:cNvPicPr/>
+                  </pic:nvPicPr>
+                  <pic:blipFill>
+                    <a:blip r:embed="rId9"/>
+                    <a:stretch>
+                      <a:fillRect/>
+                    </a:stretch>
+                  </pic:blipFill>
+                  <pic:spPr>
+                    <a:xfrm>
+                      <a:off x="0" y="0"/>
+                      <a:ext cx="5486400" cy="4160520"/>
+                    </a:xfrm>
+                    <a:prstGeom prst="rect"/>
+                  </pic:spPr>
+                </pic:pic>
+              </a:graphicData>
+            </a:graphic>
+          </wp:inline>
+        </w:drawing>
       </w:r>
     </w:p>
     <w:p>
@@ -728,7 +1108,136 @@
         <w:pStyle w:val="Heading3"/>
       </w:pPr>
       <w:r>
-        <w:t>Readiness answer</w:t>
+        <w:t>Read the picture one step at a time</w:t>
+      </w:r>
+    </w:p>
+    <w:tbl>
+      <w:tblPr>
+        <w:tblStyle w:val="LightShading-Accent1"/>
+        <w:tblW w:type="auto" w:w="0"/>
+        <w:tblLook w:firstColumn="1" w:firstRow="1" w:lastColumn="0" w:lastRow="0" w:noHBand="0" w:noVBand="1" w:val="04A0"/>
+      </w:tblPr>
+      <w:tblGrid>
+        <w:gridCol w:w="5112"/>
+        <w:gridCol w:w="5112"/>
+      </w:tblGrid>
+      <w:tr>
+        <w:trPr>
+          <w:tblHeader/>
+        </w:trPr>
+        <w:tc>
+          <w:tcPr>
+            <w:tcW w:type="dxa" w:w="5112"/>
+          </w:tcPr>
+          <w:p>
+            <w:r>
+              <w:t>Step</w:t>
+            </w:r>
+          </w:p>
+        </w:tc>
+        <w:tc>
+          <w:tcPr>
+            <w:tcW w:type="dxa" w:w="5112"/>
+          </w:tcPr>
+          <w:p>
+            <w:r>
+              <w:t>What happens and why</w:t>
+            </w:r>
+          </w:p>
+        </w:tc>
+      </w:tr>
+      <w:tr>
+        <w:tc>
+          <w:tcPr>
+            <w:tcW w:type="dxa" w:w="5112"/>
+          </w:tcPr>
+          <w:p>
+            <w:r>
+              <w:t>1. Total count</w:t>
+            </w:r>
+          </w:p>
+        </w:tc>
+        <w:tc>
+          <w:tcPr>
+            <w:tcW w:type="dxa" w:w="5112"/>
+          </w:tcPr>
+          <w:p>
+            <w:r>
+              <w:t>Passes 4+1+2+1=8; cases 4+3+3+2=12.</w:t>
+            </w:r>
+          </w:p>
+        </w:tc>
+      </w:tr>
+      <w:tr>
+        <w:tc>
+          <w:tcPr>
+            <w:tcW w:type="dxa" w:w="5112"/>
+          </w:tcPr>
+          <w:p>
+            <w:r>
+              <w:t>2. Overall rate</w:t>
+            </w:r>
+          </w:p>
+        </w:tc>
+        <w:tc>
+          <w:tcPr>
+            <w:tcW w:type="dxa" w:w="5112"/>
+          </w:tcPr>
+          <w:p>
+            <w:r>
+              <w:t>8/12≈66.7% full passes.</w:t>
+            </w:r>
+          </w:p>
+        </w:tc>
+      </w:tr>
+      <w:tr>
+        <w:tc>
+          <w:tcPr>
+            <w:tcW w:type="dxa" w:w="5112"/>
+          </w:tcPr>
+          <w:p>
+            <w:r>
+              <w:t>3. Find weak slices</w:t>
+            </w:r>
+          </w:p>
+        </w:tc>
+        <w:tc>
+          <w:tcPr>
+            <w:tcW w:type="dxa" w:w="5112"/>
+          </w:tcPr>
+          <w:p>
+            <w:r>
+              <w:t>Equality 1/3; invalid 2/3; ties 1/2; ordinary 4/4.</w:t>
+            </w:r>
+          </w:p>
+        </w:tc>
+      </w:tr>
+      <w:tr>
+        <w:tc>
+          <w:tcPr>
+            <w:tcW w:type="dxa" w:w="5112"/>
+          </w:tcPr>
+          <w:p>
+            <w:r>
+              <w:t>4. Prioritise repair</w:t>
+            </w:r>
+          </w:p>
+        </w:tc>
+        <w:tc>
+          <w:tcPr>
+            <w:tcW w:type="dxa" w:w="5112"/>
+          </w:tcPr>
+          <w:p>
+            <w:r>
+              <w:t>Inspect failed equality traces and any invalid-input safety consequence, not only the total.</w:t>
+            </w:r>
+          </w:p>
+        </w:tc>
+      </w:tr>
+    </w:tbl>
+    <w:p>
+      <w:r>
+        <w:t>Match each pictured step to the supplied facts. This is a worked teaching case, not an independent assessment.</w:t>
       </w:r>
     </w:p>
     <w:p>
@@ -739,18 +1248,252 @@
         <w:rPr>
           <w:b w:val="0"/>
         </w:rPr>
-        <w:t xml:space="preserve">No; they have become part of development </w:t>
+        <w:t>Varied tests expose behavior an ordinary demonstration misses. The overall result combines disjoint cases once each; overlapping labels would require unique-case accounting.</w:t>
+      </w:r>
+    </w:p>
+    <w:p>
+      <w:pPr>
+        <w:spacing w:line="336" w:lineRule="auto" w:after="180"/>
+      </w:pPr>
+      <w:r>
+        <w:rPr>
+          <w:b w:val="0"/>
+        </w:rPr>
+        <w:t xml:space="preserve">Prioritisation also depends on consequences: a malformed </w:t>
       </w:r>
       <w:r>
         <w:rPr>
           <w:b/>
         </w:rPr>
+        <w:t>input</w:t>
+      </w:r>
+      <w:r>
+        <w:rPr>
+          <w:b w:val="0"/>
+        </w:rPr>
+        <w:t xml:space="preserve"> that triggers an unauthorised action can be more serious than a harmless tie-order failure. Retain each failed case and its expected </w:t>
+      </w:r>
+      <w:r>
+        <w:rPr>
+          <w:b/>
+        </w:rPr>
+        <w:t>output</w:t>
+      </w:r>
+      <w:r>
+        <w:rPr>
+          <w:b w:val="0"/>
+        </w:rPr>
+        <w:t>.</w:t>
+      </w:r>
+    </w:p>
+    <w:p>
+      <w:pPr>
+        <w:pStyle w:val="Heading2"/>
+      </w:pPr>
+      <w:r>
+        <w:t>Predict ordinary-only reporting</w:t>
+      </w:r>
+    </w:p>
+    <w:p>
+      <w:pPr>
+        <w:spacing w:line="336" w:lineRule="auto" w:after="180"/>
+      </w:pPr>
+      <w:r>
+        <w:rPr>
+          <w:b w:val="0"/>
+        </w:rPr>
+        <w:t>Change: Someone reports only the ordinary slice.</w:t>
+      </w:r>
+    </w:p>
+    <w:p>
+      <w:pPr>
+        <w:spacing w:line="336" w:lineRule="auto" w:after="180"/>
+      </w:pPr>
+      <w:r>
+        <w:rPr>
+          <w:b/>
+        </w:rPr>
+        <w:t>Prediction</w:t>
+      </w:r>
+      <w:r>
+        <w:rPr>
+          <w:b w:val="0"/>
+        </w:rPr>
+        <w:t>: The claim becomes 4/4 on ordinary cases, not 100% across all tests.</w:t>
+      </w:r>
+    </w:p>
+    <w:p>
+      <w:pPr>
+        <w:spacing w:line="336" w:lineRule="auto" w:after="180"/>
+      </w:pPr>
+      <w:r>
+        <w:rPr>
+          <w:b w:val="0"/>
+        </w:rPr>
+        <w:t>Reason: Eight nonordinary cases and their failures have been omitted.</w:t>
+      </w:r>
+    </w:p>
+    <w:p>
+      <w:pPr>
+        <w:pStyle w:val="Heading2"/>
+      </w:pPr>
+      <w:r>
+        <w:t>Explain what remains unmeasured</w:t>
+      </w:r>
+    </w:p>
+    <w:p>
+      <w:pPr>
+        <w:spacing w:line="336" w:lineRule="auto" w:after="180"/>
+      </w:pPr>
+      <w:r>
+        <w:rPr>
+          <w:b w:val="0"/>
+        </w:rPr>
+        <w:t>Twelve designed cases describe this test suite, not an unbiased estimate of future usage accuracy.</w:t>
+      </w:r>
+    </w:p>
+    <w:p>
+      <w:pPr>
+        <w:spacing w:line="336" w:lineRule="auto" w:after="180"/>
+      </w:pPr>
+      <w:r>
+        <w:rPr>
+          <w:b w:val="0"/>
+        </w:rPr>
+        <w:t xml:space="preserve">Cover the result. Ask learners to name the </w:t>
+      </w:r>
+      <w:r>
+        <w:rPr>
+          <w:b/>
+        </w:rPr>
+        <w:t>input</w:t>
+      </w:r>
+      <w:r>
+        <w:rPr>
+          <w:b w:val="0"/>
+        </w:rPr>
+        <w:t xml:space="preserve">s and predict the next step. Uncover one step, connect the icon to the actual procedure, and explain its </w:t>
+      </w:r>
+      <w:r>
+        <w:rPr>
+          <w:b/>
+        </w:rPr>
         <w:t>evidence</w:t>
       </w:r>
       <w:r>
         <w:rPr>
           <w:b w:val="0"/>
         </w:rPr>
+        <w:t>. Then change the supplied condition and compare.</w:t>
+      </w:r>
+    </w:p>
+    <w:p>
+      <w:pPr>
+        <w:spacing w:line="336" w:lineRule="auto" w:after="180"/>
+      </w:pPr>
+      <w:r>
+        <w:rPr>
+          <w:b w:val="0"/>
+        </w:rPr>
+        <w:t>The picture is a representation; it does not document execution of a real AI model.</w:t>
+      </w:r>
+    </w:p>
+    <w:p>
+      <w:pPr>
+        <w:pStyle w:val="Heading2"/>
+      </w:pPr>
+      <w:r>
+        <w:t>Earlier wording, alternatives and picture transcripts · reference / check after trying</w:t>
+      </w:r>
+    </w:p>
+    <w:p>
+      <w:pPr>
+        <w:spacing w:line="336" w:lineRule="auto" w:after="180"/>
+      </w:pPr>
+      <w:r>
+        <w:rPr>
+          <w:b w:val="0"/>
+        </w:rPr>
+        <w:t>Explain the mechanism</w:t>
+      </w:r>
+    </w:p>
+    <w:p>
+      <w:pPr>
+        <w:spacing w:line="336" w:lineRule="auto" w:after="180"/>
+      </w:pPr>
+      <w:r>
+        <w:rPr>
+          <w:b/>
+        </w:rPr>
+        <w:t>Input</w:t>
+      </w:r>
+      <w:r>
+        <w:rPr>
+          <w:b w:val="0"/>
+        </w:rPr>
+        <w:t xml:space="preserve"> → </w:t>
+      </w:r>
+      <w:r>
+        <w:rPr>
+          <w:b/>
+        </w:rPr>
+        <w:t>Process</w:t>
+      </w:r>
+      <w:r>
+        <w:rPr>
+          <w:b w:val="0"/>
+        </w:rPr>
+        <w:t xml:space="preserve"> → </w:t>
+      </w:r>
+      <w:r>
+        <w:rPr>
+          <w:b/>
+        </w:rPr>
+        <w:t>Output</w:t>
+      </w:r>
+    </w:p>
+    <w:p>
+      <w:pPr>
+        <w:spacing w:line="336" w:lineRule="auto" w:after="180"/>
+      </w:pPr>
+      <w:r>
+        <w:rPr>
+          <w:b w:val="0"/>
+        </w:rPr>
+        <w:t>Trace the information. At each stage, ask what changed and how you could test it.</w:t>
+      </w:r>
+    </w:p>
+    <w:p>
+      <w:pPr>
+        <w:spacing w:line="336" w:lineRule="auto" w:after="180"/>
+      </w:pPr>
+      <w:r>
+        <w:rPr>
+          <w:b w:val="0"/>
+        </w:rPr>
+        <w:t>Which stage could fail even when the other two are correct? Explain:</w:t>
+      </w:r>
+    </w:p>
+    <w:p>
+      <w:pPr>
+        <w:spacing w:line="336" w:lineRule="auto" w:after="180"/>
+      </w:pPr>
+      <w:r>
+        <w:rPr>
+          <w:b w:val="0"/>
+        </w:rPr>
+        <w:t xml:space="preserve">Predict first. Then check each step. A correct answer without visible reasoning is incomplete </w:t>
+      </w:r>
+      <w:r>
+        <w:rPr>
+          <w:b/>
+        </w:rPr>
+        <w:t>evidence</w:t>
+      </w:r>
+      <w:r>
+        <w:rPr>
+          <w:b w:val="0"/>
+        </w:rPr>
         <w:t>.</w:t>
       </w:r>
     </w:p>
@@ -762,7 +1505,7 @@
         <w:rPr>
           <w:b w:val="0"/>
         </w:rPr>
-        <w:t>Python 3 editor with a fresh local practice file</w:t>
+        <w:t>1. Profiles: typical reader; very short-book need; bilingual preference; screen-reader format need.</w:t>
       </w:r>
     </w:p>
     <w:p>
@@ -773,7 +1516,7 @@
         <w:rPr>
           <w:b w:val="0"/>
         </w:rPr>
-        <w:t>Paper trace table and the student workbook</w:t>
+        <w:t>2. Run the same frozen recommender for all four.</w:t>
       </w:r>
     </w:p>
     <w:p>
@@ -784,19 +1527,64 @@
         <w:rPr>
           <w:b w:val="0"/>
         </w:rPr>
-        <w:t xml:space="preserve">Fictional </w:t>
+        <w:t xml:space="preserve">3. Record expected, actual, score </w:t>
       </w:r>
       <w:r>
         <w:rPr>
           <w:b/>
         </w:rPr>
-        <w:t>input</w:t>
+        <w:t>evidence</w:t>
       </w:r>
       <w:r>
         <w:rPr>
           <w:b w:val="0"/>
         </w:rPr>
-        <w:t xml:space="preserve"> records from this lesson; no real student identifiers</w:t>
+        <w:t>, and issue type.</w:t>
+      </w:r>
+    </w:p>
+    <w:p>
+      <w:pPr>
+        <w:spacing w:line="336" w:lineRule="auto" w:after="180"/>
+      </w:pPr>
+      <w:r>
+        <w:rPr>
+          <w:b w:val="0"/>
+        </w:rPr>
+        <w:t>4. Do not average away one group’s repeated failure.</w:t>
+      </w:r>
+    </w:p>
+    <w:p>
+      <w:pPr>
+        <w:spacing w:line="336" w:lineRule="auto" w:after="180"/>
+      </w:pPr>
+      <w:r>
+        <w:rPr>
+          <w:b w:val="0"/>
+        </w:rPr>
+        <w:t>Recalculate, retrace, or restate the reasoning in your own representation:</w:t>
+      </w:r>
+    </w:p>
+    <w:p>
+      <w:pPr>
+        <w:spacing w:line="336" w:lineRule="auto" w:after="180"/>
+      </w:pPr>
+      <w:r>
+        <w:rPr>
+          <w:b w:val="0"/>
+        </w:rPr>
+        <w:t xml:space="preserve">CHECK Did the </w:t>
+      </w:r>
+      <w:r>
+        <w:rPr>
+          <w:b/>
+        </w:rPr>
+        <w:t>evidence</w:t>
+      </w:r>
+      <w:r>
+        <w:rPr>
+          <w:b w:val="0"/>
+        </w:rPr>
+        <w:t xml:space="preserve"> answer the exact question? Did the total, path, or source record stay consistent?</w:t>
       </w:r>
     </w:p>
     <w:p>
@@ -804,7 +1592,7 @@
         <w:pStyle w:val="Heading3"/>
       </w:pPr>
       <w:r>
-        <w:t>End goal for the pictorial case</w:t>
+        <w:t>Concrete teaching case</w:t>
       </w:r>
     </w:p>
     <w:p>
@@ -815,7 +1603,7 @@
         <w:rPr>
           <w:b w:val="0"/>
         </w:rPr>
-        <w:t>By the end, I can evaluate varied case types and prioritise an important failure slice.</w:t>
+        <w:t>A recommender satisfies 5/6 adventure requests and 3/6 poetry requests.</w:t>
       </w:r>
     </w:p>
     <w:p>
@@ -826,20 +1614,15 @@
         <w:rPr>
           <w:b w:val="0"/>
         </w:rPr>
-        <w:t>This added worked case illustrates the week’s main idea. Retain all original and connected topics; schedule its practice within the teaching cycle.</w:t>
-      </w:r>
-    </w:p>
-    <w:p>
-      <w:pPr>
-        <w:pStyle w:val="Heading1"/>
-      </w:pPr>
-      <w:r>
-        <w:t>02. Explain the mechanism</w:t>
-      </w:r>
-    </w:p>
-    <w:p>
-      <w:r>
-        <w:t>Model Test Diverse Users using the supplied case, labelled mechanism and reasoning. Make the scope of each conclusion explicit.</w:t>
+        <w:t>Compare and investigate.</w:t>
+      </w:r>
+    </w:p>
+    <w:p>
+      <w:pPr>
+        <w:pStyle w:val="Heading3"/>
+      </w:pPr>
+      <w:r>
+        <w:t>Exact explanation to model</w:t>
       </w:r>
     </w:p>
     <w:p>
@@ -848,173 +1631,21 @@
       </w:pPr>
       <w:r>
         <w:rPr>
+          <w:b w:val="0"/>
+        </w:rPr>
+        <w:t xml:space="preserve">Rates are 5/6 and 3/6. Inspect catalogue </w:t>
+      </w:r>
+      <w:r>
+        <w:rPr>
           <w:b/>
         </w:rPr>
-        <w:t>Input</w:t>
+        <w:t>coverage</w:t>
       </w:r>
       <w:r>
         <w:rPr>
           <w:b w:val="0"/>
         </w:rPr>
-        <w:t xml:space="preserve"> → </w:t>
-      </w:r>
-      <w:r>
-        <w:rPr>
-          <w:b/>
-        </w:rPr>
-        <w:t>Process</w:t>
-      </w:r>
-      <w:r>
-        <w:rPr>
-          <w:b w:val="0"/>
-        </w:rPr>
-        <w:t xml:space="preserve"> → </w:t>
-      </w:r>
-      <w:r>
-        <w:rPr>
-          <w:b/>
-        </w:rPr>
-        <w:t>Output</w:t>
-      </w:r>
-    </w:p>
-    <w:p>
-      <w:pPr>
-        <w:spacing w:line="336" w:lineRule="auto" w:after="180"/>
-      </w:pPr>
-      <w:r>
-        <w:rPr>
-          <w:b w:val="0"/>
-        </w:rPr>
-        <w:t>Trace the information. At each stage, ask what changed and how you could test it.</w:t>
-      </w:r>
-    </w:p>
-    <w:p>
-      <w:pPr>
-        <w:spacing w:line="336" w:lineRule="auto" w:after="180"/>
-      </w:pPr>
-      <w:r>
-        <w:rPr>
-          <w:b w:val="0"/>
-        </w:rPr>
-        <w:t>Which stage could fail even when the other two are correct? Explain:</w:t>
-      </w:r>
-    </w:p>
-    <w:p>
-      <w:pPr>
-        <w:spacing w:line="336" w:lineRule="auto" w:after="180"/>
-      </w:pPr>
-      <w:r>
-        <w:rPr>
-          <w:b w:val="0"/>
-        </w:rPr>
-        <w:t xml:space="preserve">Predict first. Then check each step. A correct answer without visible reasoning is incomplete </w:t>
-      </w:r>
-      <w:r>
-        <w:rPr>
-          <w:b/>
-        </w:rPr>
-        <w:t>evidence</w:t>
-      </w:r>
-      <w:r>
-        <w:rPr>
-          <w:b w:val="0"/>
-        </w:rPr>
-        <w:t>.</w:t>
-      </w:r>
-    </w:p>
-    <w:p>
-      <w:pPr>
-        <w:spacing w:line="336" w:lineRule="auto" w:after="180"/>
-        <w:shd w:fill="F4F9FC"/>
-      </w:pPr>
-      <w:r>
-        <w:rPr>
-          <w:b w:val="0"/>
-        </w:rPr>
-        <w:t>1. Profiles: typical reader; very short-book need; bilingual preference; screen-reader format need.</w:t>
-      </w:r>
-    </w:p>
-    <w:p>
-      <w:pPr>
-        <w:spacing w:line="336" w:lineRule="auto" w:after="180"/>
-        <w:shd w:fill="F4F9FC"/>
-      </w:pPr>
-      <w:r>
-        <w:rPr>
-          <w:b w:val="0"/>
-        </w:rPr>
-        <w:t>2. Run the same frozen recommender for all four.</w:t>
-      </w:r>
-    </w:p>
-    <w:p>
-      <w:pPr>
-        <w:spacing w:line="336" w:lineRule="auto" w:after="180"/>
-        <w:shd w:fill="F4F9FC"/>
-      </w:pPr>
-      <w:r>
-        <w:rPr>
-          <w:b w:val="0"/>
-        </w:rPr>
-        <w:t xml:space="preserve">3. Record expected, actual, score </w:t>
-      </w:r>
-      <w:r>
-        <w:rPr>
-          <w:b/>
-        </w:rPr>
-        <w:t>evidence</w:t>
-      </w:r>
-      <w:r>
-        <w:rPr>
-          <w:b w:val="0"/>
-        </w:rPr>
-        <w:t>, and issue type.</w:t>
-      </w:r>
-    </w:p>
-    <w:p>
-      <w:pPr>
-        <w:spacing w:line="336" w:lineRule="auto" w:after="180"/>
-        <w:shd w:fill="F4F9FC"/>
-      </w:pPr>
-      <w:r>
-        <w:rPr>
-          <w:b w:val="0"/>
-        </w:rPr>
-        <w:t>4. Do not average away one group’s repeated failure.</w:t>
-      </w:r>
-    </w:p>
-    <w:p>
-      <w:pPr>
-        <w:spacing w:line="336" w:lineRule="auto" w:after="180"/>
-      </w:pPr>
-      <w:r>
-        <w:rPr>
-          <w:b w:val="0"/>
-        </w:rPr>
-        <w:t>Recalculate, retrace, or restate the reasoning in your own representation:</w:t>
-      </w:r>
-    </w:p>
-    <w:p>
-      <w:pPr>
-        <w:spacing w:line="336" w:lineRule="auto" w:after="180"/>
-        <w:shd w:fill="F5F1FB"/>
-      </w:pPr>
-      <w:r>
-        <w:rPr>
-          <w:b w:val="0"/>
-        </w:rPr>
-        <w:t xml:space="preserve">CHECK Did the </w:t>
-      </w:r>
-      <w:r>
-        <w:rPr>
-          <w:b/>
-        </w:rPr>
-        <w:t>evidence</w:t>
-      </w:r>
-      <w:r>
-        <w:rPr>
-          <w:b w:val="0"/>
-        </w:rPr>
-        <w:t xml:space="preserve"> answer the exact question? Did the total, path, or source record stay consistent?</w:t>
+        <w:t>, labels and scoring; twelve tests do not establish cause.</w:t>
       </w:r>
     </w:p>
     <w:p>
@@ -1022,159 +1653,7 @@
         <w:pStyle w:val="Heading3"/>
       </w:pPr>
       <w:r>
-        <w:t>Concrete teaching case</w:t>
-      </w:r>
-    </w:p>
-    <w:p>
-      <w:pPr>
-        <w:pStyle w:val="Heading3"/>
-      </w:pPr>
-      <w:r>
-        <w:t>The teaching case</w:t>
-      </w:r>
-    </w:p>
-    <w:p>
-      <w:pPr>
-        <w:spacing w:line="336" w:lineRule="auto" w:after="180"/>
-        <w:shd w:fill="F1F6FC"/>
-      </w:pPr>
-      <w:r>
-        <w:rPr>
-          <w:b w:val="0"/>
-        </w:rPr>
-        <w:t>A recommender satisfies 5/6 adventure requests and 3/6 poetry requests.</w:t>
-      </w:r>
-    </w:p>
-    <w:p>
-      <w:pPr>
-        <w:pStyle w:val="Heading3"/>
-      </w:pPr>
-      <w:r>
-        <w:t>The teaching case</w:t>
-      </w:r>
-    </w:p>
-    <w:p>
-      <w:pPr>
-        <w:spacing w:line="336" w:lineRule="auto" w:after="180"/>
-        <w:shd w:fill="F1F6FC"/>
-      </w:pPr>
-      <w:r>
-        <w:rPr>
-          <w:b w:val="0"/>
-        </w:rPr>
-        <w:t>Compare and investigate.</w:t>
-      </w:r>
-    </w:p>
-    <w:p>
-      <w:pPr>
-        <w:pStyle w:val="Heading3"/>
-      </w:pPr>
-      <w:r>
-        <w:t>Exact explanation to model</w:t>
-      </w:r>
-    </w:p>
-    <w:p>
-      <w:pPr>
-        <w:pStyle w:val="Heading3"/>
-      </w:pPr>
-      <w:r>
-        <w:t>Why the result follows</w:t>
-      </w:r>
-    </w:p>
-    <w:p>
-      <w:pPr>
-        <w:spacing w:line="336" w:lineRule="auto" w:after="180"/>
-        <w:shd w:fill="F1F6FC"/>
-      </w:pPr>
-      <w:r>
-        <w:rPr>
-          <w:b w:val="0"/>
-        </w:rPr>
-        <w:t xml:space="preserve">Rates are 5/6 and 3/6. Inspect catalogue </w:t>
-      </w:r>
-      <w:r>
-        <w:rPr>
-          <w:b/>
-        </w:rPr>
-        <w:t>coverage</w:t>
-      </w:r>
-      <w:r>
-        <w:rPr>
-          <w:b w:val="0"/>
-        </w:rPr>
-        <w:t>, labels and scoring; twelve tests do not establish cause.</w:t>
-      </w:r>
-    </w:p>
-    <w:p>
-      <w:pPr>
-        <w:pStyle w:val="Heading3"/>
-      </w:pPr>
-      <w:r>
         <w:t>Explain the added worked example</w:t>
-      </w:r>
-    </w:p>
-    <w:p>
-      <w:pPr>
-        <w:pStyle w:val="Heading3"/>
-      </w:pPr>
-      <w:r>
-        <w:t>Explain the added worked example · 1</w:t>
-      </w:r>
-    </w:p>
-    <w:p>
-      <w:pPr>
-        <w:spacing w:line="336" w:lineRule="auto" w:after="180"/>
-      </w:pPr>
-      <w:r>
-        <w:rPr>
-          <w:b w:val="0"/>
-        </w:rPr>
-        <w:t xml:space="preserve">A fictional chooser passes 5 of 6 development checks but fails its only tie case. An overall </w:t>
-      </w:r>
-      <w:r>
-        <w:rPr>
-          <w:b/>
-        </w:rPr>
-        <w:t>pass rate</w:t>
-      </w:r>
-      <w:r>
-        <w:rPr>
-          <w:b w:val="0"/>
-        </w:rPr>
-        <w:t xml:space="preserve"> can hide that concentrated weakness.</w:t>
-      </w:r>
-    </w:p>
-    <w:p>
-      <w:pPr>
-        <w:spacing w:line="336" w:lineRule="auto" w:after="180"/>
-      </w:pPr>
-      <w:r>
-        <w:rPr>
-          <w:b w:val="0"/>
-        </w:rPr>
-        <w:t>Evaluate ordinary, boundary, invalid, empty and tie cases separately, using requirements rather than duplicated versions of one easy example.</w:t>
-      </w:r>
-    </w:p>
-    <w:p>
-      <w:pPr>
-        <w:spacing w:line="336" w:lineRule="auto" w:after="180"/>
-      </w:pPr>
-      <w:r>
-        <w:rPr>
-          <w:b w:val="0"/>
-        </w:rPr>
-        <w:t>The script reports 5 and 6. About 83.3 percent of these checks pass, but that is not an accuracy estimate for all future use.</w:t>
-      </w:r>
-    </w:p>
-    <w:p>
-      <w:pPr>
-        <w:spacing w:line="336" w:lineRule="auto" w:after="180"/>
-      </w:pPr>
-      <w:r>
-        <w:rPr>
-          <w:b w:val="0"/>
-        </w:rPr>
-        <w:t>The cases were deliberately chosen, their frequencies are artificial, and each category has few cases.</w:t>
       </w:r>
     </w:p>
     <w:p>
@@ -1351,44 +1830,6 @@
         <w:t>These teacher notes contain solutions; do not reveal the independent case answer during modelling.</w:t>
       </w:r>
     </w:p>
-    <w:p>
-      <w:pPr>
-        <w:pStyle w:val="Heading3"/>
-      </w:pPr>
-      <w:r>
-        <w:t>If ten copies of one passing ordinary case are added, what becomes the pass fraction? Does coverage improve?</w:t>
-      </w:r>
-    </w:p>
-    <w:p>
-      <w:r>
-        <w:t>________________________________________________________________</w:t>
-      </w:r>
-    </w:p>
-    <w:p>
-      <w:r>
-        <w:t>________________________________________________________________</w:t>
-      </w:r>
-    </w:p>
-    <w:p>
-      <w:r>
-        <w:t>________________________________________________________________</w:t>
-      </w:r>
-    </w:p>
-    <w:p>
-      <w:r>
-        <w:t>________________________________________________________________</w:t>
-      </w:r>
-    </w:p>
-    <w:p>
-      <w:r>
-        <w:t>________________________________________________________________</w:t>
-      </w:r>
-    </w:p>
-    <w:p>
-      <w:r>
-        <w:t>________________________________________________________________</w:t>
-      </w:r>
-    </w:p>
     <w:tbl>
       <w:tblPr>
         <w:tblStyle w:val="LightShading-Accent1"/>
@@ -1512,73 +1953,10 @@
     </w:p>
     <w:p>
       <w:pPr>
-        <w:spacing w:line="336" w:lineRule="auto" w:after="180"/>
-      </w:pPr>
-      <w:r>
-        <w:rPr>
-          <w:b w:val="0"/>
-        </w:rPr>
-        <w:t>A fictional recommender is tested on distinct ordinary, equality, invalid-</w:t>
-      </w:r>
-      <w:r>
-        <w:rPr>
-          <w:b/>
-        </w:rPr>
-        <w:t>input</w:t>
-      </w:r>
-      <w:r>
-        <w:rPr>
-          <w:b w:val="0"/>
-        </w:rPr>
-        <w:t xml:space="preserve"> and tie cases.</w:t>
-      </w:r>
-    </w:p>
-    <w:p>
-      <w:pPr>
         <w:pStyle w:val="Heading3"/>
       </w:pPr>
       <w:r>
         <w:t>The facts we will use</w:t>
-      </w:r>
-    </w:p>
-    <w:p>
-      <w:pPr>
-        <w:pStyle w:val="Heading3"/>
-      </w:pPr>
-      <w:r>
-        <w:t>Supplied facts</w:t>
-      </w:r>
-    </w:p>
-    <w:p>
-      <w:pPr>
-        <w:spacing w:line="336" w:lineRule="auto" w:after="180"/>
-        <w:shd w:fill="F1F6FC"/>
-      </w:pPr>
-      <w:r>
-        <w:rPr>
-          <w:b w:val="0"/>
-        </w:rPr>
-        <w:t>Recorded full passes: ordinary 4/4; equality 1/3; invalid 2/3; ties 1/2.</w:t>
-      </w:r>
-    </w:p>
-    <w:p>
-      <w:pPr>
-        <w:pStyle w:val="Heading3"/>
-      </w:pPr>
-      <w:r>
-        <w:t>Supplied facts</w:t>
-      </w:r>
-    </w:p>
-    <w:p>
-      <w:pPr>
-        <w:spacing w:line="336" w:lineRule="auto" w:after="180"/>
-        <w:shd w:fill="F1F6FC"/>
-      </w:pPr>
-      <w:r>
-        <w:rPr>
-          <w:b w:val="0"/>
-        </w:rPr>
-        <w:t>Categories are disjoint and every case was run on the same frozen version with the same contract.</w:t>
       </w:r>
     </w:p>
     <w:p>
@@ -1586,7 +1964,7 @@
         <w:drawing>
           <wp:inline xmlns:a="http://schemas.openxmlformats.org/drawingml/2006/main" xmlns:pic="http://schemas.openxmlformats.org/drawingml/2006/picture">
             <wp:extent cx="5486400" cy="4234543"/>
-            <wp:docPr id="1" name="Picture 1" descr="Disjoint evaluation categories"/>
+            <wp:docPr id="2" name="Picture 2" descr="Disjoint evaluation categories"/>
             <wp:cNvGraphicFramePr>
               <a:graphicFrameLocks noChangeAspect="1"/>
             </wp:cNvGraphicFramePr>
@@ -1598,7 +1976,7 @@
                     <pic:cNvPicPr/>
                   </pic:nvPicPr>
                   <pic:blipFill>
-                    <a:blip r:embed="rId9"/>
+                    <a:blip r:embed="rId10"/>
                     <a:stretch>
                       <a:fillRect/>
                     </a:stretch>
@@ -1622,7 +2000,7 @@
         <w:drawing>
           <wp:inline xmlns:a="http://schemas.openxmlformats.org/drawingml/2006/main" xmlns:pic="http://schemas.openxmlformats.org/drawingml/2006/picture">
             <wp:extent cx="5346057" cy="5943599"/>
-            <wp:docPr id="2" name="Picture 2" descr="Test Diverse Users. Total count: Passes 4+1+2+1=8; cases 4+3+3+2=12.. Overall rate: 8/12≈66.7% full passes.. Find weak slices: Equality 1/3; invalid 2/3; ties 1/2; ordinary 4/4.. Prioritise repair: Inspect failed equality traces and any invalid-input safety consequence, not only the total."/>
+            <wp:docPr id="3" name="Picture 3" descr="Test Diverse Users. Total count: Passes 4+1+2+1=8; cases 4+3+3+2=12.. Overall rate: 8/12≈66.7% full passes.. Find weak slices: Equality 1/3; invalid 2/3; ties 1/2; ordinary 4/4.. Prioritise repair: Inspect failed equality traces and any invalid-input safety consequence, not only the total."/>
             <wp:cNvGraphicFramePr>
               <a:graphicFrameLocks noChangeAspect="1"/>
             </wp:cNvGraphicFramePr>
@@ -1634,7 +2012,7 @@
                     <pic:cNvPicPr/>
                   </pic:nvPicPr>
                   <pic:blipFill>
-                    <a:blip r:embed="rId10"/>
+                    <a:blip r:embed="rId11"/>
                     <a:stretch>
                       <a:fillRect/>
                     </a:stretch>
@@ -1658,136 +2036,7 @@
         <w:pStyle w:val="Heading3"/>
       </w:pPr>
       <w:r>
-        <w:t>Read the picture one step at a time</w:t>
-      </w:r>
-    </w:p>
-    <w:tbl>
-      <w:tblPr>
-        <w:tblStyle w:val="LightShading-Accent1"/>
-        <w:tblW w:type="auto" w:w="0"/>
-        <w:tblLook w:firstColumn="1" w:firstRow="1" w:lastColumn="0" w:lastRow="0" w:noHBand="0" w:noVBand="1" w:val="04A0"/>
-      </w:tblPr>
-      <w:tblGrid>
-        <w:gridCol w:w="5112"/>
-        <w:gridCol w:w="5112"/>
-      </w:tblGrid>
-      <w:tr>
-        <w:trPr>
-          <w:tblHeader/>
-        </w:trPr>
-        <w:tc>
-          <w:tcPr>
-            <w:tcW w:type="dxa" w:w="5112"/>
-          </w:tcPr>
-          <w:p>
-            <w:r>
-              <w:t>Step</w:t>
-            </w:r>
-          </w:p>
-        </w:tc>
-        <w:tc>
-          <w:tcPr>
-            <w:tcW w:type="dxa" w:w="5112"/>
-          </w:tcPr>
-          <w:p>
-            <w:r>
-              <w:t>What happens and why</w:t>
-            </w:r>
-          </w:p>
-        </w:tc>
-      </w:tr>
-      <w:tr>
-        <w:tc>
-          <w:tcPr>
-            <w:tcW w:type="dxa" w:w="5112"/>
-          </w:tcPr>
-          <w:p>
-            <w:r>
-              <w:t>1. Total count</w:t>
-            </w:r>
-          </w:p>
-        </w:tc>
-        <w:tc>
-          <w:tcPr>
-            <w:tcW w:type="dxa" w:w="5112"/>
-          </w:tcPr>
-          <w:p>
-            <w:r>
-              <w:t>Passes 4+1+2+1=8; cases 4+3+3+2=12.</w:t>
-            </w:r>
-          </w:p>
-        </w:tc>
-      </w:tr>
-      <w:tr>
-        <w:tc>
-          <w:tcPr>
-            <w:tcW w:type="dxa" w:w="5112"/>
-          </w:tcPr>
-          <w:p>
-            <w:r>
-              <w:t>2. Overall rate</w:t>
-            </w:r>
-          </w:p>
-        </w:tc>
-        <w:tc>
-          <w:tcPr>
-            <w:tcW w:type="dxa" w:w="5112"/>
-          </w:tcPr>
-          <w:p>
-            <w:r>
-              <w:t>8/12≈66.7% full passes.</w:t>
-            </w:r>
-          </w:p>
-        </w:tc>
-      </w:tr>
-      <w:tr>
-        <w:tc>
-          <w:tcPr>
-            <w:tcW w:type="dxa" w:w="5112"/>
-          </w:tcPr>
-          <w:p>
-            <w:r>
-              <w:t>3. Find weak slices</w:t>
-            </w:r>
-          </w:p>
-        </w:tc>
-        <w:tc>
-          <w:tcPr>
-            <w:tcW w:type="dxa" w:w="5112"/>
-          </w:tcPr>
-          <w:p>
-            <w:r>
-              <w:t>Equality 1/3; invalid 2/3; ties 1/2; ordinary 4/4.</w:t>
-            </w:r>
-          </w:p>
-        </w:tc>
-      </w:tr>
-      <w:tr>
-        <w:tc>
-          <w:tcPr>
-            <w:tcW w:type="dxa" w:w="5112"/>
-          </w:tcPr>
-          <w:p>
-            <w:r>
-              <w:t>4. Prioritise repair</w:t>
-            </w:r>
-          </w:p>
-        </w:tc>
-        <w:tc>
-          <w:tcPr>
-            <w:tcW w:type="dxa" w:w="5112"/>
-          </w:tcPr>
-          <w:p>
-            <w:r>
-              <w:t>Inspect failed equality traces and any invalid-input safety consequence, not only the total.</w:t>
-            </w:r>
-          </w:p>
-        </w:tc>
-      </w:tr>
-    </w:tbl>
-    <w:p>
-      <w:r>
-        <w:t>Match each pictured step to the supplied facts. This is a worked teaching case, not an independent assessment.</w:t>
+        <w:t>Why this result follows</w:t>
       </w:r>
     </w:p>
     <w:p>
@@ -1795,7 +2044,7 @@
         <w:pStyle w:val="Heading3"/>
       </w:pPr>
       <w:r>
-        <w:t>Why this result follows</w:t>
+        <w:t>What this example does not establish</w:t>
       </w:r>
     </w:p>
     <w:p>
@@ -1803,31 +2052,66 @@
         <w:pStyle w:val="Heading3"/>
       </w:pPr>
       <w:r>
-        <w:t>Why the result follows</w:t>
+        <w:t>Change one thing in the pictured case</w:t>
+      </w:r>
+    </w:p>
+    <w:p>
+      <w:pPr>
+        <w:pStyle w:val="Heading3"/>
+      </w:pPr>
+      <w:r>
+        <w:t>Ask while showing the picture</w:t>
+      </w:r>
+    </w:p>
+    <w:p>
+      <w:pPr>
+        <w:pStyle w:val="Heading1"/>
+      </w:pPr>
+      <w:r>
+        <w:t>03. Guide the reasoning, then remove help</w:t>
+      </w:r>
+    </w:p>
+    <w:p>
+      <w:r>
+        <w:t>Collect a response from each learner before discussing the worked key.</w:t>
+      </w:r>
+    </w:p>
+    <w:p>
+      <w:pPr>
+        <w:pStyle w:val="Heading2"/>
+      </w:pPr>
+      <w:r>
+        <w:t>Prompt before revealing</w:t>
       </w:r>
     </w:p>
     <w:p>
       <w:pPr>
         <w:spacing w:line="336" w:lineRule="auto" w:after="180"/>
-        <w:shd w:fill="F1F6FC"/>
       </w:pPr>
       <w:r>
         <w:rPr>
           <w:b w:val="0"/>
         </w:rPr>
-        <w:t>Varied tests expose behavior an ordinary demonstration misses. The overall result combines disjoint cases once each; overlapping labels would require unique-case accounting.</w:t>
+        <w:t>Completion task: Name five distinct categories for the chooser evaluation.</w:t>
+      </w:r>
+    </w:p>
+    <w:p>
+      <w:pPr>
+        <w:pStyle w:val="Heading2"/>
+      </w:pPr>
+      <w:r>
+        <w:t>Expected reasoning and fading help</w:t>
       </w:r>
     </w:p>
     <w:p>
       <w:pPr>
         <w:spacing w:line="336" w:lineRule="auto" w:after="180"/>
-        <w:shd w:fill="F1F6FC"/>
       </w:pPr>
       <w:r>
         <w:rPr>
           <w:b w:val="0"/>
         </w:rPr>
-        <w:t xml:space="preserve">Prioritisation also depends on consequences: a malformed </w:t>
+        <w:t xml:space="preserve">Teacher check: Ordinary selection, duration boundaries, invalid records, empty/no-match </w:t>
       </w:r>
       <w:r>
         <w:rPr>
@@ -1839,27 +2123,319 @@
         <w:rPr>
           <w:b w:val="0"/>
         </w:rPr>
-        <w:t xml:space="preserve"> that triggers an unauthorised action can be more serious than a harmless tie-order failure. Retain each failed case and its expected </w:t>
+        <w:t xml:space="preserve"> and ties/order reversal.</w:t>
+      </w:r>
+    </w:p>
+    <w:p>
+      <w:pPr>
+        <w:spacing w:line="336" w:lineRule="auto" w:after="180"/>
+      </w:pPr>
+      <w:r>
+        <w:rPr>
+          <w:b w:val="0"/>
+        </w:rPr>
+        <w:t xml:space="preserve">Start by identifying the given </w:t>
       </w:r>
       <w:r>
         <w:rPr>
           <w:b/>
         </w:rPr>
-        <w:t>output</w:t>
+        <w:t>input</w:t>
       </w:r>
       <w:r>
         <w:rPr>
           <w:b w:val="0"/>
         </w:rPr>
+        <w:t>s together. Leave the intermediate steps blank. If needed, model one step, then withdraw that help on the next step. Move to a full trace only when the partial trace is understood.</w:t>
+      </w:r>
+    </w:p>
+    <w:p>
+      <w:pPr>
+        <w:spacing w:line="336" w:lineRule="auto" w:after="180"/>
+      </w:pPr>
+      <w:r>
+        <w:rPr>
+          <w:b w:val="0"/>
+        </w:rPr>
+        <w:t>For partners, alternate explainer and checker; collect a response from every learner before discussion.</w:t>
+      </w:r>
+    </w:p>
+    <w:p>
+      <w:pPr>
+        <w:pStyle w:val="Heading2"/>
+      </w:pPr>
+      <w:r>
+        <w:t>Check the misconception before discussion</w:t>
+      </w:r>
+    </w:p>
+    <w:p>
+      <w:pPr>
+        <w:spacing w:line="336" w:lineRule="auto" w:after="180"/>
+      </w:pPr>
+      <w:r>
+        <w:rPr>
+          <w:b w:val="0"/>
+        </w:rPr>
+        <w:t>Use the worked case for Evaluating varied cases. Proposed explanation: “A successful run proves the conclusion”. Decide whether this explanation is supported.</w:t>
+      </w:r>
+    </w:p>
+    <w:p>
+      <w:pPr>
+        <w:spacing w:line="336" w:lineRule="auto" w:after="180"/>
+      </w:pPr>
+      <w:r>
+        <w:rPr>
+          <w:b w:val="0"/>
+        </w:rPr>
+        <w:t>Point to the step or supplied fact that decides; explain your repair if needed.</w:t>
+      </w:r>
+    </w:p>
+    <w:p>
+      <w:pPr>
+        <w:spacing w:line="336" w:lineRule="auto" w:after="180"/>
+      </w:pPr>
+      <w:r>
+        <w:rPr>
+          <w:b w:val="0"/>
+        </w:rPr>
+        <w:t>Expected correction: For a rule-based chooser, evaluate conformance to its policy separately from whether users find suggestions useful. Neither a pass fraction nor an invented satisfaction score proves educational benefit.</w:t>
+      </w:r>
+    </w:p>
+    <w:p>
+      <w:pPr>
+        <w:spacing w:line="336" w:lineRule="auto" w:after="180"/>
+      </w:pPr>
+      <w:r>
+        <w:rPr>
+          <w:b w:val="0"/>
+        </w:rPr>
+        <w:t>Collect explanations, not only yes/no votes. If a misunderstanding is common, re-model the relevant step for the class.</w:t>
+      </w:r>
+    </w:p>
+    <w:p>
+      <w:pPr>
+        <w:spacing w:line="336" w:lineRule="auto" w:after="180"/>
+      </w:pPr>
+      <w:r>
+        <w:rPr>
+          <w:b w:val="0"/>
+        </w:rPr>
+        <w:t>If it affects a few learners, give a short targeted group explanation while others solve a more demanding variation.</w:t>
+      </w:r>
+    </w:p>
+    <w:p>
+      <w:pPr>
+        <w:pStyle w:val="Heading2"/>
+      </w:pPr>
+      <w:r>
+        <w:t>Use the pictorial check</w:t>
+      </w:r>
+    </w:p>
+    <w:p>
+      <w:pPr>
+        <w:spacing w:line="336" w:lineRule="auto" w:after="180"/>
+      </w:pPr>
+      <w:r>
+        <w:rPr>
+          <w:b w:val="0"/>
+        </w:rPr>
+        <w:t>Can these records establish performance for different user groups?</w:t>
+      </w:r>
+    </w:p>
+    <w:p>
+      <w:pPr>
+        <w:spacing w:line="336" w:lineRule="auto" w:after="180"/>
+      </w:pPr>
+      <w:r>
+        <w:rPr>
+          <w:b w:val="0"/>
+        </w:rPr>
+        <w:t xml:space="preserve">No. They describe </w:t>
+      </w:r>
+      <w:r>
+        <w:rPr>
+          <w:b/>
+        </w:rPr>
+        <w:t>input</w:t>
+      </w:r>
+      <w:r>
+        <w:rPr>
+          <w:b w:val="0"/>
+        </w:rPr>
+        <w:t>-case types. No user-group membership or group-specific outcomes were supplied.</w:t>
+      </w:r>
+    </w:p>
+    <w:p>
+      <w:pPr>
+        <w:spacing w:line="336" w:lineRule="auto" w:after="180"/>
+      </w:pPr>
+      <w:r>
+        <w:rPr>
+          <w:b w:val="0"/>
+        </w:rPr>
+        <w:t>Changed-case reasoning: The claim becomes 4/4 on ordinary cases, not 100% across all tests. Eight nonordinary cases and their failures have been omitted.</w:t>
+      </w:r>
+    </w:p>
+    <w:p>
+      <w:pPr>
+        <w:spacing w:line="336" w:lineRule="auto" w:after="180"/>
+      </w:pPr>
+      <w:r>
+        <w:rPr>
+          <w:b w:val="0"/>
+        </w:rPr>
+        <w:t xml:space="preserve">Collect each learner’s explanation before discussion. Use the first missing connection between </w:t>
+      </w:r>
+      <w:r>
+        <w:rPr>
+          <w:b/>
+        </w:rPr>
+        <w:t>input</w:t>
+      </w:r>
+      <w:r>
+        <w:rPr>
+          <w:b w:val="0"/>
+        </w:rPr>
+        <w:t xml:space="preserve">, deciding step and result to choose support. This question is worked-case practice, not fresh mastery </w:t>
+      </w:r>
+      <w:r>
+        <w:rPr>
+          <w:b/>
+        </w:rPr>
+        <w:t>evidence</w:t>
+      </w:r>
+      <w:r>
+        <w:rPr>
+          <w:b w:val="0"/>
+        </w:rPr>
         <w:t>.</w:t>
       </w:r>
     </w:p>
     <w:p>
       <w:pPr>
+        <w:pStyle w:val="Heading2"/>
+      </w:pPr>
+      <w:r>
+        <w:t>Keep each learner explaining</w:t>
+      </w:r>
+    </w:p>
+    <w:p>
+      <w:pPr>
+        <w:pStyle w:val="ListBullet"/>
+      </w:pPr>
+      <w:r>
+        <w:t>Ask: Which facts are given, and which would we have to assume? Learners mark relevant details before discussing answers.</w:t>
+      </w:r>
+    </w:p>
+    <w:p>
+      <w:pPr>
+        <w:pStyle w:val="ListBullet"/>
+      </w:pPr>
+      <w:r>
+        <w:t>Say: Predict first. Show the rule, information path or calculation that would produce the result. A correct guess is not yet an explanation.</w:t>
+      </w:r>
+    </w:p>
+    <w:p>
+      <w:pPr>
+        <w:pStyle w:val="ListBullet"/>
+      </w:pPr>
+      <w:r>
+        <w:t>In pairs, one learner solves while the other checks evidence; exchange roles. Remove the worked answer before independent assessment.</w:t>
+      </w:r>
+    </w:p>
+    <w:p>
+      <w:pPr>
+        <w:pStyle w:val="Heading2"/>
+      </w:pPr>
+      <w:r>
+        <w:t>Earlier wording, alternatives and picture transcripts · reference / check after trying</w:t>
+      </w:r>
+    </w:p>
+    <w:p>
+      <w:pPr>
+        <w:spacing w:line="336" w:lineRule="auto" w:after="180"/>
+      </w:pPr>
+      <w:r>
+        <w:rPr>
+          <w:b w:val="0"/>
+        </w:rPr>
+        <w:t>Demonstrate and guide practice</w:t>
+      </w:r>
+    </w:p>
+    <w:p>
+      <w:pPr>
         <w:pStyle w:val="Heading3"/>
       </w:pPr>
       <w:r>
-        <w:t>What this example does not establish</w:t>
+        <w:t>Board sequence</w:t>
+      </w:r>
+    </w:p>
+    <w:p>
+      <w:pPr>
+        <w:spacing w:line="336" w:lineRule="auto" w:after="180"/>
+      </w:pPr>
+      <w:r>
+        <w:rPr>
+          <w:b w:val="0"/>
+        </w:rPr>
+        <w:t>Write the given facts: A recommender satisfies 5/6 adventure requests and 3/6 poetry requests.</w:t>
+      </w:r>
+    </w:p>
+    <w:p>
+      <w:pPr>
+        <w:spacing w:line="336" w:lineRule="auto" w:after="180"/>
+      </w:pPr>
+      <w:r>
+        <w:rPr>
+          <w:b w:val="0"/>
+        </w:rPr>
+        <w:t>Write the question to explain: Compare and investigate.</w:t>
+      </w:r>
+    </w:p>
+    <w:p>
+      <w:pPr>
+        <w:spacing w:line="336" w:lineRule="auto" w:after="180"/>
+      </w:pPr>
+      <w:r>
+        <w:rPr>
+          <w:b w:val="0"/>
+        </w:rPr>
+        <w:t xml:space="preserve">Reveal after </w:t>
+      </w:r>
+      <w:r>
+        <w:rPr>
+          <w:b/>
+        </w:rPr>
+        <w:t>prediction</w:t>
+      </w:r>
+      <w:r>
+        <w:rPr>
+          <w:b w:val="0"/>
+        </w:rPr>
+        <w:t xml:space="preserve">s: Rates are 5/6 and 3/6. Inspect catalogue </w:t>
+      </w:r>
+      <w:r>
+        <w:rPr>
+          <w:b/>
+        </w:rPr>
+        <w:t>coverage</w:t>
+      </w:r>
+      <w:r>
+        <w:rPr>
+          <w:b w:val="0"/>
+        </w:rPr>
+        <w:t>, labels and scoring; twelve tests do not establish cause.</w:t>
+      </w:r>
+    </w:p>
+    <w:p>
+      <w:pPr>
+        <w:spacing w:line="336" w:lineRule="auto" w:after="180"/>
+      </w:pPr>
+      <w:r>
+        <w:rPr>
+          <w:b w:val="0"/>
+        </w:rPr>
+        <w:t>Use the earlier changed question as optional later practice. Reserve Audit a new suite independently for the first independent attempt before hints or feedback.</w:t>
       </w:r>
     </w:p>
     <w:p>
@@ -1867,362 +2443,18 @@
         <w:pStyle w:val="Heading3"/>
       </w:pPr>
       <w:r>
-        <w:t>Keep the stated limit</w:t>
+        <w:t>Classroom dialogue</w:t>
       </w:r>
     </w:p>
     <w:p>
       <w:pPr>
         <w:spacing w:line="336" w:lineRule="auto" w:after="180"/>
-        <w:shd w:fill="FFF5E6"/>
       </w:pPr>
       <w:r>
         <w:rPr>
           <w:b w:val="0"/>
         </w:rPr>
-        <w:t>Twelve designed cases describe this test suite, not an unbiased estimate of future usage accuracy.</w:t>
-      </w:r>
-    </w:p>
-    <w:p>
-      <w:pPr>
-        <w:pStyle w:val="Heading3"/>
-      </w:pPr>
-      <w:r>
-        <w:t>Change one thing in the pictured case</w:t>
-      </w:r>
-    </w:p>
-    <w:p>
-      <w:pPr>
-        <w:pStyle w:val="Heading3"/>
-      </w:pPr>
-      <w:r>
-        <w:t>Change one thing</w:t>
-      </w:r>
-    </w:p>
-    <w:p>
-      <w:pPr>
-        <w:spacing w:line="336" w:lineRule="auto" w:after="180"/>
-        <w:shd w:fill="F5F1FB"/>
-      </w:pPr>
-      <w:r>
-        <w:rPr>
-          <w:b w:val="0"/>
-        </w:rPr>
-        <w:t>Change: Someone reports only the ordinary slice.</w:t>
-      </w:r>
-    </w:p>
-    <w:p>
-      <w:pPr>
-        <w:pStyle w:val="Heading3"/>
-      </w:pPr>
-      <w:r>
-        <w:t>Predicted result</w:t>
-      </w:r>
-    </w:p>
-    <w:p>
-      <w:pPr>
-        <w:spacing w:line="336" w:lineRule="auto" w:after="180"/>
-        <w:shd w:fill="F1F6FC"/>
-      </w:pPr>
-      <w:r>
-        <w:rPr>
-          <w:b/>
-        </w:rPr>
-        <w:t>Prediction</w:t>
-      </w:r>
-      <w:r>
-        <w:rPr>
-          <w:b w:val="0"/>
-        </w:rPr>
-        <w:t>: The claim becomes 4/4 on ordinary cases, not 100% across all tests.</w:t>
-      </w:r>
-    </w:p>
-    <w:p>
-      <w:pPr>
-        <w:pStyle w:val="Heading3"/>
-      </w:pPr>
-      <w:r>
-        <w:t>Why the result follows</w:t>
-      </w:r>
-    </w:p>
-    <w:p>
-      <w:pPr>
-        <w:spacing w:line="336" w:lineRule="auto" w:after="180"/>
-        <w:shd w:fill="F1F6FC"/>
-      </w:pPr>
-      <w:r>
-        <w:rPr>
-          <w:b w:val="0"/>
-        </w:rPr>
-        <w:t>Reason: Eight nonordinary cases and their failures have been omitted.</w:t>
-      </w:r>
-    </w:p>
-    <w:p>
-      <w:pPr>
-        <w:pStyle w:val="Heading3"/>
-      </w:pPr>
-      <w:r>
-        <w:t>Ask while showing the picture</w:t>
-      </w:r>
-    </w:p>
-    <w:p>
-      <w:pPr>
-        <w:pStyle w:val="Heading3"/>
-      </w:pPr>
-      <w:r>
-        <w:t>Ask while showing the picture · 2</w:t>
-      </w:r>
-    </w:p>
-    <w:p>
-      <w:pPr>
-        <w:spacing w:line="336" w:lineRule="auto" w:after="180"/>
-      </w:pPr>
-      <w:r>
-        <w:rPr>
-          <w:b w:val="0"/>
-        </w:rPr>
-        <w:t xml:space="preserve">Cover the result. Ask learners to name the </w:t>
-      </w:r>
-      <w:r>
-        <w:rPr>
-          <w:b/>
-        </w:rPr>
-        <w:t>input</w:t>
-      </w:r>
-      <w:r>
-        <w:rPr>
-          <w:b w:val="0"/>
-        </w:rPr>
-        <w:t xml:space="preserve">s and predict the next step. Uncover one step, connect the icon to the actual procedure, and explain its </w:t>
-      </w:r>
-      <w:r>
-        <w:rPr>
-          <w:b/>
-        </w:rPr>
-        <w:t>evidence</w:t>
-      </w:r>
-      <w:r>
-        <w:rPr>
-          <w:b w:val="0"/>
-        </w:rPr>
-        <w:t>. Then change the supplied condition and compare.</w:t>
-      </w:r>
-    </w:p>
-    <w:p>
-      <w:pPr>
-        <w:spacing w:line="336" w:lineRule="auto" w:after="180"/>
-      </w:pPr>
-      <w:r>
-        <w:rPr>
-          <w:b w:val="0"/>
-        </w:rPr>
-        <w:t>The picture is a representation; it does not document execution of a real AI model.</w:t>
-      </w:r>
-    </w:p>
-    <w:p>
-      <w:pPr>
-        <w:pStyle w:val="Heading1"/>
-      </w:pPr>
-      <w:r>
-        <w:t>03. Demonstrate and guide practice</w:t>
-      </w:r>
-    </w:p>
-    <w:p>
-      <w:r>
-        <w:t>Demonstrate Test Diverse Users, reduce support deliberately and check individual reasoning before discussing answers.</w:t>
-      </w:r>
-    </w:p>
-    <w:p>
-      <w:pPr>
-        <w:pStyle w:val="Heading3"/>
-      </w:pPr>
-      <w:r>
-        <w:t>Board sequence</w:t>
-      </w:r>
-    </w:p>
-    <w:p>
-      <w:pPr>
-        <w:pStyle w:val="Heading3"/>
-      </w:pPr>
-      <w:r>
-        <w:t>1. Put the facts on the board</w:t>
-      </w:r>
-    </w:p>
-    <w:p>
-      <w:pPr>
-        <w:spacing w:line="336" w:lineRule="auto" w:after="180"/>
-        <w:shd w:fill="F4F9FC"/>
-      </w:pPr>
-      <w:r>
-        <w:rPr>
-          <w:b w:val="0"/>
-        </w:rPr>
-        <w:t>Write the given facts: A recommender satisfies 5/6 adventure requests and 3/6 poetry requests.</w:t>
-      </w:r>
-    </w:p>
-    <w:p>
-      <w:pPr>
-        <w:pStyle w:val="Heading3"/>
-      </w:pPr>
-      <w:r>
-        <w:t>2. State the decision to explain</w:t>
-      </w:r>
-    </w:p>
-    <w:p>
-      <w:pPr>
-        <w:spacing w:line="336" w:lineRule="auto" w:after="180"/>
-        <w:shd w:fill="F4F9FC"/>
-      </w:pPr>
-      <w:r>
-        <w:rPr>
-          <w:b w:val="0"/>
-        </w:rPr>
-        <w:t>Write the question to explain: Compare and investigate.</w:t>
-      </w:r>
-    </w:p>
-    <w:p>
-      <w:pPr>
-        <w:pStyle w:val="Heading3"/>
-      </w:pPr>
-      <w:r>
-        <w:t>3. Reveal the worked reasoning</w:t>
-      </w:r>
-    </w:p>
-    <w:p>
-      <w:pPr>
-        <w:spacing w:line="336" w:lineRule="auto" w:after="180"/>
-        <w:shd w:fill="F1F6FC"/>
-      </w:pPr>
-      <w:r>
-        <w:rPr>
-          <w:b w:val="0"/>
-        </w:rPr>
-        <w:t xml:space="preserve">Reveal after </w:t>
-      </w:r>
-      <w:r>
-        <w:rPr>
-          <w:b/>
-        </w:rPr>
-        <w:t>prediction</w:t>
-      </w:r>
-      <w:r>
-        <w:rPr>
-          <w:b w:val="0"/>
-        </w:rPr>
-        <w:t xml:space="preserve">s: Rates are 5/6 and 3/6. Inspect catalogue </w:t>
-      </w:r>
-      <w:r>
-        <w:rPr>
-          <w:b/>
-        </w:rPr>
-        <w:t>coverage</w:t>
-      </w:r>
-      <w:r>
-        <w:rPr>
-          <w:b w:val="0"/>
-        </w:rPr>
-        <w:t>, labels and scoring; twelve tests do not establish cause.</w:t>
-      </w:r>
-    </w:p>
-    <w:p>
-      <w:pPr>
-        <w:pStyle w:val="Heading3"/>
-      </w:pPr>
-      <w:r>
-        <w:t>Hold back the independent task</w:t>
-      </w:r>
-    </w:p>
-    <w:p>
-      <w:pPr>
-        <w:spacing w:line="336" w:lineRule="auto" w:after="180"/>
-        <w:shd w:fill="FFF5E6"/>
-      </w:pPr>
-      <w:r>
-        <w:rPr>
-          <w:b w:val="0"/>
-        </w:rPr>
-        <w:t>Keep for an independent attempt: A recommender serves 6 of 6 easy-book requests but 1 of 4 advanced-book requests. Report both results and identify the next test priority.</w:t>
-      </w:r>
-    </w:p>
-    <w:p>
-      <w:pPr>
-        <w:pStyle w:val="Heading3"/>
-      </w:pPr>
-      <w:r>
-        <w:t>Classroom dialogue</w:t>
-      </w:r>
-    </w:p>
-    <w:p>
-      <w:pPr>
-        <w:pStyle w:val="Heading3"/>
-      </w:pPr>
-      <w:r>
-        <w:t>Ask the class</w:t>
-      </w:r>
-    </w:p>
-    <w:p>
-      <w:pPr>
-        <w:spacing w:line="336" w:lineRule="auto" w:after="180"/>
-        <w:shd w:fill="F5F1FB"/>
-      </w:pPr>
-      <w:r>
-        <w:rPr>
-          <w:b w:val="0"/>
-        </w:rPr>
-        <w:t>Ask: Which facts are given, and which would we have to assume? Learners mark relevant details before discussing answers.</w:t>
-      </w:r>
-    </w:p>
-    <w:p>
-      <w:pPr>
-        <w:pStyle w:val="Heading3"/>
-      </w:pPr>
-      <w:r>
-        <w:t>Language to model</w:t>
-      </w:r>
-    </w:p>
-    <w:p>
-      <w:pPr>
-        <w:spacing w:line="336" w:lineRule="auto" w:after="180"/>
-        <w:shd w:fill="F1F6F8"/>
-      </w:pPr>
-      <w:r>
-        <w:rPr>
-          <w:b w:val="0"/>
-        </w:rPr>
-        <w:t>Say: Predict first. Show the rule, information path or calculation that would produce the result. A correct guess is not yet an explanation.</w:t>
-      </w:r>
-    </w:p>
-    <w:p>
-      <w:pPr>
-        <w:spacing w:line="336" w:lineRule="auto" w:after="180"/>
-      </w:pPr>
-      <w:r>
-        <w:rPr>
-          <w:b w:val="0"/>
-        </w:rPr>
         <w:t>Reveal reasoning one step at a time. Explain why a tempting alternative fails. Write units and denominators for arithmetic, trace conditions for decisions, and identify supporting sources for claims.</w:t>
-      </w:r>
-    </w:p>
-    <w:p>
-      <w:pPr>
-        <w:spacing w:line="336" w:lineRule="auto" w:after="180"/>
-      </w:pPr>
-      <w:r>
-        <w:rPr>
-          <w:b w:val="0"/>
-        </w:rPr>
-        <w:t xml:space="preserve">In pairs, one learner solves while the other checks </w:t>
-      </w:r>
-      <w:r>
-        <w:rPr>
-          <w:b/>
-        </w:rPr>
-        <w:t>evidence</w:t>
-      </w:r>
-      <w:r>
-        <w:rPr>
-          <w:b w:val="0"/>
-        </w:rPr>
-        <w:t>; exchange roles. Remove the worked answer before independent assessment.</w:t>
       </w:r>
     </w:p>
     <w:p>
@@ -2500,364 +2732,114 @@
         <w:pStyle w:val="Heading3"/>
       </w:pPr>
       <w:r>
-        <w:t>Completion practice</w:t>
+        <w:t>Individual reasoning check</w:t>
+      </w:r>
+    </w:p>
+    <w:p>
+      <w:pPr>
+        <w:pStyle w:val="Heading3"/>
+      </w:pPr>
+      <w:r>
+        <w:t>Pictorial practice question</w:t>
+      </w:r>
+    </w:p>
+    <w:p>
+      <w:pPr>
+        <w:pStyle w:val="Heading3"/>
+      </w:pPr>
+      <w:r>
+        <w:t>Reasoned teacher answer</w:t>
+      </w:r>
+    </w:p>
+    <w:p>
+      <w:pPr>
+        <w:pStyle w:val="Heading1"/>
+      </w:pPr>
+      <w:r>
+        <w:t>04. Run the supplied investigation</w:t>
+      </w:r>
+    </w:p>
+    <w:p>
+      <w:r>
+        <w:t>Keep expected results, observed paper traces and remaining limits distinguishable.</w:t>
+      </w:r>
+    </w:p>
+    <w:p>
+      <w:pPr>
+        <w:pStyle w:val="Heading2"/>
+      </w:pPr>
+      <w:r>
+        <w:t>Supplied materials and answer guidance</w:t>
       </w:r>
     </w:p>
     <w:p>
       <w:pPr>
         <w:spacing w:line="336" w:lineRule="auto" w:after="180"/>
-        <w:shd w:fill="F5F1FB"/>
       </w:pPr>
       <w:r>
         <w:rPr>
           <w:b w:val="0"/>
         </w:rPr>
-        <w:t>Completion task: Name five distinct categories for the chooser evaluation.</w:t>
-      </w:r>
-    </w:p>
-    <w:p>
-      <w:pPr>
-        <w:pStyle w:val="Heading3"/>
-      </w:pPr>
-      <w:r>
-        <w:t>Reasoning to listen for</w:t>
+        <w:t>User-condition traces: U1 selects P; U2 has no eligible option; U3 selects Q; U4 has no verified eligible option because Q has no supplied screen-reader check. Correct abstention can satisfy the contract while a user need remains unmet. These are paper traces, not interface or user-group measurements. Six-case suite: 5/6 overall and 0/1 ties; ten duplicate passes produce 15/16 without new coverage.</w:t>
       </w:r>
     </w:p>
     <w:p>
       <w:pPr>
         <w:spacing w:line="336" w:lineRule="auto" w:after="180"/>
-        <w:shd w:fill="F1F6FC"/>
       </w:pPr>
       <w:r>
         <w:rPr>
           <w:b w:val="0"/>
         </w:rPr>
-        <w:t xml:space="preserve">Teacher check: Ordinary selection, duration boundaries, invalid records, empty/no-match </w:t>
-      </w:r>
-      <w:r>
-        <w:rPr>
-          <w:b/>
-        </w:rPr>
-        <w:t>input</w:t>
-      </w:r>
-      <w:r>
-        <w:rPr>
-          <w:b w:val="0"/>
-        </w:rPr>
-        <w:t xml:space="preserve"> and ties/order reversal.</w:t>
-      </w:r>
-    </w:p>
-    <w:p>
-      <w:pPr>
-        <w:spacing w:line="336" w:lineRule="auto" w:after="180"/>
-      </w:pPr>
-      <w:r>
-        <w:rPr>
-          <w:b w:val="0"/>
-        </w:rPr>
-        <w:t xml:space="preserve">Start by identifying the given </w:t>
-      </w:r>
-      <w:r>
-        <w:rPr>
-          <w:b/>
-        </w:rPr>
-        <w:t>input</w:t>
-      </w:r>
-      <w:r>
-        <w:rPr>
-          <w:b w:val="0"/>
-        </w:rPr>
-        <w:t>s together. Leave the intermediate steps blank. If needed, model one step, then withdraw that help on the next step. Move to a full trace only when the partial trace is understood.</w:t>
-      </w:r>
-    </w:p>
-    <w:p>
-      <w:pPr>
-        <w:spacing w:line="336" w:lineRule="auto" w:after="180"/>
-      </w:pPr>
-      <w:r>
-        <w:rPr>
-          <w:b w:val="0"/>
-        </w:rPr>
-        <w:t>For partners, alternate explainer and checker; collect a response from every learner before discussion.</w:t>
-      </w:r>
-    </w:p>
-    <w:p>
-      <w:pPr>
-        <w:pStyle w:val="Heading3"/>
-      </w:pPr>
-      <w:r>
-        <w:t>Individual reasoning check</w:t>
-      </w:r>
-    </w:p>
-    <w:p>
-      <w:pPr>
-        <w:spacing w:line="336" w:lineRule="auto" w:after="180"/>
-      </w:pPr>
-      <w:r>
-        <w:rPr>
-          <w:b w:val="0"/>
-        </w:rPr>
-        <w:t>Use the worked case for Evaluating varied cases. Proposed explanation: “A successful run proves the conclusion”. Decide whether this explanation is supported.</w:t>
-      </w:r>
-    </w:p>
-    <w:p>
-      <w:pPr>
-        <w:spacing w:line="336" w:lineRule="auto" w:after="180"/>
-      </w:pPr>
-      <w:r>
-        <w:rPr>
-          <w:b w:val="0"/>
-        </w:rPr>
-        <w:t>Point to the step or supplied fact that decides; explain your repair if needed.</w:t>
-      </w:r>
-    </w:p>
-    <w:p>
-      <w:pPr>
-        <w:pStyle w:val="Heading3"/>
-      </w:pPr>
-      <w:r>
-        <w:t>Expected repair</w:t>
-      </w:r>
-    </w:p>
-    <w:p>
-      <w:pPr>
-        <w:spacing w:line="336" w:lineRule="auto" w:after="180"/>
-        <w:shd w:fill="F1F6FC"/>
-      </w:pPr>
-      <w:r>
-        <w:rPr>
-          <w:b w:val="0"/>
-        </w:rPr>
-        <w:t>Expected correction: For a rule-based chooser, evaluate conformance to its policy separately from whether users find suggestions useful. Neither a pass fraction nor an invented satisfaction score proves educational benefit.</w:t>
-      </w:r>
-    </w:p>
-    <w:p>
-      <w:pPr>
-        <w:spacing w:line="336" w:lineRule="auto" w:after="180"/>
-      </w:pPr>
-      <w:r>
-        <w:rPr>
-          <w:b w:val="0"/>
-        </w:rPr>
-        <w:t>Collect explanations, not only yes/no votes. If a misunderstanding is common, re-model the relevant step for the class.</w:t>
-      </w:r>
-    </w:p>
-    <w:p>
-      <w:pPr>
-        <w:spacing w:line="336" w:lineRule="auto" w:after="180"/>
-      </w:pPr>
-      <w:r>
-        <w:rPr>
-          <w:b w:val="0"/>
-        </w:rPr>
-        <w:t>If it affects a few learners, give a short targeted group explanation while others solve a more demanding variation.</w:t>
-      </w:r>
-    </w:p>
-    <w:p>
-      <w:pPr>
-        <w:pStyle w:val="Heading3"/>
-      </w:pPr>
-      <w:r>
-        <w:t>Pictorial practice question</w:t>
-      </w:r>
-    </w:p>
-    <w:p>
-      <w:pPr>
-        <w:spacing w:line="336" w:lineRule="auto" w:after="180"/>
-        <w:shd w:fill="F5F1FB"/>
-      </w:pPr>
-      <w:r>
-        <w:rPr>
-          <w:b w:val="0"/>
-        </w:rPr>
-        <w:t>Can these records establish performance for different user groups?</w:t>
-      </w:r>
-    </w:p>
-    <w:p>
-      <w:pPr>
-        <w:pStyle w:val="Heading3"/>
-      </w:pPr>
-      <w:r>
-        <w:t>Reasoned teacher answer</w:t>
-      </w:r>
-    </w:p>
-    <w:p>
-      <w:pPr>
-        <w:spacing w:line="336" w:lineRule="auto" w:after="180"/>
-      </w:pPr>
-      <w:r>
-        <w:rPr>
-          <w:b w:val="0"/>
-        </w:rPr>
-        <w:t xml:space="preserve">No. They describe </w:t>
-      </w:r>
-      <w:r>
-        <w:rPr>
-          <w:b/>
-        </w:rPr>
-        <w:t>input</w:t>
-      </w:r>
-      <w:r>
-        <w:rPr>
-          <w:b w:val="0"/>
-        </w:rPr>
-        <w:t>-case types. No user-group membership or group-specific outcomes were supplied.</w:t>
-      </w:r>
-    </w:p>
-    <w:p>
-      <w:pPr>
-        <w:spacing w:line="336" w:lineRule="auto" w:after="180"/>
-      </w:pPr>
-      <w:r>
-        <w:rPr>
-          <w:b w:val="0"/>
-        </w:rPr>
-        <w:t>Changed-case reasoning: The claim becomes 4/4 on ordinary cases, not 100% across all tests. Eight nonordinary cases and their failures have been omitted.</w:t>
-      </w:r>
-    </w:p>
-    <w:p>
-      <w:pPr>
-        <w:spacing w:line="336" w:lineRule="auto" w:after="180"/>
-      </w:pPr>
-      <w:r>
-        <w:rPr>
-          <w:b w:val="0"/>
-        </w:rPr>
-        <w:t xml:space="preserve">Collect each learner’s explanation before discussion. Use the first missing connection between </w:t>
-      </w:r>
-      <w:r>
-        <w:rPr>
-          <w:b/>
-        </w:rPr>
-        <w:t>input</w:t>
-      </w:r>
-      <w:r>
-        <w:rPr>
-          <w:b w:val="0"/>
-        </w:rPr>
-        <w:t xml:space="preserve">, deciding step and result to choose support. This question is worked-case practice, not fresh mastery </w:t>
-      </w:r>
-      <w:r>
-        <w:rPr>
-          <w:b/>
-        </w:rPr>
-        <w:t>evidence</w:t>
-      </w:r>
-      <w:r>
-        <w:rPr>
-          <w:b w:val="0"/>
-        </w:rPr>
-        <w:t>.</w:t>
-      </w:r>
-    </w:p>
-    <w:p>
-      <w:pPr>
-        <w:pStyle w:val="Heading1"/>
-      </w:pPr>
-      <w:r>
-        <w:t>04. Run the weekly evidence lab</w:t>
-      </w:r>
-    </w:p>
-    <w:p>
-      <w:r>
-        <w:t>Run the Test Diverse Users investigation and use the first unsupported step to choose a teaching response.</w:t>
-      </w:r>
-    </w:p>
-    <w:p>
-      <w:pPr>
-        <w:spacing w:line="336" w:lineRule="auto" w:after="180"/>
-      </w:pPr>
-      <w:r>
-        <w:rPr>
-          <w:b w:val="0"/>
-        </w:rPr>
-        <w:t>Words You Can Use to Reason</w:t>
-      </w:r>
-    </w:p>
-    <w:p>
-      <w:pPr>
-        <w:spacing w:line="336" w:lineRule="auto" w:after="180"/>
-      </w:pPr>
-      <w:r>
-        <w:rPr>
-          <w:b w:val="0"/>
-        </w:rPr>
-        <w:t>A definition matters when you can recognize the idea, use it, and contrast it with a near-miss.</w:t>
-      </w:r>
-    </w:p>
-    <w:p>
-      <w:pPr>
-        <w:spacing w:line="336" w:lineRule="auto" w:after="180"/>
-      </w:pPr>
-      <w:r>
-        <w:rPr>
-          <w:b w:val="0"/>
-        </w:rPr>
+        <w:t>Separate picture: 8/12 overall; 4/4 ordinary does not describe all cases. Independent suite: 6/8, with one boundary and one tie failure; consequences are needed to order the repairs.</w:t>
+      </w:r>
+    </w:p>
+    <w:p>
+      <w:pPr>
+        <w:pStyle w:val="Heading2"/>
+      </w:pPr>
+      <w:r>
+        <w:t>Run and record</w:t>
+      </w:r>
+    </w:p>
+    <w:p>
+      <w:pPr>
+        <w:pStyle w:val="ListNumber"/>
+      </w:pPr>
+      <w:r>
         <w:t>Predict → Test → Record → Explain</w:t>
       </w:r>
     </w:p>
     <w:p>
       <w:pPr>
-        <w:spacing w:line="336" w:lineRule="auto" w:after="180"/>
-      </w:pPr>
-      <w:r>
-        <w:rPr>
-          <w:b w:val="0"/>
-        </w:rPr>
+        <w:pStyle w:val="ListNumber"/>
+      </w:pPr>
+      <w:r>
         <w:t>Keep expected and actual results separate. Surprises are useful data when recorded honestly.</w:t>
       </w:r>
     </w:p>
     <w:p>
       <w:pPr>
-        <w:spacing w:line="336" w:lineRule="auto" w:after="180"/>
-      </w:pPr>
-      <w:r>
-        <w:rPr>
-          <w:b w:val="0"/>
-        </w:rPr>
-        <w:t>Create four meaningfully different profiles, predict outcomes, run, classify failures, and compare results by profile rather than only overall.</w:t>
-      </w:r>
-    </w:p>
-    <w:p>
-      <w:pPr>
-        <w:spacing w:line="336" w:lineRule="auto" w:after="180"/>
-        <w:shd w:fill="F5F1FB"/>
-      </w:pPr>
-      <w:r>
-        <w:rPr>
-          <w:b w:val="0"/>
-        </w:rPr>
+        <w:pStyle w:val="ListNumber"/>
+      </w:pPr>
+      <w:r>
+        <w:t>Use the supplied fictional P/Q/R catalogue and U1–U4 request cards. Trace fixed constraints, record correct no-match separately from an unmet need, and label the exercise a paper trace. No actual user-group or assistive-technology performance measurement is supplied.</w:t>
+      </w:r>
+    </w:p>
+    <w:p>
+      <w:pPr>
+        <w:pStyle w:val="ListNumber"/>
+      </w:pPr>
+      <w:r>
         <w:t>What did the hardest test teach you that the normal test did not?</w:t>
       </w:r>
     </w:p>
     <w:p>
       <w:pPr>
-        <w:pStyle w:val="Heading3"/>
-      </w:pPr>
-      <w:r>
-        <w:t>Make the lab runnable</w:t>
-      </w:r>
-    </w:p>
-    <w:p>
-      <w:pPr>
-        <w:spacing w:line="336" w:lineRule="auto" w:after="180"/>
-      </w:pPr>
-      <w:r>
-        <w:rPr>
-          <w:b w:val="0"/>
-        </w:rPr>
-        <w:t>Use the concrete case as the shared normal case and the independent question as a second case. Each pair creates a boundary or missing-information case and predicts its result before testing.</w:t>
-      </w:r>
-    </w:p>
-    <w:p>
-      <w:pPr>
-        <w:spacing w:line="336" w:lineRule="auto" w:after="180"/>
-      </w:pPr>
-      <w:r>
-        <w:rPr>
-          <w:b w:val="0"/>
-        </w:rPr>
-        <w:t>Keep the expected result separate from an observed mistake.</w:t>
+        <w:pStyle w:val="Heading2"/>
+      </w:pPr>
+      <w:r>
+        <w:t>Keep an inspectable record</w:t>
       </w:r>
     </w:p>
     <w:tbl>
@@ -3008,10 +2990,10 @@
     </w:tbl>
     <w:p>
       <w:pPr>
-        <w:pStyle w:val="Heading3"/>
-      </w:pPr>
-      <w:r>
-        <w:t>Diagnose and reteach</w:t>
+        <w:pStyle w:val="Heading2"/>
+      </w:pPr>
+      <w:r>
+        <w:t>Diagnose the first misunderstanding</w:t>
       </w:r>
     </w:p>
     <w:p>
@@ -3022,7 +3004,7 @@
         <w:rPr>
           <w:b w:val="0"/>
         </w:rPr>
-        <w:t>For guessing, return to given facts and request a trace. For vocabulary without application, use one example and one non-example. For arithmetic errors, check the setup before the calculation.</w:t>
+        <w:t>A successful run proves the conclusion: For a rule-based chooser, evaluate conformance to its policy separately from whether users find suggestions useful.</w:t>
       </w:r>
     </w:p>
     <w:p>
@@ -3033,15 +3015,7 @@
         <w:rPr>
           <w:b w:val="0"/>
         </w:rPr>
-        <w:t>Finish with a different uncoached case before recording mastery.</w:t>
-      </w:r>
-    </w:p>
-    <w:p>
-      <w:pPr>
-        <w:pStyle w:val="Heading3"/>
-      </w:pPr>
-      <w:r>
-        <w:t>Address these additional misconceptions</w:t>
+        <w:t>Neither a pass fraction nor an invented satisfaction score proves educational benefit.</w:t>
       </w:r>
     </w:p>
     <w:p>
@@ -3052,7 +3026,19 @@
         <w:rPr>
           <w:b w:val="0"/>
         </w:rPr>
-        <w:t>A successful run proves the conclusion: For a rule-based chooser, evaluate conformance to its policy separately from whether users find suggestions useful.</w:t>
+        <w:t xml:space="preserve">Matching the example is enough: Require the new W4 case, explicit </w:t>
+      </w:r>
+      <w:r>
+        <w:rPr>
+          <w:b/>
+        </w:rPr>
+        <w:t>prediction</w:t>
+      </w:r>
+      <w:r>
+        <w:rPr>
+          <w:b w:val="0"/>
+        </w:rPr>
+        <w:t>s and an explanation. Fresh retry: ordinary 2/2, empty 0/1, boundary 2/2 gives 4/5 overall; the empty case still fails.</w:t>
       </w:r>
     </w:p>
     <w:p>
@@ -3063,7 +3049,7 @@
         <w:rPr>
           <w:b w:val="0"/>
         </w:rPr>
-        <w:t>Neither a pass fraction nor an invented satisfaction score proves educational benefit.</w:t>
+        <w:t>Require the failure record and a fresh-case plan.</w:t>
       </w:r>
     </w:p>
     <w:p>
@@ -3074,19 +3060,19 @@
         <w:rPr>
           <w:b w:val="0"/>
         </w:rPr>
-        <w:t xml:space="preserve">Matching the example is enough: Require the new W4 case, explicit </w:t>
+        <w:t xml:space="preserve">A convenient shortcut preserves meaning: Hiding the tie failure in an average conceals an unmet requirement. Preserve the failed </w:t>
       </w:r>
       <w:r>
         <w:rPr>
           <w:b/>
         </w:rPr>
-        <w:t>prediction</w:t>
+        <w:t>input</w:t>
       </w:r>
       <w:r>
         <w:rPr>
           <w:b w:val="0"/>
         </w:rPr>
-        <w:t>s and an explanation. Fresh retry: ordinary 2/2, empty 0/1, boundary 2/2 gives 4/5 overall; the empty case still fails.</w:t>
+        <w:t>, expected result, actual result and version.</w:t>
       </w:r>
     </w:p>
     <w:p>
@@ -3097,61 +3083,27 @@
         <w:rPr>
           <w:b w:val="0"/>
         </w:rPr>
-        <w:t>Require the failure record and a fresh-case plan.</w:t>
-      </w:r>
-    </w:p>
-    <w:p>
-      <w:pPr>
-        <w:spacing w:line="336" w:lineRule="auto" w:after="180"/>
-      </w:pPr>
+        <w:t xml:space="preserve">If you repair using it, classify it as development/regression </w:t>
+      </w:r>
+      <w:r>
+        <w:rPr>
+          <w:b/>
+        </w:rPr>
+        <w:t>evidence</w:t>
+      </w:r>
       <w:r>
         <w:rPr>
           <w:b w:val="0"/>
         </w:rPr>
-        <w:t xml:space="preserve">A convenient shortcut preserves meaning: Hiding the tie failure in an average conceals an unmet requirement. Preserve the failed </w:t>
-      </w:r>
-      <w:r>
-        <w:rPr>
-          <w:b/>
-        </w:rPr>
-        <w:t>input</w:t>
-      </w:r>
-      <w:r>
-        <w:rPr>
-          <w:b w:val="0"/>
-        </w:rPr>
-        <w:t>, expected result, actual result and version.</w:t>
-      </w:r>
-    </w:p>
-    <w:p>
-      <w:pPr>
-        <w:spacing w:line="336" w:lineRule="auto" w:after="180"/>
-      </w:pPr>
-      <w:r>
-        <w:rPr>
-          <w:b w:val="0"/>
-        </w:rPr>
-        <w:t xml:space="preserve">If you repair using it, classify it as development/regression </w:t>
-      </w:r>
-      <w:r>
-        <w:rPr>
-          <w:b/>
-        </w:rPr>
-        <w:t>evidence</w:t>
-      </w:r>
-      <w:r>
-        <w:rPr>
-          <w:b w:val="0"/>
-        </w:rPr>
         <w:t xml:space="preserve"> and reserve new final cases.</w:t>
       </w:r>
     </w:p>
     <w:p>
       <w:pPr>
-        <w:pStyle w:val="Heading3"/>
-      </w:pPr>
-      <w:r>
-        <w:t>Match the support to the first error</w:t>
+        <w:pStyle w:val="Heading2"/>
+      </w:pPr>
+      <w:r>
+        <w:t>Choose support from the response</w:t>
       </w:r>
     </w:p>
     <w:tbl>
@@ -3324,15 +3276,558 @@
     </w:p>
     <w:p>
       <w:pPr>
+        <w:pStyle w:val="Heading2"/>
+      </w:pPr>
+      <w:r>
+        <w:t>Earlier wording, alternatives and picture transcripts · reference / check after trying</w:t>
+      </w:r>
+    </w:p>
+    <w:p>
+      <w:pPr>
+        <w:spacing w:line="336" w:lineRule="auto" w:after="180"/>
+      </w:pPr>
+      <w:r>
+        <w:rPr>
+          <w:b w:val="0"/>
+        </w:rPr>
+        <w:t>Run the weekly evidence lab</w:t>
+      </w:r>
+    </w:p>
+    <w:p>
+      <w:pPr>
+        <w:spacing w:line="336" w:lineRule="auto" w:after="180"/>
+      </w:pPr>
+      <w:r>
+        <w:rPr>
+          <w:b w:val="0"/>
+        </w:rPr>
+        <w:t>Words You Can Use to Reason</w:t>
+      </w:r>
+    </w:p>
+    <w:p>
+      <w:pPr>
+        <w:spacing w:line="336" w:lineRule="auto" w:after="180"/>
+      </w:pPr>
+      <w:r>
+        <w:rPr>
+          <w:b w:val="0"/>
+        </w:rPr>
+        <w:t>A definition matters when you can recognize the idea, use it, and contrast it with a near-miss.</w:t>
+      </w:r>
+    </w:p>
+    <w:p>
+      <w:pPr>
+        <w:pStyle w:val="Heading3"/>
+      </w:pPr>
+      <w:r>
+        <w:t>Make the lab runnable</w:t>
+      </w:r>
+    </w:p>
+    <w:p>
+      <w:pPr>
+        <w:spacing w:line="336" w:lineRule="auto" w:after="180"/>
+      </w:pPr>
+      <w:r>
+        <w:rPr>
+          <w:b w:val="0"/>
+        </w:rPr>
+        <w:t>Use the supplied investigation for shared practice. Keep predictions and observed paper-trace results separate. Reserve Audit a new suite independently for the individual first attempt before feedback; do not use the reserved case as a paired lab task.</w:t>
+      </w:r>
+    </w:p>
+    <w:p>
+      <w:pPr>
+        <w:pStyle w:val="Heading3"/>
+      </w:pPr>
+      <w:r>
+        <w:t>Diagnose and reteach</w:t>
+      </w:r>
+    </w:p>
+    <w:p>
+      <w:pPr>
+        <w:spacing w:line="336" w:lineRule="auto" w:after="180"/>
+      </w:pPr>
+      <w:r>
+        <w:rPr>
+          <w:b w:val="0"/>
+        </w:rPr>
+        <w:t>For guessing, return to given facts and request a trace. For vocabulary without application, use one example and one non-example. For arithmetic errors, check the setup before the calculation.</w:t>
+      </w:r>
+    </w:p>
+    <w:p>
+      <w:pPr>
+        <w:spacing w:line="336" w:lineRule="auto" w:after="180"/>
+      </w:pPr>
+      <w:r>
+        <w:rPr>
+          <w:b w:val="0"/>
+        </w:rPr>
+        <w:t>Finish with a different uncoached case before recording mastery.</w:t>
+      </w:r>
+    </w:p>
+    <w:p>
+      <w:pPr>
+        <w:pStyle w:val="Heading3"/>
+      </w:pPr>
+      <w:r>
+        <w:t>Address these additional misconceptions</w:t>
+      </w:r>
+    </w:p>
+    <w:p>
+      <w:pPr>
+        <w:pStyle w:val="Heading3"/>
+      </w:pPr>
+      <w:r>
+        <w:t>Match the support to the first error</w:t>
+      </w:r>
+    </w:p>
+    <w:p>
+      <w:pPr>
         <w:pStyle w:val="Heading1"/>
       </w:pPr>
       <w:r>
-        <w:t>05. Assess and explain the answers</w:t>
-      </w:r>
-    </w:p>
-    <w:p>
-      <w:r>
-        <w:t>Use the Test Diverse Users questions, teacher keys and criteria after the relevant attempts. Previously discussed cases are practice; protect the separately selected independent task.</w:t>
+        <w:t>05. Assess the fresh eight-case suite</w:t>
+      </w:r>
+    </w:p>
+    <w:p>
+      <w:r>
+        <w:t>Keep this key until after the independent attempt.</w:t>
+      </w:r>
+    </w:p>
+    <w:p>
+      <w:pPr>
+        <w:pStyle w:val="Heading2"/>
+      </w:pPr>
+      <w:r>
+        <w:t>Selected question and key</w:t>
+      </w:r>
+    </w:p>
+    <w:p>
+      <w:pPr>
+        <w:spacing w:line="336" w:lineRule="auto" w:after="180"/>
+      </w:pPr>
+      <w:r>
+        <w:rPr>
+          <w:b w:val="0"/>
+        </w:rPr>
+        <w:t>Selected case: Given ordinary 3/3, boundary 1/2, invalid 2/2 and tie 0/1, compute overall results and prioritize issues.</w:t>
+      </w:r>
+    </w:p>
+    <w:p>
+      <w:pPr>
+        <w:spacing w:line="336" w:lineRule="auto" w:after="180"/>
+      </w:pPr>
+      <w:r>
+        <w:rPr>
+          <w:b w:val="0"/>
+        </w:rPr>
+        <w:t>6/8 pass, 2 fail; boundary has one failure and ties fail the only case. Report both and avoid treating 75 percent as production accuracy.</w:t>
+      </w:r>
+    </w:p>
+    <w:p>
+      <w:pPr>
+        <w:pStyle w:val="Heading2"/>
+      </w:pPr>
+      <w:r>
+        <w:t>Judge explanation, trace and limits</w:t>
+      </w:r>
+    </w:p>
+    <w:tbl>
+      <w:tblPr>
+        <w:tblStyle w:val="LightShading-Accent1"/>
+        <w:tblW w:type="auto" w:w="0"/>
+        <w:tblLook w:firstColumn="1" w:firstRow="1" w:lastColumn="0" w:lastRow="0" w:noHBand="0" w:noVBand="1" w:val="04A0"/>
+      </w:tblPr>
+      <w:tblGrid>
+        <w:gridCol w:w="5112"/>
+        <w:gridCol w:w="5112"/>
+      </w:tblGrid>
+      <w:tr>
+        <w:trPr>
+          <w:tblHeader/>
+        </w:trPr>
+        <w:tc>
+          <w:tcPr>
+            <w:tcW w:type="dxa" w:w="5112"/>
+          </w:tcPr>
+          <w:p>
+            <w:r>
+              <w:t>Dimension</w:t>
+            </w:r>
+          </w:p>
+        </w:tc>
+        <w:tc>
+          <w:tcPr>
+            <w:tcW w:type="dxa" w:w="5112"/>
+          </w:tcPr>
+          <w:p>
+            <w:r>
+              <w:t>Evidence required</w:t>
+            </w:r>
+          </w:p>
+        </w:tc>
+      </w:tr>
+      <w:tr>
+        <w:tc>
+          <w:tcPr>
+            <w:tcW w:type="dxa" w:w="5112"/>
+          </w:tcPr>
+          <w:p>
+            <w:r>
+              <w:t>Explanation</w:t>
+            </w:r>
+          </w:p>
+        </w:tc>
+        <w:tc>
+          <w:tcPr>
+            <w:tcW w:type="dxa" w:w="5112"/>
+          </w:tcPr>
+          <w:p>
+            <w:r>
+              <w:t>Names the applicable idea or procedure and ties it to the supplied facts.</w:t>
+            </w:r>
+          </w:p>
+        </w:tc>
+      </w:tr>
+      <w:tr>
+        <w:tc>
+          <w:tcPr>
+            <w:tcW w:type="dxa" w:w="5112"/>
+          </w:tcPr>
+          <w:p>
+            <w:r>
+              <w:t>Trace and result</w:t>
+            </w:r>
+          </w:p>
+        </w:tc>
+        <w:tc>
+          <w:tcPr>
+            <w:tcW w:type="dxa" w:w="5112"/>
+          </w:tcPr>
+          <w:p>
+            <w:r>
+              <w:t>Preserves the given inputs and shows the relevant intermediate steps; distinguishes a prediction from an observed execution.</w:t>
+            </w:r>
+          </w:p>
+        </w:tc>
+      </w:tr>
+      <w:tr>
+        <w:tc>
+          <w:tcPr>
+            <w:tcW w:type="dxa" w:w="5112"/>
+          </w:tcPr>
+          <w:p>
+            <w:r>
+              <w:t>Limits</w:t>
+            </w:r>
+          </w:p>
+        </w:tc>
+        <w:tc>
+          <w:tcPr>
+            <w:tcW w:type="dxa" w:w="5112"/>
+          </w:tcPr>
+          <w:p>
+            <w:r>
+              <w:t>States the assumptions, missing evidence or conditions under which the result would change.</w:t>
+            </w:r>
+          </w:p>
+        </w:tc>
+      </w:tr>
+    </w:tbl>
+    <w:p>
+      <w:pPr>
+        <w:spacing w:line="336" w:lineRule="auto" w:after="180"/>
+      </w:pPr>
+      <w:r>
+        <w:rPr>
+          <w:b w:val="0"/>
+        </w:rPr>
+        <w:t>Record each dimension as not yet, with support, or independent. Accept a valid alternative procedure with a defensible trace.</w:t>
+      </w:r>
+    </w:p>
+    <w:p>
+      <w:pPr>
+        <w:spacing w:line="336" w:lineRule="auto" w:after="180"/>
+      </w:pPr>
+      <w:r>
+        <w:rPr>
+          <w:b w:val="0"/>
+        </w:rPr>
+        <w:t xml:space="preserve">Do not penalise an honestly recorded model failure if the learner correctly explains its </w:t>
+      </w:r>
+      <w:r>
+        <w:rPr>
+          <w:b/>
+        </w:rPr>
+        <w:t>evidence</w:t>
+      </w:r>
+      <w:r>
+        <w:rPr>
+          <w:b w:val="0"/>
+        </w:rPr>
+        <w:t xml:space="preserve"> and limits.</w:t>
+      </w:r>
+    </w:p>
+    <w:p>
+      <w:pPr>
+        <w:pStyle w:val="Heading2"/>
+      </w:pPr>
+      <w:r>
+        <w:t>Give one repair action</w:t>
+      </w:r>
+    </w:p>
+    <w:p>
+      <w:pPr>
+        <w:spacing w:line="336" w:lineRule="auto" w:after="180"/>
+      </w:pPr>
+      <w:r>
+        <w:rPr>
+          <w:b w:val="0"/>
+        </w:rPr>
+        <w:t>Name the earliest unsupported step and give one action to repair it. Have the learner make that repair now and explain why. Then assess the relevant skill on a fresh, fully specified case.</w:t>
+      </w:r>
+    </w:p>
+    <w:p>
+      <w:pPr>
+        <w:spacing w:line="336" w:lineRule="auto" w:after="180"/>
+      </w:pPr>
+      <w:r>
+        <w:rPr>
+          <w:b w:val="0"/>
+        </w:rPr>
+        <w:t>Confirm it was not previously practised with feedback; solve and check the new case before assigning it. A follow-up design prompt is a starting brief, not automatically an equivalent test.</w:t>
+      </w:r>
+    </w:p>
+    <w:p>
+      <w:pPr>
+        <w:pStyle w:val="Heading2"/>
+      </w:pPr>
+      <w:r>
+        <w:t>W1 · Hidden category weakness</w:t>
+      </w:r>
+    </w:p>
+    <w:p>
+      <w:pPr>
+        <w:spacing w:line="336" w:lineRule="auto" w:after="180"/>
+      </w:pPr>
+      <w:r>
+        <w:rPr>
+          <w:b w:val="0"/>
+        </w:rPr>
+        <w:t>A report says 8 of 10 tests pass, including 0 of 2 invalid-</w:t>
+      </w:r>
+      <w:r>
+        <w:rPr>
+          <w:b/>
+        </w:rPr>
+        <w:t>input</w:t>
+      </w:r>
+      <w:r>
+        <w:rPr>
+          <w:b w:val="0"/>
+        </w:rPr>
+        <w:t xml:space="preserve"> cases. What is the important weakness?</w:t>
+      </w:r>
+    </w:p>
+    <w:p>
+      <w:pPr>
+        <w:spacing w:line="336" w:lineRule="auto" w:after="180"/>
+      </w:pPr>
+      <w:r>
+        <w:rPr>
+          <w:b w:val="0"/>
+        </w:rPr>
+        <w:t>Invalid-</w:t>
+      </w:r>
+      <w:r>
+        <w:rPr>
+          <w:b/>
+        </w:rPr>
+        <w:t>input</w:t>
+      </w:r>
+      <w:r>
+        <w:rPr>
+          <w:b w:val="0"/>
+        </w:rPr>
+        <w:t xml:space="preserve"> handling fails both tested cases even though the overall pass fraction is 80 percent.</w:t>
+      </w:r>
+    </w:p>
+    <w:p>
+      <w:pPr>
+        <w:pStyle w:val="Heading2"/>
+      </w:pPr>
+      <w:r>
+        <w:t>W2 · Distinct coverage</w:t>
+      </w:r>
+    </w:p>
+    <w:p>
+      <w:pPr>
+        <w:spacing w:line="336" w:lineRule="auto" w:after="180"/>
+      </w:pPr>
+      <w:r>
+        <w:rPr>
+          <w:b w:val="0"/>
+        </w:rPr>
+        <w:t>Name five distinct categories for the chooser evaluation.</w:t>
+      </w:r>
+    </w:p>
+    <w:p>
+      <w:pPr>
+        <w:spacing w:line="336" w:lineRule="auto" w:after="180"/>
+      </w:pPr>
+      <w:r>
+        <w:rPr>
+          <w:b w:val="0"/>
+        </w:rPr>
+        <w:t xml:space="preserve">Ordinary selection, duration boundaries, invalid records, empty/no-match </w:t>
+      </w:r>
+      <w:r>
+        <w:rPr>
+          <w:b/>
+        </w:rPr>
+        <w:t>input</w:t>
+      </w:r>
+      <w:r>
+        <w:rPr>
+          <w:b w:val="0"/>
+        </w:rPr>
+        <w:t xml:space="preserve"> and ties/order reversal.</w:t>
+      </w:r>
+    </w:p>
+    <w:p>
+      <w:pPr>
+        <w:spacing w:line="336" w:lineRule="auto" w:after="180"/>
+      </w:pPr>
+      <w:r>
+        <w:rPr>
+          <w:b w:val="0"/>
+        </w:rPr>
+        <w:t xml:space="preserve">Use ordinary eligible selection, duration boundaries, schema-invalid records, empty or no-match </w:t>
+      </w:r>
+      <w:r>
+        <w:rPr>
+          <w:b/>
+        </w:rPr>
+        <w:t>input</w:t>
+      </w:r>
+      <w:r>
+        <w:rPr>
+          <w:b w:val="0"/>
+        </w:rPr>
+        <w:t>, and tied scores with reversed order. Each category checks a different requirement.</w:t>
+      </w:r>
+    </w:p>
+    <w:p>
+      <w:pPr>
+        <w:spacing w:line="336" w:lineRule="auto" w:after="180"/>
+      </w:pPr>
+      <w:r>
+        <w:rPr>
+          <w:b w:val="0"/>
+        </w:rPr>
+        <w:t xml:space="preserve">Include concrete </w:t>
+      </w:r>
+      <w:r>
+        <w:rPr>
+          <w:b/>
+        </w:rPr>
+        <w:t>input</w:t>
+      </w:r>
+      <w:r>
+        <w:rPr>
+          <w:b w:val="0"/>
+        </w:rPr>
+        <w:t xml:space="preserve">s and expected reports; five copies of one ordinary case do not provide this </w:t>
+      </w:r>
+      <w:r>
+        <w:rPr>
+          <w:b/>
+        </w:rPr>
+        <w:t>coverage</w:t>
+      </w:r>
+      <w:r>
+        <w:rPr>
+          <w:b w:val="0"/>
+        </w:rPr>
+        <w:t>.</w:t>
+      </w:r>
+    </w:p>
+    <w:p>
+      <w:pPr>
+        <w:pStyle w:val="Heading2"/>
+      </w:pPr>
+      <w:r>
+        <w:t>W3 · Restore failures</w:t>
+      </w:r>
+    </w:p>
+    <w:p>
+      <w:pPr>
+        <w:spacing w:line="336" w:lineRule="auto" w:after="180"/>
+      </w:pPr>
+      <w:r>
+        <w:rPr>
+          <w:b w:val="0"/>
+        </w:rPr>
+        <w:t>A learner drops two failed cases and reports 8/8. What should be restored?</w:t>
+      </w:r>
+    </w:p>
+    <w:p>
+      <w:pPr>
+        <w:spacing w:line="336" w:lineRule="auto" w:after="180"/>
+      </w:pPr>
+      <w:r>
+        <w:rPr>
+          <w:b w:val="0"/>
+        </w:rPr>
+        <w:t>Report all 10 executed cases with 8 passes and 2 failures, category details and the tested version.</w:t>
+      </w:r>
+    </w:p>
+    <w:p>
+      <w:pPr>
+        <w:pStyle w:val="Heading2"/>
+      </w:pPr>
+      <w:r>
+        <w:t>W5 · Protect final evidence</w:t>
+      </w:r>
+    </w:p>
+    <w:p>
+      <w:pPr>
+        <w:spacing w:line="336" w:lineRule="auto" w:after="180"/>
+      </w:pPr>
+      <w:r>
+        <w:rPr>
+          <w:b w:val="0"/>
+        </w:rPr>
+        <w:t>You fix the tie bug using the final tie case. What should the next evaluation report say?</w:t>
+      </w:r>
+    </w:p>
+    <w:p>
+      <w:pPr>
+        <w:spacing w:line="336" w:lineRule="auto" w:after="180"/>
+      </w:pPr>
+      <w:r>
+        <w:rPr>
+          <w:b w:val="0"/>
+        </w:rPr>
+        <w:t>The old case is now a regression/development case. Document the fix and use fresh reserved cases for a new independent final check.</w:t>
+      </w:r>
+    </w:p>
+    <w:p>
+      <w:pPr>
+        <w:pStyle w:val="Heading2"/>
+      </w:pPr>
+      <w:r>
+        <w:t>Earlier wording, alternatives and picture transcripts · reference / check after trying</w:t>
+      </w:r>
+    </w:p>
+    <w:p>
+      <w:pPr>
+        <w:spacing w:line="336" w:lineRule="auto" w:after="180"/>
+      </w:pPr>
+      <w:r>
+        <w:rPr>
+          <w:b w:val="0"/>
+        </w:rPr>
+        <w:t>Assess and explain the answers</w:t>
       </w:r>
     </w:p>
     <w:p>
@@ -3345,34 +3840,44 @@
     </w:p>
     <w:p>
       <w:pPr>
+        <w:spacing w:line="336" w:lineRule="auto" w:after="180"/>
+      </w:pPr>
+      <w:r>
+        <w:rPr>
+          <w:b w:val="0"/>
+        </w:rPr>
+        <w:t xml:space="preserve">Rates are 5/6 and 3/6. Inspect catalogue </w:t>
+      </w:r>
+      <w:r>
+        <w:rPr>
+          <w:b/>
+        </w:rPr>
+        <w:t>coverage</w:t>
+      </w:r>
+      <w:r>
+        <w:rPr>
+          <w:b w:val="0"/>
+        </w:rPr>
+        <w:t>, labels and scoring; twelve tests do not establish cause.</w:t>
+      </w:r>
+    </w:p>
+    <w:p>
+      <w:pPr>
         <w:pStyle w:val="Heading3"/>
       </w:pPr>
       <w:r>
-        <w:t>Teacher key · Worked case answer</w:t>
+        <w:t>Additional transfer practice question</w:t>
       </w:r>
     </w:p>
     <w:p>
       <w:pPr>
         <w:spacing w:line="336" w:lineRule="auto" w:after="180"/>
-        <w:shd w:fill="F1F6FC"/>
       </w:pPr>
       <w:r>
         <w:rPr>
           <w:b w:val="0"/>
         </w:rPr>
-        <w:t xml:space="preserve">Rates are 5/6 and 3/6. Inspect catalogue </w:t>
-      </w:r>
-      <w:r>
-        <w:rPr>
-          <w:b/>
-        </w:rPr>
-        <w:t>coverage</w:t>
-      </w:r>
-      <w:r>
-        <w:rPr>
-          <w:b w:val="0"/>
-        </w:rPr>
-        <w:t>, labels and scoring; twelve tests do not establish cause.</w:t>
+        <w:t>A recommender serves 6 of 6 easy-book requests but 1 of 4 advanced-book requests. Report both results and identify the next test priority.</w:t>
       </w:r>
     </w:p>
     <w:p>
@@ -3380,49 +3885,12 @@
         <w:pStyle w:val="Heading3"/>
       </w:pPr>
       <w:r>
-        <w:t>Independent question</w:t>
-      </w:r>
-    </w:p>
-    <w:p>
-      <w:pPr>
-        <w:pStyle w:val="Heading3"/>
-      </w:pPr>
-      <w:r>
-        <w:t>Independent question · withhold the key</w:t>
+        <w:t>Reasoned practice answer</w:t>
       </w:r>
     </w:p>
     <w:p>
       <w:pPr>
         <w:spacing w:line="336" w:lineRule="auto" w:after="180"/>
-        <w:shd w:fill="F5F1FB"/>
-      </w:pPr>
-      <w:r>
-        <w:rPr>
-          <w:b w:val="0"/>
-        </w:rPr>
-        <w:t>A recommender serves 6 of 6 easy-book requests but 1 of 4 advanced-book requests. Report both results and identify the next test priority.</w:t>
-      </w:r>
-    </w:p>
-    <w:p>
-      <w:pPr>
-        <w:pStyle w:val="Heading3"/>
-      </w:pPr>
-      <w:r>
-        <w:t>Expected independent answer</w:t>
-      </w:r>
-    </w:p>
-    <w:p>
-      <w:pPr>
-        <w:pStyle w:val="Heading3"/>
-      </w:pPr>
-      <w:r>
-        <w:t>Teacher key · Expected independent answer</w:t>
-      </w:r>
-    </w:p>
-    <w:p>
-      <w:pPr>
-        <w:spacing w:line="336" w:lineRule="auto" w:after="180"/>
-        <w:shd w:fill="F1F6FC"/>
       </w:pPr>
       <w:r>
         <w:rPr>
@@ -3728,874 +4196,304 @@
     </w:p>
     <w:p>
       <w:pPr>
+        <w:spacing w:line="336" w:lineRule="auto" w:after="180"/>
+      </w:pPr>
+      <w:r>
+        <w:rPr>
+          <w:b w:val="0"/>
+        </w:rPr>
+        <w:t>Overall is about 73.3%; mystery is 90%; poetry is 40%. The total hides weaker poetry performance.</w:t>
+      </w:r>
+    </w:p>
+    <w:p>
+      <w:pPr>
+        <w:spacing w:line="336" w:lineRule="auto" w:after="180"/>
+      </w:pPr>
+      <w:r>
+        <w:rPr>
+          <w:b w:val="0"/>
+        </w:rPr>
+        <w:t xml:space="preserve">Investigate catalogue </w:t>
+      </w:r>
+      <w:r>
+        <w:rPr>
+          <w:b/>
+        </w:rPr>
+        <w:t>coverage</w:t>
+      </w:r>
+      <w:r>
+        <w:rPr>
+          <w:b w:val="0"/>
+        </w:rPr>
+        <w:t>, labels and scoring without assuming the rates identify the cause; small denominators limit conclusions.</w:t>
+      </w:r>
+    </w:p>
+    <w:p>
+      <w:pPr>
         <w:pStyle w:val="Heading3"/>
       </w:pPr>
       <w:r>
-        <w:t>Teacher key · Original transfer answer</w:t>
+        <w:t>Explanations for the additional workbook examples</w:t>
+      </w:r>
+    </w:p>
+    <w:p>
+      <w:pPr>
+        <w:pStyle w:val="Heading3"/>
+      </w:pPr>
+      <w:r>
+        <w:t>W1 Read denominators</w:t>
+      </w:r>
+    </w:p>
+    <w:p>
+      <w:pPr>
+        <w:pStyle w:val="Heading3"/>
+      </w:pPr>
+      <w:r>
+        <w:t>W2 Plan coverage</w:t>
+      </w:r>
+    </w:p>
+    <w:p>
+      <w:pPr>
+        <w:pStyle w:val="Heading3"/>
+      </w:pPr>
+      <w:r>
+        <w:t>W3 Repair reporting</w:t>
+      </w:r>
+    </w:p>
+    <w:p>
+      <w:pPr>
+        <w:pStyle w:val="Heading3"/>
+      </w:pPr>
+      <w:r>
+        <w:t>W4 Evaluate independently</w:t>
       </w:r>
     </w:p>
     <w:p>
       <w:pPr>
         <w:spacing w:line="336" w:lineRule="auto" w:after="180"/>
-        <w:shd w:fill="F1F6FC"/>
       </w:pPr>
       <w:r>
         <w:rPr>
           <w:b w:val="0"/>
         </w:rPr>
-        <w:t>Overall is about 73.3%; mystery is 90%; poetry is 40%. The total hides weaker poetry performance.</w:t>
+        <w:t>Given ordinary 3/3, boundary 1/2, invalid 2/2 and tie 0/1, compute overall results and prioritize issues.</w:t>
       </w:r>
     </w:p>
     <w:p>
       <w:pPr>
         <w:spacing w:line="336" w:lineRule="auto" w:after="180"/>
-        <w:shd w:fill="F1F6FC"/>
       </w:pPr>
       <w:r>
         <w:rPr>
           <w:b w:val="0"/>
         </w:rPr>
-        <w:t xml:space="preserve">Investigate catalogue </w:t>
+        <w:t>6/8 pass, 2 fail; boundary has one failure and ties fail the only case. Report both and avoid treating 75 percent as production accuracy.</w:t>
+      </w:r>
+    </w:p>
+    <w:p>
+      <w:pPr>
+        <w:pStyle w:val="Heading3"/>
+      </w:pPr>
+      <w:r>
+        <w:t>W5 Protect final evidence</w:t>
+      </w:r>
+    </w:p>
+    <w:p>
+      <w:pPr>
+        <w:pStyle w:val="Heading3"/>
+      </w:pPr>
+      <w:r>
+        <w:t>Assess independent transfer</w:t>
+      </w:r>
+    </w:p>
+    <w:p>
+      <w:pPr>
+        <w:pStyle w:val="Heading3"/>
+      </w:pPr>
+      <w:r>
+        <w:t>Selected case answer</w:t>
+      </w:r>
+    </w:p>
+    <w:p>
+      <w:pPr>
+        <w:pStyle w:val="Heading3"/>
+      </w:pPr>
+      <w:r>
+        <w:t>Feedback that the learner uses</w:t>
+      </w:r>
+    </w:p>
+    <w:p>
+      <w:pPr>
+        <w:pStyle w:val="Heading1"/>
+      </w:pPr>
+      <w:r>
+        <w:t>06. Connect, adapt and return</w:t>
+      </w:r>
+    </w:p>
+    <w:p>
+      <w:r>
+        <w:t>Retain the project evidence and revisit the reasoning on a changed case.</w:t>
+      </w:r>
+    </w:p>
+    <w:p>
+      <w:pPr>
+        <w:pStyle w:val="Heading2"/>
+      </w:pPr>
+      <w:r>
+        <w:t>Project evidence to keep</w:t>
+      </w:r>
+    </w:p>
+    <w:p>
+      <w:pPr>
+        <w:spacing w:line="336" w:lineRule="auto" w:after="180"/>
+      </w:pPr>
+      <w:r>
+        <w:rPr>
+          <w:b w:val="0"/>
+        </w:rPr>
+        <w:t>Use the same test record across ordinary, boundary, missing-data, and access-needs cases.</w:t>
+      </w:r>
+    </w:p>
+    <w:p>
+      <w:pPr>
+        <w:spacing w:line="336" w:lineRule="auto" w:after="180"/>
+      </w:pPr>
+      <w:r>
+        <w:rPr>
+          <w:b w:val="0"/>
+        </w:rPr>
+        <w:t xml:space="preserve">Keep the decision, </w:t>
       </w:r>
       <w:r>
         <w:rPr>
           <w:b/>
         </w:rPr>
+        <w:t>input</w:t>
+      </w:r>
+      <w:r>
+        <w:rPr>
+          <w:b w:val="0"/>
+        </w:rPr>
+        <w:t xml:space="preserve">, result, explanation and remaining limitation in the project </w:t>
+      </w:r>
+      <w:r>
+        <w:rPr>
+          <w:b/>
+        </w:rPr>
+        <w:t>evidence</w:t>
+      </w:r>
+      <w:r>
+        <w:rPr>
+          <w:b w:val="0"/>
+        </w:rPr>
+        <w:t xml:space="preserve"> record. Retrieve this record next week rather than restarting the project.</w:t>
+      </w:r>
+    </w:p>
+    <w:p>
+      <w:pPr>
+        <w:spacing w:line="336" w:lineRule="auto" w:after="180"/>
+      </w:pPr>
+      <w:r>
+        <w:rPr>
+          <w:b w:val="0"/>
+        </w:rPr>
+        <w:t xml:space="preserve">Build a recommender evaluation matrix with routine, boundary, missing, invalid and tie cases, then add separately planned user-condition </w:t>
+      </w:r>
+      <w:r>
+        <w:rPr>
+          <w:b/>
+        </w:rPr>
         <w:t>coverage</w:t>
       </w:r>
       <w:r>
         <w:rPr>
           <w:b w:val="0"/>
         </w:rPr>
-        <w:t>, labels and scoring without assuming the rates identify the cause; small denominators limit conclusions.</w:t>
-      </w:r>
-    </w:p>
-    <w:p>
-      <w:pPr>
-        <w:pStyle w:val="Heading3"/>
-      </w:pPr>
-      <w:r>
-        <w:t>Explanations for the additional workbook examples</w:t>
-      </w:r>
-    </w:p>
-    <w:p>
-      <w:pPr>
-        <w:pStyle w:val="Heading3"/>
-      </w:pPr>
-      <w:r>
-        <w:t>W1 Read denominators</w:t>
-      </w:r>
-    </w:p>
-    <w:p>
-      <w:pPr>
-        <w:pStyle w:val="Heading3"/>
-      </w:pPr>
-      <w:r>
-        <w:t>Workbook question · W1</w:t>
+        <w:t>.</w:t>
+      </w:r>
+    </w:p>
+    <w:p>
+      <w:pPr>
+        <w:pStyle w:val="Heading2"/>
+      </w:pPr>
+      <w:r>
+        <w:t>Support while preserving the reasoning goal</w:t>
       </w:r>
     </w:p>
     <w:p>
       <w:pPr>
         <w:spacing w:line="336" w:lineRule="auto" w:after="180"/>
-        <w:shd w:fill="F5F1FB"/>
       </w:pPr>
       <w:r>
         <w:rPr>
           <w:b w:val="0"/>
         </w:rPr>
-        <w:t>A report says 8 of 10 tests pass, including 0 of 2 invalid-</w:t>
+        <w:t>Trace one record or condition at a time with counters and labelled columns. Stretch: introduce a tie, boundary or missing field and declare its handling policy before rerunning.</w:t>
+      </w:r>
+    </w:p>
+    <w:p>
+      <w:pPr>
+        <w:spacing w:line="336" w:lineRule="auto" w:after="180"/>
+      </w:pPr>
+      <w:r>
+        <w:rPr>
+          <w:b w:val="0"/>
+        </w:rPr>
+        <w:t xml:space="preserve">Use a category-by-case grid. Extension: add a new case that tests a different failure </w:t>
       </w:r>
       <w:r>
         <w:rPr>
           <w:b/>
         </w:rPr>
-        <w:t>input</w:t>
+        <w:t>mechanism</w:t>
       </w:r>
       <w:r>
         <w:rPr>
           <w:b w:val="0"/>
         </w:rPr>
-        <w:t xml:space="preserve"> cases. What is the important weakness?</w:t>
-      </w:r>
-    </w:p>
-    <w:p>
-      <w:pPr>
-        <w:pStyle w:val="Heading3"/>
-      </w:pPr>
-      <w:r>
-        <w:t>Teacher reasoning · W1</w:t>
+        <w:t xml:space="preserve"> rather than duplicating a passing case.</w:t>
       </w:r>
     </w:p>
     <w:p>
       <w:pPr>
         <w:spacing w:line="336" w:lineRule="auto" w:after="180"/>
-        <w:shd w:fill="F1F6FC"/>
       </w:pPr>
       <w:r>
         <w:rPr>
           <w:b w:val="0"/>
         </w:rPr>
-        <w:t>Invalid-</w:t>
+        <w:t xml:space="preserve">Independent W4 </w:t>
       </w:r>
       <w:r>
         <w:rPr>
           <w:b/>
         </w:rPr>
-        <w:t>input</w:t>
+        <w:t>evidence</w:t>
       </w:r>
       <w:r>
         <w:rPr>
           <w:b w:val="0"/>
         </w:rPr>
-        <w:t xml:space="preserve"> handling fails both tested cases even though the overall pass fraction is 80 percent.</w:t>
-      </w:r>
-    </w:p>
-    <w:p>
-      <w:pPr>
-        <w:pStyle w:val="Heading3"/>
-      </w:pPr>
-      <w:r>
-        <w:t>W2 Plan coverage</w:t>
-      </w:r>
-    </w:p>
-    <w:p>
-      <w:pPr>
-        <w:pStyle w:val="Heading3"/>
-      </w:pPr>
-      <w:r>
-        <w:t>Workbook question · W2</w:t>
+        <w:t>: 6/8 pass, 2 fail; boundary has one failure and ties fail the only case. Report both and avoid treating 75 percent as production accuracy.</w:t>
       </w:r>
     </w:p>
     <w:p>
       <w:pPr>
         <w:spacing w:line="336" w:lineRule="auto" w:after="180"/>
-        <w:shd w:fill="F5F1FB"/>
       </w:pPr>
       <w:r>
         <w:rPr>
           <w:b w:val="0"/>
         </w:rPr>
-        <w:t>Name five distinct categories for the chooser evaluation.</w:t>
-      </w:r>
-    </w:p>
-    <w:p>
-      <w:pPr>
-        <w:pStyle w:val="Heading3"/>
-      </w:pPr>
-      <w:r>
-        <w:t>Teacher reasoning · W2</w:t>
-      </w:r>
-    </w:p>
-    <w:p>
-      <w:pPr>
-        <w:spacing w:line="336" w:lineRule="auto" w:after="180"/>
-        <w:shd w:fill="F1F6FC"/>
-      </w:pPr>
-      <w:r>
-        <w:rPr>
-          <w:b w:val="0"/>
-        </w:rPr>
-        <w:t xml:space="preserve">Ordinary selection, duration boundaries, invalid records, empty/no-match </w:t>
-      </w:r>
-      <w:r>
-        <w:rPr>
-          <w:b/>
-        </w:rPr>
-        <w:t>input</w:t>
-      </w:r>
-      <w:r>
-        <w:rPr>
-          <w:b w:val="0"/>
-        </w:rPr>
-        <w:t xml:space="preserve"> and ties/order reversal.</w:t>
-      </w:r>
-    </w:p>
-    <w:p>
-      <w:pPr>
-        <w:pStyle w:val="Heading3"/>
-      </w:pPr>
-      <w:r>
-        <w:t>Teacher reasoning · W2</w:t>
-      </w:r>
-    </w:p>
-    <w:p>
-      <w:pPr>
-        <w:spacing w:line="336" w:lineRule="auto" w:after="180"/>
-        <w:shd w:fill="F1F6FC"/>
-      </w:pPr>
-      <w:r>
-        <w:rPr>
-          <w:b w:val="0"/>
-        </w:rPr>
-        <w:t xml:space="preserve">Use ordinary eligible selection, duration boundaries, schema-invalid records, empty or no-match </w:t>
-      </w:r>
-      <w:r>
-        <w:rPr>
-          <w:b/>
-        </w:rPr>
-        <w:t>input</w:t>
-      </w:r>
-      <w:r>
-        <w:rPr>
-          <w:b w:val="0"/>
-        </w:rPr>
-        <w:t>, and tied scores with reversed order. Each category checks a different requirement.</w:t>
-      </w:r>
-    </w:p>
-    <w:p>
-      <w:pPr>
-        <w:spacing w:line="336" w:lineRule="auto" w:after="180"/>
-        <w:shd w:fill="F1F6FC"/>
-      </w:pPr>
-      <w:r>
-        <w:rPr>
-          <w:b w:val="0"/>
-        </w:rPr>
-        <w:t xml:space="preserve">Include concrete </w:t>
-      </w:r>
-      <w:r>
-        <w:rPr>
-          <w:b/>
-        </w:rPr>
-        <w:t>input</w:t>
-      </w:r>
-      <w:r>
-        <w:rPr>
-          <w:b w:val="0"/>
-        </w:rPr>
-        <w:t xml:space="preserve">s and expected reports; five copies of one ordinary case do not provide this </w:t>
-      </w:r>
-      <w:r>
-        <w:rPr>
-          <w:b/>
-        </w:rPr>
-        <w:t>coverage</w:t>
-      </w:r>
-      <w:r>
-        <w:rPr>
-          <w:b w:val="0"/>
-        </w:rPr>
-        <w:t>.</w:t>
-      </w:r>
-    </w:p>
-    <w:p>
-      <w:pPr>
-        <w:pStyle w:val="Heading3"/>
-      </w:pPr>
-      <w:r>
-        <w:t>W3 Repair reporting</w:t>
-      </w:r>
-    </w:p>
-    <w:p>
-      <w:pPr>
-        <w:pStyle w:val="Heading3"/>
-      </w:pPr>
-      <w:r>
-        <w:t>Workbook question · W3</w:t>
-      </w:r>
-    </w:p>
-    <w:p>
-      <w:pPr>
-        <w:spacing w:line="336" w:lineRule="auto" w:after="180"/>
-        <w:shd w:fill="F5F1FB"/>
-      </w:pPr>
-      <w:r>
-        <w:rPr>
-          <w:b w:val="0"/>
-        </w:rPr>
-        <w:t>A learner drops two failed cases and reports 8/8. What should be restored?</w:t>
-      </w:r>
-    </w:p>
-    <w:p>
-      <w:pPr>
-        <w:pStyle w:val="Heading3"/>
-      </w:pPr>
-      <w:r>
-        <w:t>Teacher reasoning · W3</w:t>
-      </w:r>
-    </w:p>
-    <w:p>
-      <w:pPr>
-        <w:spacing w:line="336" w:lineRule="auto" w:after="180"/>
-        <w:shd w:fill="F1F6FC"/>
-      </w:pPr>
-      <w:r>
-        <w:rPr>
-          <w:b w:val="0"/>
-        </w:rPr>
-        <w:t>Report all 10 executed cases with 8 passes and 2 failures, category details and the tested version.</w:t>
-      </w:r>
-    </w:p>
-    <w:p>
-      <w:pPr>
-        <w:pStyle w:val="Heading3"/>
-      </w:pPr>
-      <w:r>
-        <w:t>W4 Evaluate independently</w:t>
-      </w:r>
-    </w:p>
-    <w:p>
-      <w:pPr>
-        <w:pStyle w:val="Heading3"/>
-      </w:pPr>
-      <w:r>
-        <w:t>Workbook question · W4</w:t>
-      </w:r>
-    </w:p>
-    <w:p>
-      <w:pPr>
-        <w:spacing w:line="336" w:lineRule="auto" w:after="180"/>
-        <w:shd w:fill="F5F1FB"/>
-      </w:pPr>
-      <w:r>
-        <w:rPr>
-          <w:b w:val="0"/>
-        </w:rPr>
-        <w:t>Given ordinary 3/3, boundary 1/2, invalid 2/2 and tie 0/1, compute overall results and prioritize issues.</w:t>
-      </w:r>
-    </w:p>
-    <w:p>
-      <w:pPr>
-        <w:pStyle w:val="Heading3"/>
-      </w:pPr>
-      <w:r>
-        <w:t>Teacher reasoning · W4</w:t>
-      </w:r>
-    </w:p>
-    <w:p>
-      <w:pPr>
-        <w:spacing w:line="336" w:lineRule="auto" w:after="180"/>
-        <w:shd w:fill="F1F6FC"/>
-      </w:pPr>
-      <w:r>
-        <w:rPr>
-          <w:b w:val="0"/>
-        </w:rPr>
-        <w:t>6/8 pass, 2 fail; boundary has one failure and ties fail the only case. Report both and avoid treating 75 percent as production accuracy.</w:t>
-      </w:r>
-    </w:p>
-    <w:p>
-      <w:pPr>
-        <w:pStyle w:val="Heading3"/>
-      </w:pPr>
-      <w:r>
-        <w:t>W5 Protect final evidence</w:t>
-      </w:r>
-    </w:p>
-    <w:p>
-      <w:pPr>
-        <w:pStyle w:val="Heading3"/>
-      </w:pPr>
-      <w:r>
-        <w:t>Workbook question · W5</w:t>
-      </w:r>
-    </w:p>
-    <w:p>
-      <w:pPr>
-        <w:spacing w:line="336" w:lineRule="auto" w:after="180"/>
-        <w:shd w:fill="F5F1FB"/>
-      </w:pPr>
-      <w:r>
-        <w:rPr>
-          <w:b w:val="0"/>
-        </w:rPr>
-        <w:t>You fix the tie bug using the final tie case. What should the next evaluation report say?</w:t>
-      </w:r>
-    </w:p>
-    <w:p>
-      <w:pPr>
-        <w:pStyle w:val="Heading3"/>
-      </w:pPr>
-      <w:r>
-        <w:t>Teacher reasoning · W5</w:t>
-      </w:r>
-    </w:p>
-    <w:p>
-      <w:pPr>
-        <w:spacing w:line="336" w:lineRule="auto" w:after="180"/>
-        <w:shd w:fill="F1F6FC"/>
-      </w:pPr>
-      <w:r>
-        <w:rPr>
-          <w:b w:val="0"/>
-        </w:rPr>
-        <w:t>The old case is now a regression/development case. Document the fix and use fresh reserved cases for a new independent final check.</w:t>
-      </w:r>
-    </w:p>
-    <w:p>
-      <w:pPr>
-        <w:pStyle w:val="Heading3"/>
-      </w:pPr>
-      <w:r>
-        <w:t>Assess independent transfer</w:t>
-      </w:r>
-    </w:p>
-    <w:p>
-      <w:pPr>
-        <w:pStyle w:val="Heading3"/>
-      </w:pPr>
-      <w:r>
-        <w:t>Independent question · withhold the key</w:t>
-      </w:r>
-    </w:p>
-    <w:p>
-      <w:pPr>
-        <w:spacing w:line="336" w:lineRule="auto" w:after="180"/>
-        <w:shd w:fill="F5F1FB"/>
-      </w:pPr>
-      <w:r>
-        <w:rPr>
-          <w:b w:val="0"/>
-        </w:rPr>
-        <w:t>Selected case: Given ordinary 3/3, boundary 1/2, invalid 2/2 and tie 0/1, compute overall results and prioritize issues.</w:t>
-      </w:r>
-    </w:p>
-    <w:p>
-      <w:pPr>
-        <w:pStyle w:val="Heading3"/>
-      </w:pPr>
-      <w:r>
-        <w:t>Selected case answer</w:t>
-      </w:r>
-    </w:p>
-    <w:p>
-      <w:pPr>
-        <w:pStyle w:val="Heading3"/>
-      </w:pPr>
-      <w:r>
-        <w:t>Teacher key · Selected case answer</w:t>
-      </w:r>
-    </w:p>
-    <w:p>
-      <w:pPr>
-        <w:spacing w:line="336" w:lineRule="auto" w:after="180"/>
-        <w:shd w:fill="F1F6FC"/>
-      </w:pPr>
-      <w:r>
-        <w:rPr>
-          <w:b w:val="0"/>
-        </w:rPr>
-        <w:t>6/8 pass, 2 fail; boundary has one failure and ties fail the only case. Report both and avoid treating 75 percent as production accuracy.</w:t>
-      </w:r>
-    </w:p>
-    <w:tbl>
-      <w:tblPr>
-        <w:tblStyle w:val="LightShading-Accent1"/>
-        <w:tblW w:type="auto" w:w="0"/>
-        <w:tblLook w:firstColumn="1" w:firstRow="1" w:lastColumn="0" w:lastRow="0" w:noHBand="0" w:noVBand="1" w:val="04A0"/>
-      </w:tblPr>
-      <w:tblGrid>
-        <w:gridCol w:w="5112"/>
-        <w:gridCol w:w="5112"/>
-      </w:tblGrid>
-      <w:tr>
-        <w:trPr>
-          <w:tblHeader/>
-        </w:trPr>
-        <w:tc>
-          <w:tcPr>
-            <w:tcW w:type="dxa" w:w="5112"/>
-          </w:tcPr>
-          <w:p>
-            <w:r>
-              <w:t>Dimension</w:t>
-            </w:r>
-          </w:p>
-        </w:tc>
-        <w:tc>
-          <w:tcPr>
-            <w:tcW w:type="dxa" w:w="5112"/>
-          </w:tcPr>
-          <w:p>
-            <w:r>
-              <w:t>Evidence required</w:t>
-            </w:r>
-          </w:p>
-        </w:tc>
-      </w:tr>
-      <w:tr>
-        <w:tc>
-          <w:tcPr>
-            <w:tcW w:type="dxa" w:w="5112"/>
-          </w:tcPr>
-          <w:p>
-            <w:r>
-              <w:t>Explanation</w:t>
-            </w:r>
-          </w:p>
-        </w:tc>
-        <w:tc>
-          <w:tcPr>
-            <w:tcW w:type="dxa" w:w="5112"/>
-          </w:tcPr>
-          <w:p>
-            <w:r>
-              <w:t>Names the applicable idea or procedure and ties it to the supplied facts.</w:t>
-            </w:r>
-          </w:p>
-        </w:tc>
-      </w:tr>
-      <w:tr>
-        <w:tc>
-          <w:tcPr>
-            <w:tcW w:type="dxa" w:w="5112"/>
-          </w:tcPr>
-          <w:p>
-            <w:r>
-              <w:t>Trace and result</w:t>
-            </w:r>
-          </w:p>
-        </w:tc>
-        <w:tc>
-          <w:tcPr>
-            <w:tcW w:type="dxa" w:w="5112"/>
-          </w:tcPr>
-          <w:p>
-            <w:r>
-              <w:t>Preserves the given inputs and shows the relevant intermediate steps; distinguishes a prediction from an observed execution.</w:t>
-            </w:r>
-          </w:p>
-        </w:tc>
-      </w:tr>
-      <w:tr>
-        <w:tc>
-          <w:tcPr>
-            <w:tcW w:type="dxa" w:w="5112"/>
-          </w:tcPr>
-          <w:p>
-            <w:r>
-              <w:t>Limits</w:t>
-            </w:r>
-          </w:p>
-        </w:tc>
-        <w:tc>
-          <w:tcPr>
-            <w:tcW w:type="dxa" w:w="5112"/>
-          </w:tcPr>
-          <w:p>
-            <w:r>
-              <w:t>States the assumptions, missing evidence or conditions under which the result would change.</w:t>
-            </w:r>
-          </w:p>
-        </w:tc>
-      </w:tr>
-    </w:tbl>
-    <w:p>
-      <w:pPr>
-        <w:pStyle w:val="Heading3"/>
-      </w:pPr>
-      <w:r>
-        <w:t>Teacher key · Selected case answer</w:t>
-      </w:r>
-    </w:p>
-    <w:p>
-      <w:pPr>
-        <w:spacing w:line="336" w:lineRule="auto" w:after="180"/>
-        <w:shd w:fill="F1F6FC"/>
-      </w:pPr>
-      <w:r>
-        <w:rPr>
-          <w:b w:val="0"/>
-        </w:rPr>
-        <w:t>Record each dimension as not yet, with support, or independent. Accept a valid alternative procedure with a defensible trace.</w:t>
-      </w:r>
-    </w:p>
-    <w:p>
-      <w:pPr>
-        <w:spacing w:line="336" w:lineRule="auto" w:after="180"/>
-        <w:shd w:fill="F1F6FC"/>
-      </w:pPr>
-      <w:r>
-        <w:rPr>
-          <w:b w:val="0"/>
-        </w:rPr>
-        <w:t xml:space="preserve">Do not penalise an honestly recorded model failure if the learner correctly explains its </w:t>
-      </w:r>
-      <w:r>
-        <w:rPr>
-          <w:b/>
-        </w:rPr>
-        <w:t>evidence</w:t>
-      </w:r>
-      <w:r>
-        <w:rPr>
-          <w:b w:val="0"/>
-        </w:rPr>
-        <w:t xml:space="preserve"> and limits.</w:t>
-      </w:r>
-    </w:p>
-    <w:p>
-      <w:pPr>
-        <w:pStyle w:val="Heading3"/>
-      </w:pPr>
-      <w:r>
-        <w:t>Feedback that the learner uses</w:t>
-      </w:r>
-    </w:p>
-    <w:p>
-      <w:pPr>
-        <w:spacing w:line="336" w:lineRule="auto" w:after="180"/>
-      </w:pPr>
-      <w:r>
-        <w:rPr>
-          <w:b w:val="0"/>
-        </w:rPr>
-        <w:t>Name the earliest unsupported step and give one action to repair it. Have the learner make that repair now and explain why. Then assess the relevant skill on a fresh, fully specified case.</w:t>
-      </w:r>
-    </w:p>
-    <w:p>
-      <w:pPr>
-        <w:spacing w:line="336" w:lineRule="auto" w:after="180"/>
-      </w:pPr>
-      <w:r>
-        <w:rPr>
-          <w:b w:val="0"/>
-        </w:rPr>
-        <w:t>Confirm it was not previously practised with feedback; solve and check the new case before assigning it. A follow-up design prompt is a starting brief, not automatically an equivalent test.</w:t>
-      </w:r>
-    </w:p>
-    <w:p>
-      <w:pPr>
-        <w:pStyle w:val="Heading1"/>
-      </w:pPr>
-      <w:r>
-        <w:t>06. Connect and extend learning</w:t>
-      </w:r>
-    </w:p>
-    <w:p>
-      <w:r>
-        <w:t>Connect Test Diverse Users to Transparent Book Recommender, adapt support and plan a later changed-case check.</w:t>
-      </w:r>
-    </w:p>
-    <w:p>
-      <w:pPr>
-        <w:pStyle w:val="Heading3"/>
-      </w:pPr>
-      <w:r>
-        <w:t>Transparent Book Recommender</w:t>
-      </w:r>
-    </w:p>
-    <w:p>
-      <w:pPr>
-        <w:spacing w:line="336" w:lineRule="auto" w:after="180"/>
-      </w:pPr>
-      <w:r>
-        <w:rPr>
-          <w:b w:val="0"/>
-        </w:rPr>
-        <w:t>Use the same test record across ordinary, boundary, missing-data, and access-needs cases.</w:t>
-      </w:r>
-    </w:p>
-    <w:p>
-      <w:pPr>
-        <w:spacing w:line="336" w:lineRule="auto" w:after="180"/>
-      </w:pPr>
-      <w:r>
-        <w:rPr>
-          <w:b w:val="0"/>
-        </w:rPr>
-        <w:t xml:space="preserve">Keep the decision, </w:t>
-      </w:r>
-      <w:r>
-        <w:rPr>
-          <w:b/>
-        </w:rPr>
-        <w:t>input</w:t>
-      </w:r>
-      <w:r>
-        <w:rPr>
-          <w:b w:val="0"/>
-        </w:rPr>
-        <w:t xml:space="preserve">, result, explanation and remaining limitation in the project </w:t>
-      </w:r>
-      <w:r>
-        <w:rPr>
-          <w:b/>
-        </w:rPr>
-        <w:t>evidence</w:t>
-      </w:r>
-      <w:r>
-        <w:rPr>
-          <w:b w:val="0"/>
-        </w:rPr>
-        <w:t xml:space="preserve"> record. Retrieve this record next week rather than restarting the project.</w:t>
-      </w:r>
-    </w:p>
-    <w:p>
-      <w:pPr>
-        <w:pStyle w:val="Heading3"/>
-      </w:pPr>
-      <w:r>
-        <w:t>Support and stretch</w:t>
-      </w:r>
-    </w:p>
-    <w:p>
-      <w:pPr>
-        <w:spacing w:line="336" w:lineRule="auto" w:after="180"/>
-      </w:pPr>
-      <w:r>
-        <w:rPr>
-          <w:b w:val="0"/>
-        </w:rPr>
-        <w:t>Trace one record or condition at a time with counters and labelled columns. Stretch: introduce a tie, boundary or missing field and declare its handling policy before rerunning.</w:t>
-      </w:r>
-    </w:p>
-    <w:p>
-      <w:pPr>
-        <w:pStyle w:val="Heading3"/>
-      </w:pPr>
-      <w:r>
-        <w:t>Exit reflection</w:t>
-      </w:r>
-    </w:p>
-    <w:p>
-      <w:pPr>
-        <w:spacing w:line="336" w:lineRule="auto" w:after="180"/>
-      </w:pPr>
-      <w:r>
-        <w:rPr>
-          <w:b w:val="0"/>
-        </w:rPr>
-        <w:t xml:space="preserve">Ask for one decision the learner can now justify and one situation requiring more </w:t>
-      </w:r>
-      <w:r>
-        <w:rPr>
-          <w:b/>
-        </w:rPr>
-        <w:t>evidence</w:t>
-      </w:r>
-      <w:r>
-        <w:rPr>
-          <w:b w:val="0"/>
-        </w:rPr>
-        <w:t xml:space="preserve"> or human review. Confidence ratings are separate from correct independent performance.</w:t>
-      </w:r>
-    </w:p>
-    <w:p>
-      <w:pPr>
-        <w:pStyle w:val="Heading3"/>
-      </w:pPr>
-      <w:r>
-        <w:t>Bridge to the next week</w:t>
-      </w:r>
-    </w:p>
-    <w:p>
-      <w:pPr>
-        <w:spacing w:line="336" w:lineRule="auto" w:after="180"/>
-      </w:pPr>
-      <w:r>
-        <w:rPr>
-          <w:b w:val="0"/>
-        </w:rPr>
-        <w:t xml:space="preserve">Next: Week 35: Improve and Challenge. Retrieve today’s </w:t>
-      </w:r>
-      <w:r>
-        <w:rPr>
-          <w:b/>
-        </w:rPr>
-        <w:t>evidence</w:t>
-      </w:r>
-      <w:r>
-        <w:rPr>
-          <w:b w:val="0"/>
-        </w:rPr>
-        <w:t xml:space="preserve"> and identify what carries forward and what is new.</w:t>
-      </w:r>
-    </w:p>
-    <w:p>
-      <w:pPr>
-        <w:pStyle w:val="Heading3"/>
-      </w:pPr>
-      <w:r>
-        <w:t>Support and fresh reassessment</w:t>
-      </w:r>
-    </w:p>
-    <w:p>
-      <w:pPr>
-        <w:spacing w:line="336" w:lineRule="auto" w:after="180"/>
-      </w:pPr>
-      <w:r>
-        <w:rPr>
-          <w:b w:val="0"/>
-        </w:rPr>
-        <w:t xml:space="preserve">Use a category-by-case grid. Extension: add a new case that tests a different failure </w:t>
-      </w:r>
-      <w:r>
-        <w:rPr>
-          <w:b/>
-        </w:rPr>
-        <w:t>mechanism</w:t>
-      </w:r>
-      <w:r>
-        <w:rPr>
-          <w:b w:val="0"/>
-        </w:rPr>
-        <w:t xml:space="preserve"> rather than duplicating a passing case.</w:t>
-      </w:r>
-    </w:p>
-    <w:p>
-      <w:pPr>
-        <w:spacing w:line="336" w:lineRule="auto" w:after="180"/>
-      </w:pPr>
-      <w:r>
-        <w:rPr>
-          <w:b w:val="0"/>
-        </w:rPr>
-        <w:t xml:space="preserve">Independent W4 </w:t>
-      </w:r>
-      <w:r>
-        <w:rPr>
-          <w:b/>
-        </w:rPr>
-        <w:t>evidence</w:t>
-      </w:r>
-      <w:r>
-        <w:rPr>
-          <w:b w:val="0"/>
-        </w:rPr>
-        <w:t>: 6/8 pass, 2 fail; boundary has one failure and ties fail the only case. Report both and avoid treating 75 percent as production accuracy.</w:t>
-      </w:r>
-    </w:p>
-    <w:p>
-      <w:pPr>
-        <w:spacing w:line="336" w:lineRule="auto" w:after="180"/>
-      </w:pPr>
-      <w:r>
-        <w:rPr>
-          <w:b w:val="0"/>
-        </w:rPr>
         <w:t>Record whether the learner needed no help, a hint or explanation. Fresh retry: ordinary 2/2, empty 0/1, boundary 2/2 gives 4/5 overall; the empty case still fails. Require the failure record and a fresh-case plan.</w:t>
       </w:r>
     </w:p>
     <w:p>
       <w:pPr>
-        <w:spacing w:line="336" w:lineRule="auto" w:after="180"/>
-      </w:pPr>
-      <w:r>
-        <w:rPr>
-          <w:b w:val="0"/>
-        </w:rPr>
-        <w:t xml:space="preserve">Next week: Improving without hiding failures. Reuse this week's explicit contracts and </w:t>
-      </w:r>
-      <w:r>
-        <w:rPr>
-          <w:b/>
-        </w:rPr>
-        <w:t>evidence</w:t>
-      </w:r>
-      <w:r>
-        <w:rPr>
-          <w:b w:val="0"/>
-        </w:rPr>
-        <w:t>.</w:t>
-      </w:r>
-    </w:p>
-    <w:p>
-      <w:pPr>
-        <w:pStyle w:val="Heading3"/>
-      </w:pPr>
-      <w:r>
-        <w:t>Plan the delayed return</w:t>
+        <w:pStyle w:val="Heading2"/>
+      </w:pPr>
+      <w:r>
+        <w:t>Plan the delayed check</w:t>
       </w:r>
     </w:p>
     <w:p>
@@ -4812,60 +4710,188 @@
     </w:p>
     <w:p>
       <w:pPr>
+        <w:pStyle w:val="Heading2"/>
+      </w:pPr>
+      <w:r>
+        <w:t>Bridge to next week</w:t>
+      </w:r>
+    </w:p>
+    <w:p>
+      <w:pPr>
+        <w:spacing w:line="336" w:lineRule="auto" w:after="180"/>
+      </w:pPr>
+      <w:r>
+        <w:rPr>
+          <w:b w:val="0"/>
+        </w:rPr>
+        <w:t xml:space="preserve">Ask for one decision the learner can now justify and one situation requiring more </w:t>
+      </w:r>
+      <w:r>
+        <w:rPr>
+          <w:b/>
+        </w:rPr>
+        <w:t>evidence</w:t>
+      </w:r>
+      <w:r>
+        <w:rPr>
+          <w:b w:val="0"/>
+        </w:rPr>
+        <w:t xml:space="preserve"> or human review. Confidence ratings are separate from correct independent performance.</w:t>
+      </w:r>
+    </w:p>
+    <w:p>
+      <w:pPr>
+        <w:spacing w:line="336" w:lineRule="auto" w:after="180"/>
+      </w:pPr>
+      <w:r>
+        <w:rPr>
+          <w:b w:val="0"/>
+        </w:rPr>
+        <w:t xml:space="preserve">Next: Week 35: Improve and Challenge. Retrieve today’s </w:t>
+      </w:r>
+      <w:r>
+        <w:rPr>
+          <w:b/>
+        </w:rPr>
+        <w:t>evidence</w:t>
+      </w:r>
+      <w:r>
+        <w:rPr>
+          <w:b w:val="0"/>
+        </w:rPr>
+        <w:t xml:space="preserve"> and identify what carries forward and what is new.</w:t>
+      </w:r>
+    </w:p>
+    <w:p>
+      <w:pPr>
+        <w:spacing w:line="336" w:lineRule="auto" w:after="180"/>
+      </w:pPr>
+      <w:r>
+        <w:rPr>
+          <w:b w:val="0"/>
+        </w:rPr>
+        <w:t xml:space="preserve">Next is Week35: Improve and Challenge. Preserve the failed cases, version and </w:t>
+      </w:r>
+      <w:r>
+        <w:rPr>
+          <w:b/>
+        </w:rPr>
+        <w:t>evidence</w:t>
+      </w:r>
+      <w:r>
+        <w:rPr>
+          <w:b w:val="0"/>
+        </w:rPr>
+        <w:t xml:space="preserve"> limits when comparing a repair with the baseline.</w:t>
+      </w:r>
+    </w:p>
+    <w:p>
+      <w:pPr>
+        <w:pStyle w:val="Heading2"/>
+      </w:pPr>
+      <w:r>
+        <w:t>Earlier wording, alternatives and picture transcripts · reference / check after trying</w:t>
+      </w:r>
+    </w:p>
+    <w:p>
+      <w:pPr>
+        <w:spacing w:line="336" w:lineRule="auto" w:after="180"/>
+      </w:pPr>
+      <w:r>
+        <w:rPr>
+          <w:b w:val="0"/>
+        </w:rPr>
+        <w:t>Connect and extend learning</w:t>
+      </w:r>
+    </w:p>
+    <w:p>
+      <w:pPr>
         <w:pStyle w:val="Heading3"/>
       </w:pPr>
       <w:r>
+        <w:t>Transparent Book Recommender</w:t>
+      </w:r>
+    </w:p>
+    <w:p>
+      <w:pPr>
+        <w:pStyle w:val="Heading3"/>
+      </w:pPr>
+      <w:r>
+        <w:t>Support and stretch</w:t>
+      </w:r>
+    </w:p>
+    <w:p>
+      <w:pPr>
+        <w:pStyle w:val="Heading3"/>
+      </w:pPr>
+      <w:r>
+        <w:t>Exit reflection</w:t>
+      </w:r>
+    </w:p>
+    <w:p>
+      <w:pPr>
+        <w:pStyle w:val="Heading3"/>
+      </w:pPr>
+      <w:r>
+        <w:t>Bridge to the next week</w:t>
+      </w:r>
+    </w:p>
+    <w:p>
+      <w:pPr>
+        <w:pStyle w:val="Heading3"/>
+      </w:pPr>
+      <w:r>
+        <w:t>Support and fresh reassessment</w:t>
+      </w:r>
+    </w:p>
+    <w:p>
+      <w:pPr>
+        <w:pStyle w:val="Heading3"/>
+      </w:pPr>
+      <w:r>
+        <w:t>Plan the delayed return</w:t>
+      </w:r>
+    </w:p>
+    <w:p>
+      <w:pPr>
+        <w:pStyle w:val="Heading3"/>
+      </w:pPr>
+      <w:r>
         <w:t>Project evidence from this case</w:t>
       </w:r>
     </w:p>
     <w:p>
       <w:pPr>
+        <w:pStyle w:val="Heading1"/>
+      </w:pPr>
+      <w:r>
+        <w:t>Reference bank and extra practice</w:t>
+      </w:r>
+    </w:p>
+    <w:p>
+      <w:pPr>
+        <w:pStyle w:val="Heading1"/>
+      </w:pPr>
+      <w:r>
+        <w:t>07. Reference: alternative planning checklist</w:t>
+      </w:r>
+    </w:p>
+    <w:p>
+      <w:r>
+        <w:t>Use as a reminder alongside the main route rather than teaching the cycle twice.</w:t>
+      </w:r>
+    </w:p>
+    <w:p>
+      <w:pPr>
+        <w:pStyle w:val="Heading2"/>
+      </w:pPr>
+      <w:r>
+        <w:t>Preparation and schedule</w:t>
+      </w:r>
+    </w:p>
+    <w:p>
+      <w:pPr>
         <w:spacing w:line="336" w:lineRule="auto" w:after="180"/>
-      </w:pPr>
-      <w:r>
-        <w:rPr>
-          <w:b w:val="0"/>
-        </w:rPr>
-        <w:t xml:space="preserve">Build a recommender evaluation matrix with routine, boundary, missing, invalid and tie cases, then add separately planned user-condition </w:t>
-      </w:r>
-      <w:r>
-        <w:rPr>
-          <w:b/>
-        </w:rPr>
-        <w:t>coverage</w:t>
-      </w:r>
-      <w:r>
-        <w:rPr>
-          <w:b w:val="0"/>
-        </w:rPr>
-        <w:t>.</w:t>
-      </w:r>
-    </w:p>
-    <w:p>
-      <w:pPr>
-        <w:pStyle w:val="Heading1"/>
-      </w:pPr>
-      <w:r>
-        <w:t>07. Prepare, teach and assess</w:t>
-      </w:r>
-    </w:p>
-    <w:p>
-      <w:r>
-        <w:t>Use this preparation summary alongside the detailed Test Diverse Users lesson; it is a checklist rather than a replacement for the full sequence.</w:t>
-      </w:r>
-    </w:p>
-    <w:p>
-      <w:pPr>
-        <w:pStyle w:val="Heading3"/>
-      </w:pPr>
-      <w:r>
-        <w:t>Teaching target</w:t>
-      </w:r>
-    </w:p>
-    <w:p>
-      <w:pPr>
-        <w:spacing w:line="336" w:lineRule="auto" w:after="180"/>
-        <w:shd w:fill="EDF7F3"/>
       </w:pPr>
       <w:r>
         <w:rPr>
@@ -5042,6 +5068,14 @@
     </w:tbl>
     <w:p>
       <w:pPr>
+        <w:pStyle w:val="Heading2"/>
+      </w:pPr>
+      <w:r>
+        <w:t>Practice and assessment reminders</w:t>
+      </w:r>
+    </w:p>
+    <w:p>
+      <w:pPr>
         <w:spacing w:line="336" w:lineRule="auto" w:after="180"/>
       </w:pPr>
       <w:r>
@@ -5053,16 +5087,7 @@
     </w:p>
     <w:p>
       <w:pPr>
-        <w:pStyle w:val="Heading3"/>
-      </w:pPr>
-      <w:r>
-        <w:t>Supported practice answer</w:t>
-      </w:r>
-    </w:p>
-    <w:p>
-      <w:pPr>
         <w:spacing w:line="336" w:lineRule="auto" w:after="180"/>
-        <w:shd w:fill="F1F6FC"/>
       </w:pPr>
       <w:r>
         <w:rPr>
@@ -5107,16 +5132,7 @@
     </w:p>
     <w:p>
       <w:pPr>
-        <w:pStyle w:val="Heading3"/>
-      </w:pPr>
-      <w:r>
-        <w:t>Repair the misconception</w:t>
-      </w:r>
-    </w:p>
-    <w:p>
-      <w:pPr>
         <w:spacing w:line="336" w:lineRule="auto" w:after="180"/>
-        <w:shd w:fill="FFF5E6"/>
       </w:pPr>
       <w:r>
         <w:rPr>
@@ -5127,16 +5143,7 @@
     </w:p>
     <w:p>
       <w:pPr>
-        <w:pStyle w:val="Heading3"/>
-      </w:pPr>
-      <w:r>
-        <w:t>Support without giving away the answer</w:t>
-      </w:r>
-    </w:p>
-    <w:p>
-      <w:pPr>
         <w:spacing w:line="336" w:lineRule="auto" w:after="180"/>
-        <w:shd w:fill="F1F6F8"/>
       </w:pPr>
       <w:r>
         <w:rPr>
@@ -5159,16 +5166,7 @@
     </w:p>
     <w:p>
       <w:pPr>
-        <w:pStyle w:val="Heading3"/>
-      </w:pPr>
-      <w:r>
-        <w:t>Extend the reasoning</w:t>
-      </w:r>
-    </w:p>
-    <w:p>
-      <w:pPr>
         <w:spacing w:line="336" w:lineRule="auto" w:after="180"/>
-        <w:shd w:fill="F5F1FB"/>
       </w:pPr>
       <w:r>
         <w:rPr>
@@ -5192,7 +5190,6 @@
     <w:p>
       <w:pPr>
         <w:spacing w:line="336" w:lineRule="auto" w:after="180"/>
-        <w:shd w:fill="F5F1FB"/>
       </w:pPr>
       <w:r>
         <w:rPr>
@@ -5203,16 +5200,7 @@
     </w:p>
     <w:p>
       <w:pPr>
-        <w:pStyle w:val="Heading3"/>
-      </w:pPr>
-      <w:r>
-        <w:t>Protect the independent attempt</w:t>
-      </w:r>
-    </w:p>
-    <w:p>
-      <w:pPr>
         <w:spacing w:line="336" w:lineRule="auto" w:after="180"/>
-        <w:shd w:fill="FFF5E6"/>
       </w:pPr>
       <w:r>
         <w:rPr>
@@ -5407,16 +5395,7 @@
     </w:tbl>
     <w:p>
       <w:pPr>
-        <w:pStyle w:val="Heading3"/>
-      </w:pPr>
-      <w:r>
-        <w:t>Project checkpoint</w:t>
-      </w:r>
-    </w:p>
-    <w:p>
-      <w:pPr>
         <w:spacing w:line="336" w:lineRule="auto" w:after="180"/>
-        <w:shd w:fill="EDF7F3"/>
       </w:pPr>
       <w:r>
         <w:rPr>
@@ -5465,12 +5444,20 @@
         <w:pStyle w:val="Heading1"/>
       </w:pPr>
       <w:r>
-        <w:t>08. Use feedback, labs and repair paths</w:t>
-      </w:r>
-    </w:p>
-    <w:p>
-      <w:r>
-        <w:t>Use feedback, earlier review and portfolios purposefully. Apply the coding routine only when this lesson has an executable lab.</w:t>
+        <w:t>08. Reference: feedback and records</w:t>
+      </w:r>
+    </w:p>
+    <w:p>
+      <w:r>
+        <w:t>Use digital tools where they help retain an explanation and its evidence.</w:t>
+      </w:r>
+    </w:p>
+    <w:p>
+      <w:pPr>
+        <w:pStyle w:val="Heading2"/>
+      </w:pPr>
+      <w:r>
+        <w:t>Keep practice and independent evidence separate</w:t>
       </w:r>
     </w:p>
     <w:p>
@@ -5509,12 +5496,62 @@
     </w:p>
     <w:p>
       <w:pPr>
+        <w:pStyle w:val="Heading2"/>
+      </w:pPr>
+      <w:r>
+        <w:t>Repair and portfolio records</w:t>
+      </w:r>
+    </w:p>
+    <w:p>
+      <w:pPr>
         <w:spacing w:line="336" w:lineRule="auto" w:after="180"/>
       </w:pPr>
       <w:r>
         <w:rPr>
           <w:b w:val="0"/>
         </w:rPr>
+        <w:t>Use the earlier worked-explanation links to address a specific missing building block, then return to the current question. Adapt this suggestion after observing the learner; it is not an automatic diagnosis.</w:t>
+      </w:r>
+    </w:p>
+    <w:p>
+      <w:pPr>
+        <w:spacing w:line="336" w:lineRule="auto" w:after="180"/>
+      </w:pPr>
+      <w:r>
+        <w:rPr>
+          <w:b w:val="0"/>
+        </w:rPr>
+        <w:t xml:space="preserve">Collect the completed-work portfolio as </w:t>
+      </w:r>
+      <w:r>
+        <w:rPr>
+          <w:b/>
+        </w:rPr>
+        <w:t>evidence</w:t>
+      </w:r>
+      <w:r>
+        <w:rPr>
+          <w:b w:val="0"/>
+        </w:rPr>
+        <w:t>. Record support separately from correctness, and assess explanation, trace/test and limitations. Progress ticks and quiz selections alone do not establish mastery.</w:t>
+      </w:r>
+    </w:p>
+    <w:p>
+      <w:pPr>
+        <w:pStyle w:val="Heading2"/>
+      </w:pPr>
+      <w:r>
+        <w:t>Earlier wording, alternatives and picture transcripts · reference / check after trying</w:t>
+      </w:r>
+    </w:p>
+    <w:p>
+      <w:pPr>
+        <w:spacing w:line="336" w:lineRule="auto" w:after="180"/>
+      </w:pPr>
+      <w:r>
+        <w:rPr>
+          <w:b w:val="0"/>
+        </w:rPr>
         <w:t xml:space="preserve">Ask students to predict before running code. Preserve errors and actual </w:t>
       </w:r>
       <w:r>
@@ -5532,77 +5569,20 @@
     </w:p>
     <w:p>
       <w:pPr>
-        <w:spacing w:line="336" w:lineRule="auto" w:after="180"/>
-      </w:pPr>
-      <w:r>
-        <w:rPr>
-          <w:b w:val="0"/>
-        </w:rPr>
-        <w:t>Use the earlier worked-explanation links to address a specific missing building block, then return to the current question. Adapt this suggestion after observing the learner; it is not an automatic diagnosis.</w:t>
-      </w:r>
-    </w:p>
-    <w:p>
-      <w:pPr>
-        <w:spacing w:line="336" w:lineRule="auto" w:after="180"/>
-      </w:pPr>
-      <w:r>
-        <w:rPr>
-          <w:b w:val="0"/>
-        </w:rPr>
-        <w:t xml:space="preserve">Collect the completed-work portfolio as </w:t>
-      </w:r>
-      <w:r>
-        <w:rPr>
-          <w:b/>
-        </w:rPr>
-        <w:t>evidence</w:t>
-      </w:r>
-      <w:r>
-        <w:rPr>
-          <w:b w:val="0"/>
-        </w:rPr>
-        <w:t>. Record support separately from correctness, and assess explanation, trace/test and limitations. Progress ticks and quiz selections alone do not establish mastery.</w:t>
-      </w:r>
-    </w:p>
-    <w:p>
-      <w:pPr>
         <w:pStyle w:val="Heading1"/>
       </w:pPr>
       <w:r>
-        <w:t>09. Visual concept journey</w:t>
-      </w:r>
-    </w:p>
-    <w:p>
-      <w:r>
-        <w:t>Show one Test Diverse Users graphic at a time, request a prediction and discuss its trace before the independent assessment.</w:t>
-      </w:r>
-    </w:p>
-    <w:p>
-      <w:pPr>
-        <w:spacing w:line="336" w:lineRule="auto" w:after="180"/>
-      </w:pPr>
-      <w:r>
-        <w:rPr>
-          <w:b w:val="0"/>
-        </w:rPr>
-        <w:t xml:space="preserve">Use one picture at a time. Hide a worked result before asking for a </w:t>
-      </w:r>
-      <w:r>
-        <w:rPr>
-          <w:b/>
-        </w:rPr>
-        <w:t>prediction</w:t>
-      </w:r>
-      <w:r>
-        <w:rPr>
-          <w:b w:val="0"/>
-        </w:rPr>
-        <w:t>, then reveal it for feedback. These are supported teaching cases; retain the separate independent assessment for a fresh first attempt.</w:t>
-      </w:r>
-    </w:p>
-    <w:p>
-      <w:pPr>
-        <w:pStyle w:val="Heading3"/>
+        <w:t>09. Reference: teach with the six pictures</w:t>
+      </w:r>
+    </w:p>
+    <w:p>
+      <w:r>
+        <w:t>Choose the picture for the teaching move and connect it to the explanation.</w:t>
+      </w:r>
+    </w:p>
+    <w:p>
+      <w:pPr>
+        <w:pStyle w:val="Heading2"/>
       </w:pPr>
       <w:r>
         <w:t>01. Test Diverse Users: the case</w:t>
@@ -5613,7 +5593,7 @@
         <w:drawing>
           <wp:inline xmlns:a="http://schemas.openxmlformats.org/drawingml/2006/main" xmlns:pic="http://schemas.openxmlformats.org/drawingml/2006/picture">
             <wp:extent cx="5486400" cy="2840736"/>
-            <wp:docPr id="3" name="Picture 3" descr="A fictional recommender is tested on distinct ordinary, equality, invalid-input and tie cases. Supplied facts: Recorded full passes: ordinary 4/4; equality 1/3; invalid 2/3; ties 1/2. Categories are disjoint and every case was run on the same frozen version with the same contract."/>
+            <wp:docPr id="4" name="Picture 4" descr="A fictional recommender is tested on distinct ordinary, equality, invalid-input and tie cases. Supplied facts: Recorded full passes: ordinary 4/4; equality 1/3; invalid 2/3; ties 1/2. Categories are disjoint and every case was run on the same frozen version with the same contract."/>
             <wp:cNvGraphicFramePr>
               <a:graphicFrameLocks noChangeAspect="1"/>
             </wp:cNvGraphicFramePr>
@@ -5625,7 +5605,7 @@
                     <pic:cNvPicPr/>
                   </pic:nvPicPr>
                   <pic:blipFill>
-                    <a:blip r:embed="rId11"/>
+                    <a:blip r:embed="rId12"/>
                     <a:stretch>
                       <a:fillRect/>
                     </a:stretch>
@@ -5681,7 +5661,6 @@
     <w:p>
       <w:pPr>
         <w:spacing w:line="336" w:lineRule="auto" w:after="180"/>
-        <w:shd w:fill="F5F1FB"/>
       </w:pPr>
       <w:r>
         <w:rPr>
@@ -5692,16 +5671,7 @@
     </w:p>
     <w:p>
       <w:pPr>
-        <w:pStyle w:val="Heading3"/>
-      </w:pPr>
-      <w:r>
-        <w:t>Discuss while showing the picture</w:t>
-      </w:r>
-    </w:p>
-    <w:p>
-      <w:pPr>
         <w:spacing w:line="336" w:lineRule="auto" w:after="180"/>
-        <w:shd w:fill="F1F6F8"/>
       </w:pPr>
       <w:r>
         <w:rPr>
@@ -5712,7 +5682,7 @@
     </w:p>
     <w:p>
       <w:pPr>
-        <w:pStyle w:val="Heading3"/>
+        <w:pStyle w:val="Heading2"/>
       </w:pPr>
       <w:r>
         <w:t>02. Follow the deciding steps</w:t>
@@ -5723,7 +5693,7 @@
         <w:drawing>
           <wp:inline xmlns:a="http://schemas.openxmlformats.org/drawingml/2006/main" xmlns:pic="http://schemas.openxmlformats.org/drawingml/2006/picture">
             <wp:extent cx="5486400" cy="4160520"/>
-            <wp:docPr id="4" name="Picture 4" descr="Total count: Passes 4+1+2+1=8; cases 4+3+3+2=12. → Overall rate: 8/12≈66.7% full passes. → Find weak slices: Equality 1/3; invalid 2/3; ties 1/2; ordinary 4/4. → Prioritise repair: Inspect failed equality traces and any invalid-input safety consequence, not only the total."/>
+            <wp:docPr id="5" name="Picture 5" descr="Total count: Passes 4+1+2+1=8; cases 4+3+3+2=12. → Overall rate: 8/12≈66.7% full passes. → Find weak slices: Equality 1/3; invalid 2/3; ties 1/2; ordinary 4/4. → Prioritise repair: Inspect failed equality traces and any invalid-input safety consequence, not only the total."/>
             <wp:cNvGraphicFramePr>
               <a:graphicFrameLocks noChangeAspect="1"/>
             </wp:cNvGraphicFramePr>
@@ -5735,7 +5705,7 @@
                     <pic:cNvPicPr/>
                   </pic:nvPicPr>
                   <pic:blipFill>
-                    <a:blip r:embed="rId12"/>
+                    <a:blip r:embed="rId9"/>
                     <a:stretch>
                       <a:fillRect/>
                     </a:stretch>
@@ -5780,7 +5750,6 @@
     <w:p>
       <w:pPr>
         <w:spacing w:line="336" w:lineRule="auto" w:after="180"/>
-        <w:shd w:fill="F5F1FB"/>
       </w:pPr>
       <w:r>
         <w:rPr>
@@ -5803,16 +5772,7 @@
     </w:p>
     <w:p>
       <w:pPr>
-        <w:pStyle w:val="Heading3"/>
-      </w:pPr>
-      <w:r>
-        <w:t>Discuss while showing the picture</w:t>
-      </w:r>
-    </w:p>
-    <w:p>
-      <w:pPr>
         <w:spacing w:line="336" w:lineRule="auto" w:after="180"/>
-        <w:shd w:fill="F1F6F8"/>
       </w:pPr>
       <w:r>
         <w:rPr>
@@ -5835,7 +5795,7 @@
     </w:p>
     <w:p>
       <w:pPr>
-        <w:pStyle w:val="Heading3"/>
+        <w:pStyle w:val="Heading2"/>
       </w:pPr>
       <w:r>
         <w:t>03. Disjoint evaluation categories</w:t>
@@ -5846,7 +5806,7 @@
         <w:drawing>
           <wp:inline xmlns:a="http://schemas.openxmlformats.org/drawingml/2006/main" xmlns:pic="http://schemas.openxmlformats.org/drawingml/2006/picture">
             <wp:extent cx="5486400" cy="3938016"/>
-            <wp:docPr id="5" name="Picture 5" descr="Disjoint evaluation categories. Ordinary: Full passes = 4, Cases run = 4. Equality: Full passes = 1, Cases run = 3. Invalid: Full passes = 2, Cases run = 3. Ties: Full passes = 1, Cases run = 2."/>
+            <wp:docPr id="6" name="Picture 6" descr="Disjoint evaluation categories. Ordinary: Full passes = 4, Cases run = 4. Equality: Full passes = 1, Cases run = 3. Invalid: Full passes = 2, Cases run = 3. Ties: Full passes = 1, Cases run = 2."/>
             <wp:cNvGraphicFramePr>
               <a:graphicFrameLocks noChangeAspect="1"/>
             </wp:cNvGraphicFramePr>
@@ -5891,7 +5851,6 @@
     <w:p>
       <w:pPr>
         <w:spacing w:line="336" w:lineRule="auto" w:after="180"/>
-        <w:shd w:fill="F5F1FB"/>
       </w:pPr>
       <w:r>
         <w:rPr>
@@ -5902,16 +5861,7 @@
     </w:p>
     <w:p>
       <w:pPr>
-        <w:pStyle w:val="Heading3"/>
-      </w:pPr>
-      <w:r>
-        <w:t>Discuss while showing the picture</w:t>
-      </w:r>
-    </w:p>
-    <w:p>
-      <w:pPr>
         <w:spacing w:line="336" w:lineRule="auto" w:after="180"/>
-        <w:shd w:fill="F1F6F8"/>
       </w:pPr>
       <w:r>
         <w:rPr>
@@ -5923,7 +5873,6 @@
     <w:p>
       <w:pPr>
         <w:spacing w:line="336" w:lineRule="auto" w:after="180"/>
-        <w:shd w:fill="F1F6F8"/>
       </w:pPr>
       <w:r>
         <w:rPr>
@@ -5934,7 +5883,7 @@
     </w:p>
     <w:p>
       <w:pPr>
-        <w:pStyle w:val="Heading3"/>
+        <w:pStyle w:val="Heading2"/>
       </w:pPr>
       <w:r>
         <w:t>04. Change one thing. Trace what follows.</w:t>
@@ -5945,7 +5894,7 @@
         <w:drawing>
           <wp:inline xmlns:a="http://schemas.openxmlformats.org/drawingml/2006/main" xmlns:pic="http://schemas.openxmlformats.org/drawingml/2006/picture">
             <wp:extent cx="5486400" cy="3041904"/>
-            <wp:docPr id="6" name="Picture 6" descr="Original case: Inspect failed equality traces and any invalid-input safety consequence, not only the total. Changed condition: Someone reports only the ordinary slice. Expected result: The claim becomes 4/4 on ordinary cases, not 100% across all tests. Reason: Eight nonordinary cases and their failures have been omitted."/>
+            <wp:docPr id="7" name="Picture 7" descr="Original case: Inspect failed equality traces and any invalid-input safety consequence, not only the total. Changed condition: Someone reports only the ordinary slice. Expected result: The claim becomes 4/4 on ordinary cases, not 100% across all tests. Reason: Eight nonordinary cases and their failures have been omitted."/>
             <wp:cNvGraphicFramePr>
               <a:graphicFrameLocks noChangeAspect="1"/>
             </wp:cNvGraphicFramePr>
@@ -6013,7 +5962,6 @@
     <w:p>
       <w:pPr>
         <w:spacing w:line="336" w:lineRule="auto" w:after="180"/>
-        <w:shd w:fill="F5F1FB"/>
       </w:pPr>
       <w:r>
         <w:rPr>
@@ -6024,16 +5972,7 @@
     </w:p>
     <w:p>
       <w:pPr>
-        <w:pStyle w:val="Heading3"/>
-      </w:pPr>
-      <w:r>
-        <w:t>Discuss while showing the picture</w:t>
-      </w:r>
-    </w:p>
-    <w:p>
-      <w:pPr>
         <w:spacing w:line="336" w:lineRule="auto" w:after="180"/>
-        <w:shd w:fill="F1F6F8"/>
       </w:pPr>
       <w:r>
         <w:rPr>
@@ -6045,7 +5984,6 @@
     <w:p>
       <w:pPr>
         <w:spacing w:line="336" w:lineRule="auto" w:after="180"/>
-        <w:shd w:fill="F1F6F8"/>
       </w:pPr>
       <w:r>
         <w:rPr>
@@ -6056,7 +5994,7 @@
     </w:p>
     <w:p>
       <w:pPr>
-        <w:pStyle w:val="Heading3"/>
+        <w:pStyle w:val="Heading2"/>
       </w:pPr>
       <w:r>
         <w:t>05. Connect the explanation to its limit</w:t>
@@ -6067,7 +6005,7 @@
         <w:drawing>
           <wp:inline xmlns:a="http://schemas.openxmlformats.org/drawingml/2006/main" xmlns:pic="http://schemas.openxmlformats.org/drawingml/2006/picture">
             <wp:extent cx="5486400" cy="2941320"/>
-            <wp:docPr id="7" name="Picture 7" descr="Varied tests expose behavior an ordinary demonstration misses. The overall result combines disjoint cases once each; overlapping labels would require unique-case accounting. Prioritisation also depends on consequences: a malformed input that triggers an unauthorised action can be more serious than a harmless tie-order failure. Retain each failed case and its expected output. Limit: Twelve designed cases describe this test suite, not an unbiased estimate of future usage accuracy."/>
+            <wp:docPr id="8" name="Picture 8" descr="Varied tests expose behavior an ordinary demonstration misses. The overall result combines disjoint cases once each; overlapping labels would require unique-case accounting. Prioritisation also depends on consequences: a malformed input that triggers an unauthorised action can be more serious than a harmless tie-order failure. Retain each failed case and its expected output. Limit: Twelve designed cases describe this test suite, not an unbiased estimate of future usage accuracy."/>
             <wp:cNvGraphicFramePr>
               <a:graphicFrameLocks noChangeAspect="1"/>
             </wp:cNvGraphicFramePr>
@@ -6158,7 +6096,6 @@
     <w:p>
       <w:pPr>
         <w:spacing w:line="336" w:lineRule="auto" w:after="180"/>
-        <w:shd w:fill="F5F1FB"/>
       </w:pPr>
       <w:r>
         <w:rPr>
@@ -6169,16 +6106,7 @@
     </w:p>
     <w:p>
       <w:pPr>
-        <w:pStyle w:val="Heading3"/>
-      </w:pPr>
-      <w:r>
-        <w:t>Discuss while showing the picture</w:t>
-      </w:r>
-    </w:p>
-    <w:p>
-      <w:pPr>
         <w:spacing w:line="336" w:lineRule="auto" w:after="180"/>
-        <w:shd w:fill="F1F6F8"/>
       </w:pPr>
       <w:r>
         <w:rPr>
@@ -6190,7 +6118,6 @@
     <w:p>
       <w:pPr>
         <w:spacing w:line="336" w:lineRule="auto" w:after="180"/>
-        <w:shd w:fill="F1F6F8"/>
       </w:pPr>
       <w:r>
         <w:rPr>
@@ -6201,7 +6128,7 @@
     </w:p>
     <w:p>
       <w:pPr>
-        <w:pStyle w:val="Heading3"/>
+        <w:pStyle w:val="Heading2"/>
       </w:pPr>
       <w:r>
         <w:t>06. Make the idea visible in your project</w:t>
@@ -6212,7 +6139,7 @@
         <w:drawing>
           <wp:inline xmlns:a="http://schemas.openxmlformats.org/drawingml/2006/main" xmlns:pic="http://schemas.openxmlformats.org/drawingml/2006/picture">
             <wp:extent cx="5486400" cy="3380232"/>
-            <wp:docPr id="8" name="Picture 8" descr="Build a recommender evaluation matrix with routine, boundary, missing, invalid and tie cases, then add separately planned user-condition coverage. Draw your input, deciding step, result and limit. Supported question: Can these records establish performance for different user groups?"/>
+            <wp:docPr id="9" name="Picture 9" descr="Build a recommender evaluation matrix with routine, boundary, missing, invalid and tie cases, then add separately planned user-condition coverage. Draw your input, deciding step, result and limit. Supported question: Can these records establish performance for different user groups?"/>
             <wp:cNvGraphicFramePr>
               <a:graphicFrameLocks noChangeAspect="1"/>
             </wp:cNvGraphicFramePr>
@@ -6292,7 +6219,6 @@
     <w:p>
       <w:pPr>
         <w:spacing w:line="336" w:lineRule="auto" w:after="180"/>
-        <w:shd w:fill="F5F1FB"/>
       </w:pPr>
       <w:r>
         <w:rPr>
@@ -6315,58 +6241,127 @@
     </w:p>
     <w:p>
       <w:pPr>
+        <w:spacing w:line="336" w:lineRule="auto" w:after="180"/>
+      </w:pPr>
+      <w:r>
+        <w:rPr>
+          <w:b w:val="0"/>
+        </w:rPr>
+        <w:t xml:space="preserve">Teacher prompt: Draw your project trace and justify the deciding step using </w:t>
+      </w:r>
+      <w:r>
+        <w:rPr>
+          <w:b/>
+        </w:rPr>
+        <w:t>evidence</w:t>
+      </w:r>
+      <w:r>
+        <w:rPr>
+          <w:b w:val="0"/>
+        </w:rPr>
+        <w:t>. Ask learners to describe one label or arrow in ordinary words. Use the adjacent transcript if the image is difficult to see.</w:t>
+      </w:r>
+    </w:p>
+    <w:p>
+      <w:pPr>
+        <w:spacing w:line="336" w:lineRule="auto" w:after="180"/>
+      </w:pPr>
+      <w:r>
+        <w:rPr>
+          <w:b w:val="0"/>
+        </w:rPr>
+        <w:t xml:space="preserve">Supported practice key: No. They describe </w:t>
+      </w:r>
+      <w:r>
+        <w:rPr>
+          <w:b/>
+        </w:rPr>
+        <w:t>input</w:t>
+      </w:r>
+      <w:r>
+        <w:rPr>
+          <w:b w:val="0"/>
+        </w:rPr>
+        <w:t>-case types. No user-group membership or group-specific outcomes were supplied.</w:t>
+      </w:r>
+    </w:p>
+    <w:p>
+      <w:pPr>
+        <w:pStyle w:val="Heading2"/>
+      </w:pPr>
+      <w:r>
+        <w:t>Earlier wording, alternatives and picture transcripts · reference / check after trying</w:t>
+      </w:r>
+    </w:p>
+    <w:p>
+      <w:pPr>
+        <w:spacing w:line="336" w:lineRule="auto" w:after="180"/>
+      </w:pPr>
+      <w:r>
+        <w:rPr>
+          <w:b w:val="0"/>
+        </w:rPr>
+        <w:t xml:space="preserve">Use one picture at a time. Hide a worked result before asking for a </w:t>
+      </w:r>
+      <w:r>
+        <w:rPr>
+          <w:b/>
+        </w:rPr>
+        <w:t>prediction</w:t>
+      </w:r>
+      <w:r>
+        <w:rPr>
+          <w:b w:val="0"/>
+        </w:rPr>
+        <w:t>, then reveal it for feedback. These are supported teaching cases; retain the separate independent assessment for a fresh first attempt.</w:t>
+      </w:r>
+    </w:p>
+    <w:p>
+      <w:pPr>
         <w:pStyle w:val="Heading3"/>
       </w:pPr>
       <w:r>
-        <w:t>Discuss while showing the picture</w:t>
-      </w:r>
-    </w:p>
-    <w:p>
-      <w:pPr>
-        <w:spacing w:line="336" w:lineRule="auto" w:after="180"/>
-        <w:shd w:fill="F1F6F8"/>
-      </w:pPr>
-      <w:r>
-        <w:rPr>
-          <w:b w:val="0"/>
-        </w:rPr>
-        <w:t xml:space="preserve">Teacher prompt: Draw your project trace and justify the deciding step using </w:t>
-      </w:r>
-      <w:r>
-        <w:rPr>
-          <w:b/>
-        </w:rPr>
-        <w:t>evidence</w:t>
-      </w:r>
-      <w:r>
-        <w:rPr>
-          <w:b w:val="0"/>
-        </w:rPr>
-        <w:t>. Ask learners to describe one label or arrow in ordinary words. Use the adjacent transcript if the image is difficult to see.</w:t>
-      </w:r>
-    </w:p>
-    <w:p>
-      <w:pPr>
-        <w:spacing w:line="336" w:lineRule="auto" w:after="180"/>
-        <w:shd w:fill="F1F6F8"/>
-      </w:pPr>
-      <w:r>
-        <w:rPr>
-          <w:b w:val="0"/>
-        </w:rPr>
-        <w:t xml:space="preserve">Supported practice key: No. They describe </w:t>
-      </w:r>
-      <w:r>
-        <w:rPr>
-          <w:b/>
-        </w:rPr>
-        <w:t>input</w:t>
-      </w:r>
-      <w:r>
-        <w:rPr>
-          <w:b w:val="0"/>
-        </w:rPr>
-        <w:t>-case types. No user-group membership or group-specific outcomes were supplied.</w:t>
+        <w:t>01. Test Diverse Users: the case</w:t>
+      </w:r>
+    </w:p>
+    <w:p>
+      <w:pPr>
+        <w:pStyle w:val="Heading3"/>
+      </w:pPr>
+      <w:r>
+        <w:t>02. Follow the deciding steps</w:t>
+      </w:r>
+    </w:p>
+    <w:p>
+      <w:pPr>
+        <w:pStyle w:val="Heading3"/>
+      </w:pPr>
+      <w:r>
+        <w:t>03. Disjoint evaluation categories</w:t>
+      </w:r>
+    </w:p>
+    <w:p>
+      <w:pPr>
+        <w:pStyle w:val="Heading3"/>
+      </w:pPr>
+      <w:r>
+        <w:t>04. Change one thing. Trace what follows.</w:t>
+      </w:r>
+    </w:p>
+    <w:p>
+      <w:pPr>
+        <w:pStyle w:val="Heading3"/>
+      </w:pPr>
+      <w:r>
+        <w:t>05. Connect the explanation to its limit</w:t>
+      </w:r>
+    </w:p>
+    <w:p>
+      <w:pPr>
+        <w:pStyle w:val="Heading3"/>
+      </w:pPr>
+      <w:r>
+        <w:t>06. Make the idea visible in your project</w:t>
       </w:r>
     </w:p>
     <w:sectPr>
